--- a/Fase 2/Evidencias Proyecto/Evidencias de Documentación/Análisis y Diseño/Documento de Especificación de Requerimientos (ERS) - TTDH Automation.docx
+++ b/Fase 2/Evidencias Proyecto/Evidencias de Documentación/Análisis y Diseño/Documento de Especificación de Requerimientos (ERS) - TTDH Automation.docx
@@ -1415,6 +1415,6801 @@
         </w:rPr>
       </w:r>
     </w:p>
+    <w:p>
+      <w:pPr>
+        <w:pStyle w:val="Title"/>
+        <w:keepNext/>
+      </w:pPr>
+      <w:r>
+        <w:t>6. Casos de Uso</w:t>
+      </w:r>
+    </w:p>
+    <w:p>
+      <w:r>
+        <w:t>Esta sección describe las interacciones entre los actores y la plataforma TTDH Automation. Cada caso de uso se vincula con los requerimientos funcionales (RF) y reglas de negocio (RN) definidos en las secciones anteriores.</w:t>
+      </w:r>
+    </w:p>
+    <w:p>
+      <w:pPr>
+        <w:pStyle w:val="Heading2"/>
+        <w:keepNext/>
+      </w:pPr>
+      <w:r>
+        <w:t>6.1 Actores del Sistema</w:t>
+      </w:r>
+    </w:p>
+    <w:tbl>
+      <w:tblPr>
+        <w:tblW w:type="auto" w:w="0"/>
+        <w:tblLook w:firstColumn="1" w:firstRow="1" w:lastColumn="0" w:lastRow="0" w:noHBand="0" w:noVBand="1" w:val="04A0"/>
+        <w:tblBorders>
+          <w:top w:val="single" w:sz="4" w:space="0" w:color="CBD5E1"/>
+          <w:left w:val="single" w:sz="4" w:space="0" w:color="CBD5E1"/>
+          <w:bottom w:val="single" w:sz="4" w:space="0" w:color="CBD5E1"/>
+          <w:right w:val="single" w:sz="4" w:space="0" w:color="CBD5E1"/>
+          <w:insideH w:val="single" w:sz="4" w:space="0" w:color="CBD5E1"/>
+          <w:insideV w:val="single" w:sz="4" w:space="0" w:color="CBD5E1"/>
+        </w:tblBorders>
+      </w:tblPr>
+      <w:tblGrid>
+        <w:gridCol w:w="3010"/>
+        <w:gridCol w:w="3010"/>
+        <w:gridCol w:w="3010"/>
+      </w:tblGrid>
+      <w:tr>
+        <w:trPr>
+          <w:cantSplit w:val="1"/>
+          <w:tblHeader w:val="1"/>
+        </w:trPr>
+        <w:tc>
+          <w:tcPr>
+            <w:tcW w:type="dxa" w:w="2304"/>
+            <w:shd w:val="clear" w:color="auto" w:fill="DCE8F5"/>
+          </w:tcPr>
+          <w:p>
+            <w:pPr>
+              <w:spacing w:after="20"/>
+            </w:pPr>
+            <w:r/>
+            <w:r>
+              <w:rPr>
+                <w:b/>
+                <w:sz w:val="20"/>
+              </w:rPr>
+              <w:t>Actor</w:t>
+            </w:r>
+          </w:p>
+        </w:tc>
+        <w:tc>
+          <w:tcPr>
+            <w:tcW w:type="dxa" w:w="2016"/>
+            <w:shd w:val="clear" w:color="auto" w:fill="DCE8F5"/>
+          </w:tcPr>
+          <w:p>
+            <w:pPr>
+              <w:spacing w:after="20"/>
+            </w:pPr>
+            <w:r/>
+            <w:r>
+              <w:rPr>
+                <w:b/>
+                <w:sz w:val="20"/>
+              </w:rPr>
+              <w:t>Tipo</w:t>
+            </w:r>
+          </w:p>
+        </w:tc>
+        <w:tc>
+          <w:tcPr>
+            <w:tcW w:type="dxa" w:w="4680"/>
+            <w:shd w:val="clear" w:color="auto" w:fill="DCE8F5"/>
+          </w:tcPr>
+          <w:p>
+            <w:pPr>
+              <w:spacing w:after="20"/>
+            </w:pPr>
+            <w:r/>
+            <w:r>
+              <w:rPr>
+                <w:b/>
+                <w:sz w:val="20"/>
+              </w:rPr>
+              <w:t>Descripción</w:t>
+            </w:r>
+          </w:p>
+        </w:tc>
+      </w:tr>
+      <w:tr>
+        <w:trPr>
+          <w:cantSplit w:val="1"/>
+        </w:trPr>
+        <w:tc>
+          <w:tcPr>
+            <w:tcW w:type="dxa" w:w="2304"/>
+          </w:tcPr>
+          <w:p>
+            <w:pPr>
+              <w:spacing w:after="20"/>
+            </w:pPr>
+            <w:r/>
+            <w:r>
+              <w:rPr>
+                <w:b/>
+                <w:sz w:val="20"/>
+              </w:rPr>
+              <w:t>Usuario de Consulta</w:t>
+            </w:r>
+          </w:p>
+        </w:tc>
+        <w:tc>
+          <w:tcPr>
+            <w:tcW w:type="dxa" w:w="2016"/>
+          </w:tcPr>
+          <w:p>
+            <w:pPr>
+              <w:spacing w:after="20"/>
+            </w:pPr>
+            <w:r/>
+            <w:r>
+              <w:rPr>
+                <w:b w:val="0"/>
+                <w:sz w:val="20"/>
+              </w:rPr>
+              <w:t>Primario (humano)</w:t>
+            </w:r>
+          </w:p>
+        </w:tc>
+        <w:tc>
+          <w:tcPr>
+            <w:tcW w:type="dxa" w:w="4680"/>
+          </w:tcPr>
+          <w:p>
+            <w:pPr>
+              <w:spacing w:after="20"/>
+            </w:pPr>
+            <w:r/>
+            <w:r>
+              <w:rPr>
+                <w:b w:val="0"/>
+                <w:sz w:val="20"/>
+              </w:rPr>
+              <w:t>Usuario con acceso de solo lectura al dashboard de monitoreo. Es el rol base del que heredan los demás roles.</w:t>
+            </w:r>
+          </w:p>
+        </w:tc>
+      </w:tr>
+      <w:tr>
+        <w:trPr>
+          <w:cantSplit w:val="1"/>
+        </w:trPr>
+        <w:tc>
+          <w:tcPr>
+            <w:tcW w:type="dxa" w:w="2304"/>
+          </w:tcPr>
+          <w:p>
+            <w:pPr>
+              <w:spacing w:after="20"/>
+            </w:pPr>
+            <w:r/>
+            <w:r>
+              <w:rPr>
+                <w:b/>
+                <w:sz w:val="20"/>
+              </w:rPr>
+              <w:t>Analista de Conciliación</w:t>
+            </w:r>
+          </w:p>
+        </w:tc>
+        <w:tc>
+          <w:tcPr>
+            <w:tcW w:type="dxa" w:w="2016"/>
+          </w:tcPr>
+          <w:p>
+            <w:pPr>
+              <w:spacing w:after="20"/>
+            </w:pPr>
+            <w:r/>
+            <w:r>
+              <w:rPr>
+                <w:b w:val="0"/>
+                <w:sz w:val="20"/>
+              </w:rPr>
+              <w:t>Primario (humano)</w:t>
+            </w:r>
+          </w:p>
+        </w:tc>
+        <w:tc>
+          <w:tcPr>
+            <w:tcW w:type="dxa" w:w="4680"/>
+          </w:tcPr>
+          <w:p>
+            <w:pPr>
+              <w:spacing w:after="20"/>
+            </w:pPr>
+            <w:r/>
+            <w:r>
+              <w:rPr>
+                <w:b w:val="0"/>
+                <w:sz w:val="20"/>
+              </w:rPr>
+              <w:t>Opera el proceso diario: carga archivos TGR, gestiona excepciones, genera el archivo de respuesta, consulta insights de IA y exporta reportes.</w:t>
+            </w:r>
+          </w:p>
+        </w:tc>
+      </w:tr>
+      <w:tr>
+        <w:trPr>
+          <w:cantSplit w:val="1"/>
+        </w:trPr>
+        <w:tc>
+          <w:tcPr>
+            <w:tcW w:type="dxa" w:w="2304"/>
+          </w:tcPr>
+          <w:p>
+            <w:pPr>
+              <w:spacing w:after="20"/>
+            </w:pPr>
+            <w:r/>
+            <w:r>
+              <w:rPr>
+                <w:b/>
+                <w:sz w:val="20"/>
+              </w:rPr>
+              <w:t>Auditor</w:t>
+            </w:r>
+          </w:p>
+        </w:tc>
+        <w:tc>
+          <w:tcPr>
+            <w:tcW w:type="dxa" w:w="2016"/>
+          </w:tcPr>
+          <w:p>
+            <w:pPr>
+              <w:spacing w:after="20"/>
+            </w:pPr>
+            <w:r/>
+            <w:r>
+              <w:rPr>
+                <w:b w:val="0"/>
+                <w:sz w:val="20"/>
+              </w:rPr>
+              <w:t>Primario (humano)</w:t>
+            </w:r>
+          </w:p>
+        </w:tc>
+        <w:tc>
+          <w:tcPr>
+            <w:tcW w:type="dxa" w:w="4680"/>
+          </w:tcPr>
+          <w:p>
+            <w:pPr>
+              <w:spacing w:after="20"/>
+            </w:pPr>
+            <w:r/>
+            <w:r>
+              <w:rPr>
+                <w:b w:val="0"/>
+                <w:sz w:val="20"/>
+              </w:rPr>
+              <w:t>Revisa la trazabilidad del proceso mediante la bitácora de auditoría y exporta reportes para control.</w:t>
+            </w:r>
+          </w:p>
+        </w:tc>
+      </w:tr>
+      <w:tr>
+        <w:trPr>
+          <w:cantSplit w:val="1"/>
+        </w:trPr>
+        <w:tc>
+          <w:tcPr>
+            <w:tcW w:type="dxa" w:w="2304"/>
+          </w:tcPr>
+          <w:p>
+            <w:pPr>
+              <w:spacing w:after="20"/>
+            </w:pPr>
+            <w:r/>
+            <w:r>
+              <w:rPr>
+                <w:b/>
+                <w:sz w:val="20"/>
+              </w:rPr>
+              <w:t>Administrador</w:t>
+            </w:r>
+          </w:p>
+        </w:tc>
+        <w:tc>
+          <w:tcPr>
+            <w:tcW w:type="dxa" w:w="2016"/>
+          </w:tcPr>
+          <w:p>
+            <w:pPr>
+              <w:spacing w:after="20"/>
+            </w:pPr>
+            <w:r/>
+            <w:r>
+              <w:rPr>
+                <w:b w:val="0"/>
+                <w:sz w:val="20"/>
+              </w:rPr>
+              <w:t>Primario (humano)</w:t>
+            </w:r>
+          </w:p>
+        </w:tc>
+        <w:tc>
+          <w:tcPr>
+            <w:tcW w:type="dxa" w:w="4680"/>
+          </w:tcPr>
+          <w:p>
+            <w:pPr>
+              <w:spacing w:after="20"/>
+            </w:pPr>
+            <w:r/>
+            <w:r>
+              <w:rPr>
+                <w:b w:val="0"/>
+                <w:sz w:val="20"/>
+              </w:rPr>
+              <w:t>Hereda las funciones del Analista y además administra usuarios, roles y permisos de la plataforma.</w:t>
+            </w:r>
+          </w:p>
+        </w:tc>
+      </w:tr>
+      <w:tr>
+        <w:trPr>
+          <w:cantSplit w:val="1"/>
+        </w:trPr>
+        <w:tc>
+          <w:tcPr>
+            <w:tcW w:type="dxa" w:w="2304"/>
+          </w:tcPr>
+          <w:p>
+            <w:pPr>
+              <w:spacing w:after="20"/>
+            </w:pPr>
+            <w:r/>
+            <w:r>
+              <w:rPr>
+                <w:b/>
+                <w:sz w:val="20"/>
+              </w:rPr>
+              <w:t>TGR (SFTP)</w:t>
+            </w:r>
+          </w:p>
+        </w:tc>
+        <w:tc>
+          <w:tcPr>
+            <w:tcW w:type="dxa" w:w="2016"/>
+          </w:tcPr>
+          <w:p>
+            <w:pPr>
+              <w:spacing w:after="20"/>
+            </w:pPr>
+            <w:r/>
+            <w:r>
+              <w:rPr>
+                <w:b w:val="0"/>
+                <w:sz w:val="20"/>
+              </w:rPr>
+              <w:t>Secundario (sistema externo)</w:t>
+            </w:r>
+          </w:p>
+        </w:tc>
+        <w:tc>
+          <w:tcPr>
+            <w:tcW w:type="dxa" w:w="4680"/>
+          </w:tcPr>
+          <w:p>
+            <w:pPr>
+              <w:spacing w:after="20"/>
+            </w:pPr>
+            <w:r/>
+            <w:r>
+              <w:rPr>
+                <w:b w:val="0"/>
+                <w:sz w:val="20"/>
+              </w:rPr>
+              <w:t>Tesorería General de la República. Deposita periódicamente los archivos de deudores en el directorio SFTP.</w:t>
+            </w:r>
+          </w:p>
+        </w:tc>
+      </w:tr>
+      <w:tr>
+        <w:trPr>
+          <w:cantSplit w:val="1"/>
+        </w:trPr>
+        <w:tc>
+          <w:tcPr>
+            <w:tcW w:type="dxa" w:w="2304"/>
+          </w:tcPr>
+          <w:p>
+            <w:pPr>
+              <w:spacing w:after="20"/>
+            </w:pPr>
+            <w:r/>
+            <w:r>
+              <w:rPr>
+                <w:b/>
+                <w:sz w:val="20"/>
+              </w:rPr>
+              <w:t>Core Bancario</w:t>
+            </w:r>
+          </w:p>
+        </w:tc>
+        <w:tc>
+          <w:tcPr>
+            <w:tcW w:type="dxa" w:w="2016"/>
+          </w:tcPr>
+          <w:p>
+            <w:pPr>
+              <w:spacing w:after="20"/>
+            </w:pPr>
+            <w:r/>
+            <w:r>
+              <w:rPr>
+                <w:b w:val="0"/>
+                <w:sz w:val="20"/>
+              </w:rPr>
+              <w:t>Secundario (sistema externo)</w:t>
+            </w:r>
+          </w:p>
+        </w:tc>
+        <w:tc>
+          <w:tcPr>
+            <w:tcW w:type="dxa" w:w="4680"/>
+          </w:tcPr>
+          <w:p>
+            <w:pPr>
+              <w:spacing w:after="20"/>
+            </w:pPr>
+            <w:r/>
+            <w:r>
+              <w:rPr>
+                <w:b w:val="0"/>
+                <w:sz w:val="20"/>
+              </w:rPr>
+              <w:t>Sistema transaccional de Banco Genérico consultado para verificar cuentas de destino, estados de pago y saldos.</w:t>
+            </w:r>
+          </w:p>
+        </w:tc>
+      </w:tr>
+      <w:tr>
+        <w:trPr>
+          <w:cantSplit w:val="1"/>
+        </w:trPr>
+        <w:tc>
+          <w:tcPr>
+            <w:tcW w:type="dxa" w:w="2304"/>
+          </w:tcPr>
+          <w:p>
+            <w:pPr>
+              <w:spacing w:after="20"/>
+            </w:pPr>
+            <w:r/>
+            <w:r>
+              <w:rPr>
+                <w:b/>
+                <w:sz w:val="20"/>
+              </w:rPr>
+              <w:t>Active Directory / SSO</w:t>
+            </w:r>
+          </w:p>
+        </w:tc>
+        <w:tc>
+          <w:tcPr>
+            <w:tcW w:type="dxa" w:w="2016"/>
+          </w:tcPr>
+          <w:p>
+            <w:pPr>
+              <w:spacing w:after="20"/>
+            </w:pPr>
+            <w:r/>
+            <w:r>
+              <w:rPr>
+                <w:b w:val="0"/>
+                <w:sz w:val="20"/>
+              </w:rPr>
+              <w:t>Secundario (sistema externo)</w:t>
+            </w:r>
+          </w:p>
+        </w:tc>
+        <w:tc>
+          <w:tcPr>
+            <w:tcW w:type="dxa" w:w="4680"/>
+          </w:tcPr>
+          <w:p>
+            <w:pPr>
+              <w:spacing w:after="20"/>
+            </w:pPr>
+            <w:r/>
+            <w:r>
+              <w:rPr>
+                <w:b w:val="0"/>
+                <w:sz w:val="20"/>
+              </w:rPr>
+              <w:t>Servicio institucional de autenticación de Banco Genérico.</w:t>
+            </w:r>
+          </w:p>
+        </w:tc>
+      </w:tr>
+    </w:tbl>
+    <w:p/>
+    <w:p>
+      <w:pPr>
+        <w:pStyle w:val="Heading2"/>
+        <w:keepNext/>
+      </w:pPr>
+      <w:r>
+        <w:t>6.2 Diagrama de Casos de Uso</w:t>
+      </w:r>
+    </w:p>
+    <w:p>
+      <w:r>
+        <w:t>El diagrama muestra los once casos de uso del sistema. Los roles de usuario se organizan por herencia: el Analista y el Auditor heredan las funciones del Usuario de Consulta, y el Administrador hereda las del Analista. La carga de un archivo incluye su procesamiento ETL, que a su vez incluye el cruce con el Core Bancario.</w:t>
+      </w:r>
+    </w:p>
+    <w:p>
+      <w:pPr>
+        <w:jc w:val="center"/>
+      </w:pPr>
+      <w:r>
+        <w:drawing>
+          <wp:inline>
+            <wp:extent cx="5715000" cy="3665809"/>
+            <wp:docPr id="1" name="Picture 1"/>
+            <wp:cNvGraphicFramePr>
+              <a:graphicFrameLocks noChangeAspect="1"/>
+            </wp:cNvGraphicFramePr>
+            <a:graphic>
+              <a:graphicData uri="http://schemas.openxmlformats.org/drawingml/2006/picture">
+                <pic:pic>
+                  <pic:nvPicPr>
+                    <pic:cNvPr id="0" name="01_casos_de_uso.png"/>
+                    <pic:cNvPicPr/>
+                  </pic:nvPicPr>
+                  <pic:blipFill>
+                    <a:blip r:embed="rId6"/>
+                    <a:stretch>
+                      <a:fillRect/>
+                    </a:stretch>
+                  </pic:blipFill>
+                  <pic:spPr>
+                    <a:xfrm>
+                      <a:off x="0" y="0"/>
+                      <a:ext cx="5715000" cy="3665809"/>
+                    </a:xfrm>
+                    <a:prstGeom prst="rect"/>
+                  </pic:spPr>
+                </pic:pic>
+              </a:graphicData>
+            </a:graphic>
+          </wp:inline>
+        </w:drawing>
+      </w:r>
+    </w:p>
+    <w:p>
+      <w:pPr>
+        <w:jc w:val="center"/>
+      </w:pPr>
+      <w:r>
+        <w:rPr>
+          <w:i/>
+          <w:sz w:val="18"/>
+        </w:rPr>
+        <w:t>Figura 1: Diagrama de casos de uso de TTDH Automation.</w:t>
+      </w:r>
+    </w:p>
+    <w:p>
+      <w:pPr>
+        <w:pStyle w:val="Heading2"/>
+        <w:keepNext/>
+      </w:pPr>
+      <w:r>
+        <w:t>6.3 Resumen de Casos de Uso</w:t>
+      </w:r>
+    </w:p>
+    <w:tbl>
+      <w:tblPr>
+        <w:tblW w:type="auto" w:w="0"/>
+        <w:tblLook w:firstColumn="1" w:firstRow="1" w:lastColumn="0" w:lastRow="0" w:noHBand="0" w:noVBand="1" w:val="04A0"/>
+        <w:tblBorders>
+          <w:top w:val="single" w:sz="4" w:space="0" w:color="CBD5E1"/>
+          <w:left w:val="single" w:sz="4" w:space="0" w:color="CBD5E1"/>
+          <w:bottom w:val="single" w:sz="4" w:space="0" w:color="CBD5E1"/>
+          <w:right w:val="single" w:sz="4" w:space="0" w:color="CBD5E1"/>
+          <w:insideH w:val="single" w:sz="4" w:space="0" w:color="CBD5E1"/>
+          <w:insideV w:val="single" w:sz="4" w:space="0" w:color="CBD5E1"/>
+        </w:tblBorders>
+      </w:tblPr>
+      <w:tblGrid>
+        <w:gridCol w:w="2257"/>
+        <w:gridCol w:w="2257"/>
+        <w:gridCol w:w="2257"/>
+        <w:gridCol w:w="2257"/>
+      </w:tblGrid>
+      <w:tr>
+        <w:trPr>
+          <w:cantSplit w:val="1"/>
+          <w:tblHeader w:val="1"/>
+        </w:trPr>
+        <w:tc>
+          <w:tcPr>
+            <w:tcW w:type="dxa" w:w="1008"/>
+            <w:shd w:val="clear" w:color="auto" w:fill="DCE8F5"/>
+          </w:tcPr>
+          <w:p>
+            <w:pPr>
+              <w:spacing w:after="20"/>
+            </w:pPr>
+            <w:r/>
+            <w:r>
+              <w:rPr>
+                <w:b/>
+                <w:sz w:val="20"/>
+              </w:rPr>
+              <w:t>Código</w:t>
+            </w:r>
+          </w:p>
+        </w:tc>
+        <w:tc>
+          <w:tcPr>
+            <w:tcW w:type="dxa" w:w="2880"/>
+            <w:shd w:val="clear" w:color="auto" w:fill="DCE8F5"/>
+          </w:tcPr>
+          <w:p>
+            <w:pPr>
+              <w:spacing w:after="20"/>
+            </w:pPr>
+            <w:r/>
+            <w:r>
+              <w:rPr>
+                <w:b/>
+                <w:sz w:val="20"/>
+              </w:rPr>
+              <w:t>Caso de uso</w:t>
+            </w:r>
+          </w:p>
+        </w:tc>
+        <w:tc>
+          <w:tcPr>
+            <w:tcW w:type="dxa" w:w="2880"/>
+            <w:shd w:val="clear" w:color="auto" w:fill="DCE8F5"/>
+          </w:tcPr>
+          <w:p>
+            <w:pPr>
+              <w:spacing w:after="20"/>
+            </w:pPr>
+            <w:r/>
+            <w:r>
+              <w:rPr>
+                <w:b/>
+                <w:sz w:val="20"/>
+              </w:rPr>
+              <w:t>Actor principal</w:t>
+            </w:r>
+          </w:p>
+        </w:tc>
+        <w:tc>
+          <w:tcPr>
+            <w:tcW w:type="dxa" w:w="2232"/>
+            <w:shd w:val="clear" w:color="auto" w:fill="DCE8F5"/>
+          </w:tcPr>
+          <w:p>
+            <w:pPr>
+              <w:spacing w:after="20"/>
+            </w:pPr>
+            <w:r/>
+            <w:r>
+              <w:rPr>
+                <w:b/>
+                <w:sz w:val="20"/>
+              </w:rPr>
+              <w:t>Requerimientos</w:t>
+            </w:r>
+          </w:p>
+        </w:tc>
+      </w:tr>
+      <w:tr>
+        <w:trPr>
+          <w:cantSplit w:val="1"/>
+        </w:trPr>
+        <w:tc>
+          <w:tcPr>
+            <w:tcW w:type="dxa" w:w="1008"/>
+          </w:tcPr>
+          <w:p>
+            <w:pPr>
+              <w:spacing w:after="20"/>
+            </w:pPr>
+            <w:r/>
+            <w:r>
+              <w:rPr>
+                <w:b/>
+                <w:sz w:val="20"/>
+              </w:rPr>
+              <w:t>CU01</w:t>
+            </w:r>
+          </w:p>
+        </w:tc>
+        <w:tc>
+          <w:tcPr>
+            <w:tcW w:type="dxa" w:w="2880"/>
+          </w:tcPr>
+          <w:p>
+            <w:pPr>
+              <w:spacing w:after="20"/>
+            </w:pPr>
+            <w:r/>
+            <w:r>
+              <w:rPr>
+                <w:b w:val="0"/>
+                <w:sz w:val="20"/>
+              </w:rPr>
+              <w:t>Iniciar sesión</w:t>
+            </w:r>
+          </w:p>
+        </w:tc>
+        <w:tc>
+          <w:tcPr>
+            <w:tcW w:type="dxa" w:w="2880"/>
+          </w:tcPr>
+          <w:p>
+            <w:pPr>
+              <w:spacing w:after="20"/>
+            </w:pPr>
+            <w:r/>
+            <w:r>
+              <w:rPr>
+                <w:b w:val="0"/>
+                <w:sz w:val="20"/>
+              </w:rPr>
+              <w:t>Todos los usuarios; Active Directory / SSO</w:t>
+            </w:r>
+          </w:p>
+        </w:tc>
+        <w:tc>
+          <w:tcPr>
+            <w:tcW w:type="dxa" w:w="2232"/>
+          </w:tcPr>
+          <w:p>
+            <w:pPr>
+              <w:spacing w:after="20"/>
+            </w:pPr>
+            <w:r/>
+            <w:r>
+              <w:rPr>
+                <w:b w:val="0"/>
+                <w:sz w:val="20"/>
+              </w:rPr>
+              <w:t>RF09; RNF Seguridad / RBAC</w:t>
+            </w:r>
+          </w:p>
+        </w:tc>
+      </w:tr>
+      <w:tr>
+        <w:trPr>
+          <w:cantSplit w:val="1"/>
+        </w:trPr>
+        <w:tc>
+          <w:tcPr>
+            <w:tcW w:type="dxa" w:w="1008"/>
+          </w:tcPr>
+          <w:p>
+            <w:pPr>
+              <w:spacing w:after="20"/>
+            </w:pPr>
+            <w:r/>
+            <w:r>
+              <w:rPr>
+                <w:b/>
+                <w:sz w:val="20"/>
+              </w:rPr>
+              <w:t>CU02</w:t>
+            </w:r>
+          </w:p>
+        </w:tc>
+        <w:tc>
+          <w:tcPr>
+            <w:tcW w:type="dxa" w:w="2880"/>
+          </w:tcPr>
+          <w:p>
+            <w:pPr>
+              <w:spacing w:after="20"/>
+            </w:pPr>
+            <w:r/>
+            <w:r>
+              <w:rPr>
+                <w:b w:val="0"/>
+                <w:sz w:val="20"/>
+              </w:rPr>
+              <w:t>Cargar archivo TGR</w:t>
+            </w:r>
+          </w:p>
+        </w:tc>
+        <w:tc>
+          <w:tcPr>
+            <w:tcW w:type="dxa" w:w="2880"/>
+          </w:tcPr>
+          <w:p>
+            <w:pPr>
+              <w:spacing w:after="20"/>
+            </w:pPr>
+            <w:r/>
+            <w:r>
+              <w:rPr>
+                <w:b w:val="0"/>
+                <w:sz w:val="20"/>
+              </w:rPr>
+              <w:t>Analista de Conciliación; TGR (SFTP)</w:t>
+            </w:r>
+          </w:p>
+        </w:tc>
+        <w:tc>
+          <w:tcPr>
+            <w:tcW w:type="dxa" w:w="2232"/>
+          </w:tcPr>
+          <w:p>
+            <w:pPr>
+              <w:spacing w:after="20"/>
+            </w:pPr>
+            <w:r/>
+            <w:r>
+              <w:rPr>
+                <w:b w:val="0"/>
+                <w:sz w:val="20"/>
+              </w:rPr>
+              <w:t>RF01</w:t>
+            </w:r>
+          </w:p>
+        </w:tc>
+      </w:tr>
+      <w:tr>
+        <w:trPr>
+          <w:cantSplit w:val="1"/>
+        </w:trPr>
+        <w:tc>
+          <w:tcPr>
+            <w:tcW w:type="dxa" w:w="1008"/>
+          </w:tcPr>
+          <w:p>
+            <w:pPr>
+              <w:spacing w:after="20"/>
+            </w:pPr>
+            <w:r/>
+            <w:r>
+              <w:rPr>
+                <w:b/>
+                <w:sz w:val="20"/>
+              </w:rPr>
+              <w:t>CU03</w:t>
+            </w:r>
+          </w:p>
+        </w:tc>
+        <w:tc>
+          <w:tcPr>
+            <w:tcW w:type="dxa" w:w="2880"/>
+          </w:tcPr>
+          <w:p>
+            <w:pPr>
+              <w:spacing w:after="20"/>
+            </w:pPr>
+            <w:r/>
+            <w:r>
+              <w:rPr>
+                <w:b w:val="0"/>
+                <w:sz w:val="20"/>
+              </w:rPr>
+              <w:t>Procesar y validar archivo (ETL)</w:t>
+            </w:r>
+          </w:p>
+        </w:tc>
+        <w:tc>
+          <w:tcPr>
+            <w:tcW w:type="dxa" w:w="2880"/>
+          </w:tcPr>
+          <w:p>
+            <w:pPr>
+              <w:spacing w:after="20"/>
+            </w:pPr>
+            <w:r/>
+            <w:r>
+              <w:rPr>
+                <w:b w:val="0"/>
+                <w:sz w:val="20"/>
+              </w:rPr>
+              <w:t>Sistema (incluido desde CU02)</w:t>
+            </w:r>
+          </w:p>
+        </w:tc>
+        <w:tc>
+          <w:tcPr>
+            <w:tcW w:type="dxa" w:w="2232"/>
+          </w:tcPr>
+          <w:p>
+            <w:pPr>
+              <w:spacing w:after="20"/>
+            </w:pPr>
+            <w:r/>
+            <w:r>
+              <w:rPr>
+                <w:b w:val="0"/>
+                <w:sz w:val="20"/>
+              </w:rPr>
+              <w:t>RF02, RF03; RN01, RN02, RN03, RN04</w:t>
+            </w:r>
+          </w:p>
+        </w:tc>
+      </w:tr>
+      <w:tr>
+        <w:trPr>
+          <w:cantSplit w:val="1"/>
+        </w:trPr>
+        <w:tc>
+          <w:tcPr>
+            <w:tcW w:type="dxa" w:w="1008"/>
+          </w:tcPr>
+          <w:p>
+            <w:pPr>
+              <w:spacing w:after="20"/>
+            </w:pPr>
+            <w:r/>
+            <w:r>
+              <w:rPr>
+                <w:b/>
+                <w:sz w:val="20"/>
+              </w:rPr>
+              <w:t>CU04</w:t>
+            </w:r>
+          </w:p>
+        </w:tc>
+        <w:tc>
+          <w:tcPr>
+            <w:tcW w:type="dxa" w:w="2880"/>
+          </w:tcPr>
+          <w:p>
+            <w:pPr>
+              <w:spacing w:after="20"/>
+            </w:pPr>
+            <w:r/>
+            <w:r>
+              <w:rPr>
+                <w:b w:val="0"/>
+                <w:sz w:val="20"/>
+              </w:rPr>
+              <w:t>Ejecutar cruce con Core Bancario</w:t>
+            </w:r>
+          </w:p>
+        </w:tc>
+        <w:tc>
+          <w:tcPr>
+            <w:tcW w:type="dxa" w:w="2880"/>
+          </w:tcPr>
+          <w:p>
+            <w:pPr>
+              <w:spacing w:after="20"/>
+            </w:pPr>
+            <w:r/>
+            <w:r>
+              <w:rPr>
+                <w:b w:val="0"/>
+                <w:sz w:val="20"/>
+              </w:rPr>
+              <w:t>Sistema; Core Bancario</w:t>
+            </w:r>
+          </w:p>
+        </w:tc>
+        <w:tc>
+          <w:tcPr>
+            <w:tcW w:type="dxa" w:w="2232"/>
+          </w:tcPr>
+          <w:p>
+            <w:pPr>
+              <w:spacing w:after="20"/>
+            </w:pPr>
+            <w:r/>
+            <w:r>
+              <w:rPr>
+                <w:b w:val="0"/>
+                <w:sz w:val="20"/>
+              </w:rPr>
+              <w:t>RF04, RF05</w:t>
+            </w:r>
+          </w:p>
+        </w:tc>
+      </w:tr>
+      <w:tr>
+        <w:trPr>
+          <w:cantSplit w:val="1"/>
+        </w:trPr>
+        <w:tc>
+          <w:tcPr>
+            <w:tcW w:type="dxa" w:w="1008"/>
+          </w:tcPr>
+          <w:p>
+            <w:pPr>
+              <w:spacing w:after="20"/>
+            </w:pPr>
+            <w:r/>
+            <w:r>
+              <w:rPr>
+                <w:b/>
+                <w:sz w:val="20"/>
+              </w:rPr>
+              <w:t>CU05</w:t>
+            </w:r>
+          </w:p>
+        </w:tc>
+        <w:tc>
+          <w:tcPr>
+            <w:tcW w:type="dxa" w:w="2880"/>
+          </w:tcPr>
+          <w:p>
+            <w:pPr>
+              <w:spacing w:after="20"/>
+            </w:pPr>
+            <w:r/>
+            <w:r>
+              <w:rPr>
+                <w:b w:val="0"/>
+                <w:sz w:val="20"/>
+              </w:rPr>
+              <w:t>Gestionar excepciones y rechazos</w:t>
+            </w:r>
+          </w:p>
+        </w:tc>
+        <w:tc>
+          <w:tcPr>
+            <w:tcW w:type="dxa" w:w="2880"/>
+          </w:tcPr>
+          <w:p>
+            <w:pPr>
+              <w:spacing w:after="20"/>
+            </w:pPr>
+            <w:r/>
+            <w:r>
+              <w:rPr>
+                <w:b w:val="0"/>
+                <w:sz w:val="20"/>
+              </w:rPr>
+              <w:t>Analista de Conciliación</w:t>
+            </w:r>
+          </w:p>
+        </w:tc>
+        <w:tc>
+          <w:tcPr>
+            <w:tcW w:type="dxa" w:w="2232"/>
+          </w:tcPr>
+          <w:p>
+            <w:pPr>
+              <w:spacing w:after="20"/>
+            </w:pPr>
+            <w:r/>
+            <w:r>
+              <w:rPr>
+                <w:b w:val="0"/>
+                <w:sz w:val="20"/>
+              </w:rPr>
+              <w:t>RF05</w:t>
+            </w:r>
+          </w:p>
+        </w:tc>
+      </w:tr>
+      <w:tr>
+        <w:trPr>
+          <w:cantSplit w:val="1"/>
+        </w:trPr>
+        <w:tc>
+          <w:tcPr>
+            <w:tcW w:type="dxa" w:w="1008"/>
+          </w:tcPr>
+          <w:p>
+            <w:pPr>
+              <w:spacing w:after="20"/>
+            </w:pPr>
+            <w:r/>
+            <w:r>
+              <w:rPr>
+                <w:b/>
+                <w:sz w:val="20"/>
+              </w:rPr>
+              <w:t>CU06</w:t>
+            </w:r>
+          </w:p>
+        </w:tc>
+        <w:tc>
+          <w:tcPr>
+            <w:tcW w:type="dxa" w:w="2880"/>
+          </w:tcPr>
+          <w:p>
+            <w:pPr>
+              <w:spacing w:after="20"/>
+            </w:pPr>
+            <w:r/>
+            <w:r>
+              <w:rPr>
+                <w:b w:val="0"/>
+                <w:sz w:val="20"/>
+              </w:rPr>
+              <w:t>Consultar dashboard de monitoreo</w:t>
+            </w:r>
+          </w:p>
+        </w:tc>
+        <w:tc>
+          <w:tcPr>
+            <w:tcW w:type="dxa" w:w="2880"/>
+          </w:tcPr>
+          <w:p>
+            <w:pPr>
+              <w:spacing w:after="20"/>
+            </w:pPr>
+            <w:r/>
+            <w:r>
+              <w:rPr>
+                <w:b w:val="0"/>
+                <w:sz w:val="20"/>
+              </w:rPr>
+              <w:t>Todos los usuarios</w:t>
+            </w:r>
+          </w:p>
+        </w:tc>
+        <w:tc>
+          <w:tcPr>
+            <w:tcW w:type="dxa" w:w="2232"/>
+          </w:tcPr>
+          <w:p>
+            <w:pPr>
+              <w:spacing w:after="20"/>
+            </w:pPr>
+            <w:r/>
+            <w:r>
+              <w:rPr>
+                <w:b w:val="0"/>
+                <w:sz w:val="20"/>
+              </w:rPr>
+              <w:t>RF06; RNF Rendimiento</w:t>
+            </w:r>
+          </w:p>
+        </w:tc>
+      </w:tr>
+      <w:tr>
+        <w:trPr>
+          <w:cantSplit w:val="1"/>
+        </w:trPr>
+        <w:tc>
+          <w:tcPr>
+            <w:tcW w:type="dxa" w:w="1008"/>
+          </w:tcPr>
+          <w:p>
+            <w:pPr>
+              <w:spacing w:after="20"/>
+            </w:pPr>
+            <w:r/>
+            <w:r>
+              <w:rPr>
+                <w:b/>
+                <w:sz w:val="20"/>
+              </w:rPr>
+              <w:t>CU07</w:t>
+            </w:r>
+          </w:p>
+        </w:tc>
+        <w:tc>
+          <w:tcPr>
+            <w:tcW w:type="dxa" w:w="2880"/>
+          </w:tcPr>
+          <w:p>
+            <w:pPr>
+              <w:spacing w:after="20"/>
+            </w:pPr>
+            <w:r/>
+            <w:r>
+              <w:rPr>
+                <w:b w:val="0"/>
+                <w:sz w:val="20"/>
+              </w:rPr>
+              <w:t>Generar archivo de respuesta TGR</w:t>
+            </w:r>
+          </w:p>
+        </w:tc>
+        <w:tc>
+          <w:tcPr>
+            <w:tcW w:type="dxa" w:w="2880"/>
+          </w:tcPr>
+          <w:p>
+            <w:pPr>
+              <w:spacing w:after="20"/>
+            </w:pPr>
+            <w:r/>
+            <w:r>
+              <w:rPr>
+                <w:b w:val="0"/>
+                <w:sz w:val="20"/>
+              </w:rPr>
+              <w:t>Analista de Conciliación</w:t>
+            </w:r>
+          </w:p>
+        </w:tc>
+        <w:tc>
+          <w:tcPr>
+            <w:tcW w:type="dxa" w:w="2232"/>
+          </w:tcPr>
+          <w:p>
+            <w:pPr>
+              <w:spacing w:after="20"/>
+            </w:pPr>
+            <w:r/>
+            <w:r>
+              <w:rPr>
+                <w:b w:val="0"/>
+                <w:sz w:val="20"/>
+              </w:rPr>
+              <w:t>RF07</w:t>
+            </w:r>
+          </w:p>
+        </w:tc>
+      </w:tr>
+      <w:tr>
+        <w:trPr>
+          <w:cantSplit w:val="1"/>
+        </w:trPr>
+        <w:tc>
+          <w:tcPr>
+            <w:tcW w:type="dxa" w:w="1008"/>
+          </w:tcPr>
+          <w:p>
+            <w:pPr>
+              <w:spacing w:after="20"/>
+            </w:pPr>
+            <w:r/>
+            <w:r>
+              <w:rPr>
+                <w:b/>
+                <w:sz w:val="20"/>
+              </w:rPr>
+              <w:t>CU08</w:t>
+            </w:r>
+          </w:p>
+        </w:tc>
+        <w:tc>
+          <w:tcPr>
+            <w:tcW w:type="dxa" w:w="2880"/>
+          </w:tcPr>
+          <w:p>
+            <w:pPr>
+              <w:spacing w:after="20"/>
+            </w:pPr>
+            <w:r/>
+            <w:r>
+              <w:rPr>
+                <w:b w:val="0"/>
+                <w:sz w:val="20"/>
+              </w:rPr>
+              <w:t>Consultar insights de IA</w:t>
+            </w:r>
+          </w:p>
+        </w:tc>
+        <w:tc>
+          <w:tcPr>
+            <w:tcW w:type="dxa" w:w="2880"/>
+          </w:tcPr>
+          <w:p>
+            <w:pPr>
+              <w:spacing w:after="20"/>
+            </w:pPr>
+            <w:r/>
+            <w:r>
+              <w:rPr>
+                <w:b w:val="0"/>
+                <w:sz w:val="20"/>
+              </w:rPr>
+              <w:t>Analista de Conciliación</w:t>
+            </w:r>
+          </w:p>
+        </w:tc>
+        <w:tc>
+          <w:tcPr>
+            <w:tcW w:type="dxa" w:w="2232"/>
+          </w:tcPr>
+          <w:p>
+            <w:pPr>
+              <w:spacing w:after="20"/>
+            </w:pPr>
+            <w:r/>
+            <w:r>
+              <w:rPr>
+                <w:b w:val="0"/>
+                <w:sz w:val="20"/>
+              </w:rPr>
+              <w:t>RF08</w:t>
+            </w:r>
+          </w:p>
+        </w:tc>
+      </w:tr>
+      <w:tr>
+        <w:trPr>
+          <w:cantSplit w:val="1"/>
+        </w:trPr>
+        <w:tc>
+          <w:tcPr>
+            <w:tcW w:type="dxa" w:w="1008"/>
+          </w:tcPr>
+          <w:p>
+            <w:pPr>
+              <w:spacing w:after="20"/>
+            </w:pPr>
+            <w:r/>
+            <w:r>
+              <w:rPr>
+                <w:b/>
+                <w:sz w:val="20"/>
+              </w:rPr>
+              <w:t>CU09</w:t>
+            </w:r>
+          </w:p>
+        </w:tc>
+        <w:tc>
+          <w:tcPr>
+            <w:tcW w:type="dxa" w:w="2880"/>
+          </w:tcPr>
+          <w:p>
+            <w:pPr>
+              <w:spacing w:after="20"/>
+            </w:pPr>
+            <w:r/>
+            <w:r>
+              <w:rPr>
+                <w:b w:val="0"/>
+                <w:sz w:val="20"/>
+              </w:rPr>
+              <w:t>Exportar reportes y resultados</w:t>
+            </w:r>
+          </w:p>
+        </w:tc>
+        <w:tc>
+          <w:tcPr>
+            <w:tcW w:type="dxa" w:w="2880"/>
+          </w:tcPr>
+          <w:p>
+            <w:pPr>
+              <w:spacing w:after="20"/>
+            </w:pPr>
+            <w:r/>
+            <w:r>
+              <w:rPr>
+                <w:b w:val="0"/>
+                <w:sz w:val="20"/>
+              </w:rPr>
+              <w:t>Analista de Conciliación; Auditor</w:t>
+            </w:r>
+          </w:p>
+        </w:tc>
+        <w:tc>
+          <w:tcPr>
+            <w:tcW w:type="dxa" w:w="2232"/>
+          </w:tcPr>
+          <w:p>
+            <w:pPr>
+              <w:spacing w:after="20"/>
+            </w:pPr>
+            <w:r/>
+            <w:r>
+              <w:rPr>
+                <w:b w:val="0"/>
+                <w:sz w:val="20"/>
+              </w:rPr>
+              <w:t>RF11</w:t>
+            </w:r>
+          </w:p>
+        </w:tc>
+      </w:tr>
+      <w:tr>
+        <w:trPr>
+          <w:cantSplit w:val="1"/>
+        </w:trPr>
+        <w:tc>
+          <w:tcPr>
+            <w:tcW w:type="dxa" w:w="1008"/>
+          </w:tcPr>
+          <w:p>
+            <w:pPr>
+              <w:spacing w:after="20"/>
+            </w:pPr>
+            <w:r/>
+            <w:r>
+              <w:rPr>
+                <w:b/>
+                <w:sz w:val="20"/>
+              </w:rPr>
+              <w:t>CU10</w:t>
+            </w:r>
+          </w:p>
+        </w:tc>
+        <w:tc>
+          <w:tcPr>
+            <w:tcW w:type="dxa" w:w="2880"/>
+          </w:tcPr>
+          <w:p>
+            <w:pPr>
+              <w:spacing w:after="20"/>
+            </w:pPr>
+            <w:r/>
+            <w:r>
+              <w:rPr>
+                <w:b w:val="0"/>
+                <w:sz w:val="20"/>
+              </w:rPr>
+              <w:t>Administrar usuarios y roles</w:t>
+            </w:r>
+          </w:p>
+        </w:tc>
+        <w:tc>
+          <w:tcPr>
+            <w:tcW w:type="dxa" w:w="2880"/>
+          </w:tcPr>
+          <w:p>
+            <w:pPr>
+              <w:spacing w:after="20"/>
+            </w:pPr>
+            <w:r/>
+            <w:r>
+              <w:rPr>
+                <w:b w:val="0"/>
+                <w:sz w:val="20"/>
+              </w:rPr>
+              <w:t>Administrador</w:t>
+            </w:r>
+          </w:p>
+        </w:tc>
+        <w:tc>
+          <w:tcPr>
+            <w:tcW w:type="dxa" w:w="2232"/>
+          </w:tcPr>
+          <w:p>
+            <w:pPr>
+              <w:spacing w:after="20"/>
+            </w:pPr>
+            <w:r/>
+            <w:r>
+              <w:rPr>
+                <w:b w:val="0"/>
+                <w:sz w:val="20"/>
+              </w:rPr>
+              <w:t>RF09</w:t>
+            </w:r>
+          </w:p>
+        </w:tc>
+      </w:tr>
+      <w:tr>
+        <w:trPr>
+          <w:cantSplit w:val="1"/>
+        </w:trPr>
+        <w:tc>
+          <w:tcPr>
+            <w:tcW w:type="dxa" w:w="1008"/>
+          </w:tcPr>
+          <w:p>
+            <w:pPr>
+              <w:spacing w:after="20"/>
+            </w:pPr>
+            <w:r/>
+            <w:r>
+              <w:rPr>
+                <w:b/>
+                <w:sz w:val="20"/>
+              </w:rPr>
+              <w:t>CU11</w:t>
+            </w:r>
+          </w:p>
+        </w:tc>
+        <w:tc>
+          <w:tcPr>
+            <w:tcW w:type="dxa" w:w="2880"/>
+          </w:tcPr>
+          <w:p>
+            <w:pPr>
+              <w:spacing w:after="20"/>
+            </w:pPr>
+            <w:r/>
+            <w:r>
+              <w:rPr>
+                <w:b w:val="0"/>
+                <w:sz w:val="20"/>
+              </w:rPr>
+              <w:t>Consultar bitácora de auditoría</w:t>
+            </w:r>
+          </w:p>
+        </w:tc>
+        <w:tc>
+          <w:tcPr>
+            <w:tcW w:type="dxa" w:w="2880"/>
+          </w:tcPr>
+          <w:p>
+            <w:pPr>
+              <w:spacing w:after="20"/>
+            </w:pPr>
+            <w:r/>
+            <w:r>
+              <w:rPr>
+                <w:b w:val="0"/>
+                <w:sz w:val="20"/>
+              </w:rPr>
+              <w:t>Auditor; Administrador</w:t>
+            </w:r>
+          </w:p>
+        </w:tc>
+        <w:tc>
+          <w:tcPr>
+            <w:tcW w:type="dxa" w:w="2232"/>
+          </w:tcPr>
+          <w:p>
+            <w:pPr>
+              <w:spacing w:after="20"/>
+            </w:pPr>
+            <w:r/>
+            <w:r>
+              <w:rPr>
+                <w:b w:val="0"/>
+                <w:sz w:val="20"/>
+              </w:rPr>
+              <w:t>RF10; RNF Trazabilidad</w:t>
+            </w:r>
+          </w:p>
+        </w:tc>
+      </w:tr>
+    </w:tbl>
+    <w:p/>
+    <w:p>
+      <w:pPr>
+        <w:pStyle w:val="Heading2"/>
+        <w:keepNext/>
+      </w:pPr>
+      <w:r>
+        <w:t>6.4 Especificación de Casos de Uso</w:t>
+      </w:r>
+    </w:p>
+    <w:tbl>
+      <w:tblPr>
+        <w:tblW w:type="auto" w:w="0"/>
+        <w:tblLook w:firstColumn="1" w:firstRow="1" w:lastColumn="0" w:lastRow="0" w:noHBand="0" w:noVBand="1" w:val="04A0"/>
+        <w:tblBorders>
+          <w:top w:val="single" w:sz="4" w:space="0" w:color="CBD5E1"/>
+          <w:left w:val="single" w:sz="4" w:space="0" w:color="CBD5E1"/>
+          <w:bottom w:val="single" w:sz="4" w:space="0" w:color="CBD5E1"/>
+          <w:right w:val="single" w:sz="4" w:space="0" w:color="CBD5E1"/>
+          <w:insideH w:val="single" w:sz="4" w:space="0" w:color="CBD5E1"/>
+          <w:insideV w:val="single" w:sz="4" w:space="0" w:color="CBD5E1"/>
+        </w:tblBorders>
+      </w:tblPr>
+      <w:tblGrid>
+        <w:gridCol w:w="4514"/>
+        <w:gridCol w:w="4514"/>
+      </w:tblGrid>
+      <w:tr>
+        <w:trPr>
+          <w:cantSplit w:val="1"/>
+        </w:trPr>
+        <w:tc>
+          <w:tcPr>
+            <w:tcW w:type="dxa" w:w="2160"/>
+            <w:shd w:val="clear" w:color="auto" w:fill="DCE8F5"/>
+          </w:tcPr>
+          <w:p>
+            <w:pPr>
+              <w:spacing w:after="20"/>
+            </w:pPr>
+            <w:r/>
+            <w:r>
+              <w:rPr>
+                <w:b/>
+                <w:sz w:val="20"/>
+              </w:rPr>
+              <w:t>Código</w:t>
+            </w:r>
+          </w:p>
+        </w:tc>
+        <w:tc>
+          <w:tcPr>
+            <w:tcW w:type="dxa" w:w="6840"/>
+          </w:tcPr>
+          <w:p>
+            <w:pPr>
+              <w:spacing w:after="20"/>
+            </w:pPr>
+            <w:r/>
+            <w:r>
+              <w:rPr>
+                <w:b w:val="0"/>
+                <w:sz w:val="20"/>
+              </w:rPr>
+              <w:t>CU01</w:t>
+            </w:r>
+          </w:p>
+        </w:tc>
+      </w:tr>
+      <w:tr>
+        <w:trPr>
+          <w:cantSplit w:val="1"/>
+        </w:trPr>
+        <w:tc>
+          <w:tcPr>
+            <w:tcW w:type="dxa" w:w="2160"/>
+            <w:shd w:val="clear" w:color="auto" w:fill="DCE8F5"/>
+          </w:tcPr>
+          <w:p>
+            <w:pPr>
+              <w:spacing w:after="20"/>
+            </w:pPr>
+            <w:r/>
+            <w:r>
+              <w:rPr>
+                <w:b/>
+                <w:sz w:val="20"/>
+              </w:rPr>
+              <w:t>Nombre</w:t>
+            </w:r>
+          </w:p>
+        </w:tc>
+        <w:tc>
+          <w:tcPr>
+            <w:tcW w:type="dxa" w:w="6840"/>
+          </w:tcPr>
+          <w:p>
+            <w:pPr>
+              <w:spacing w:after="20"/>
+            </w:pPr>
+            <w:r/>
+            <w:r>
+              <w:rPr>
+                <w:b w:val="0"/>
+                <w:sz w:val="20"/>
+              </w:rPr>
+              <w:t>Iniciar sesión</w:t>
+            </w:r>
+          </w:p>
+        </w:tc>
+      </w:tr>
+      <w:tr>
+        <w:trPr>
+          <w:cantSplit w:val="1"/>
+        </w:trPr>
+        <w:tc>
+          <w:tcPr>
+            <w:tcW w:type="dxa" w:w="2160"/>
+            <w:shd w:val="clear" w:color="auto" w:fill="DCE8F5"/>
+          </w:tcPr>
+          <w:p>
+            <w:pPr>
+              <w:spacing w:after="20"/>
+            </w:pPr>
+            <w:r/>
+            <w:r>
+              <w:rPr>
+                <w:b/>
+                <w:sz w:val="20"/>
+              </w:rPr>
+              <w:t>Actores</w:t>
+            </w:r>
+          </w:p>
+        </w:tc>
+        <w:tc>
+          <w:tcPr>
+            <w:tcW w:type="dxa" w:w="6840"/>
+          </w:tcPr>
+          <w:p>
+            <w:pPr>
+              <w:spacing w:after="20"/>
+            </w:pPr>
+            <w:r/>
+            <w:r>
+              <w:rPr>
+                <w:b w:val="0"/>
+                <w:sz w:val="20"/>
+              </w:rPr>
+              <w:t>Todos los usuarios; Active Directory / SSO</w:t>
+            </w:r>
+          </w:p>
+        </w:tc>
+      </w:tr>
+      <w:tr>
+        <w:trPr>
+          <w:cantSplit w:val="1"/>
+        </w:trPr>
+        <w:tc>
+          <w:tcPr>
+            <w:tcW w:type="dxa" w:w="2160"/>
+            <w:shd w:val="clear" w:color="auto" w:fill="DCE8F5"/>
+          </w:tcPr>
+          <w:p>
+            <w:pPr>
+              <w:spacing w:after="20"/>
+            </w:pPr>
+            <w:r/>
+            <w:r>
+              <w:rPr>
+                <w:b/>
+                <w:sz w:val="20"/>
+              </w:rPr>
+              <w:t>Requerimientos</w:t>
+            </w:r>
+          </w:p>
+        </w:tc>
+        <w:tc>
+          <w:tcPr>
+            <w:tcW w:type="dxa" w:w="6840"/>
+          </w:tcPr>
+          <w:p>
+            <w:pPr>
+              <w:spacing w:after="20"/>
+            </w:pPr>
+            <w:r/>
+            <w:r>
+              <w:rPr>
+                <w:b w:val="0"/>
+                <w:sz w:val="20"/>
+              </w:rPr>
+              <w:t>RF09; RNF Seguridad / RBAC</w:t>
+            </w:r>
+          </w:p>
+        </w:tc>
+      </w:tr>
+      <w:tr>
+        <w:trPr>
+          <w:cantSplit w:val="1"/>
+        </w:trPr>
+        <w:tc>
+          <w:tcPr>
+            <w:tcW w:type="dxa" w:w="2160"/>
+            <w:shd w:val="clear" w:color="auto" w:fill="DCE8F5"/>
+          </w:tcPr>
+          <w:p>
+            <w:pPr>
+              <w:spacing w:after="20"/>
+            </w:pPr>
+            <w:r/>
+            <w:r>
+              <w:rPr>
+                <w:b/>
+                <w:sz w:val="20"/>
+              </w:rPr>
+              <w:t>Descripción</w:t>
+            </w:r>
+          </w:p>
+        </w:tc>
+        <w:tc>
+          <w:tcPr>
+            <w:tcW w:type="dxa" w:w="6840"/>
+          </w:tcPr>
+          <w:p>
+            <w:pPr>
+              <w:spacing w:after="20"/>
+            </w:pPr>
+            <w:r/>
+            <w:r>
+              <w:rPr>
+                <w:b w:val="0"/>
+                <w:sz w:val="20"/>
+              </w:rPr>
+              <w:t>Permite a un usuario autenticarse con sus credenciales institucionales y acceder a las funciones habilitadas para su rol.</w:t>
+            </w:r>
+          </w:p>
+        </w:tc>
+      </w:tr>
+      <w:tr>
+        <w:trPr>
+          <w:cantSplit w:val="1"/>
+        </w:trPr>
+        <w:tc>
+          <w:tcPr>
+            <w:tcW w:type="dxa" w:w="2160"/>
+            <w:shd w:val="clear" w:color="auto" w:fill="DCE8F5"/>
+          </w:tcPr>
+          <w:p>
+            <w:pPr>
+              <w:spacing w:after="20"/>
+            </w:pPr>
+            <w:r/>
+            <w:r>
+              <w:rPr>
+                <w:b/>
+                <w:sz w:val="20"/>
+              </w:rPr>
+              <w:t>Precondiciones</w:t>
+            </w:r>
+          </w:p>
+        </w:tc>
+        <w:tc>
+          <w:tcPr>
+            <w:tcW w:type="dxa" w:w="6840"/>
+          </w:tcPr>
+          <w:p>
+            <w:pPr>
+              <w:spacing w:after="20"/>
+            </w:pPr>
+            <w:r/>
+            <w:r>
+              <w:rPr>
+                <w:b w:val="0"/>
+                <w:sz w:val="20"/>
+              </w:rPr>
+              <w:t>El usuario existe en el Active Directory y tiene un rol asignado en la plataforma.</w:t>
+            </w:r>
+          </w:p>
+        </w:tc>
+      </w:tr>
+      <w:tr>
+        <w:trPr>
+          <w:cantSplit w:val="1"/>
+        </w:trPr>
+        <w:tc>
+          <w:tcPr>
+            <w:tcW w:type="dxa" w:w="2160"/>
+            <w:shd w:val="clear" w:color="auto" w:fill="DCE8F5"/>
+          </w:tcPr>
+          <w:p>
+            <w:pPr>
+              <w:spacing w:after="20"/>
+            </w:pPr>
+            <w:r/>
+            <w:r>
+              <w:rPr>
+                <w:b/>
+                <w:sz w:val="20"/>
+              </w:rPr>
+              <w:t>Flujo principal</w:t>
+            </w:r>
+          </w:p>
+        </w:tc>
+        <w:tc>
+          <w:tcPr>
+            <w:tcW w:type="dxa" w:w="6840"/>
+          </w:tcPr>
+          <w:p>
+            <w:pPr>
+              <w:spacing w:after="20"/>
+            </w:pPr>
+            <w:r/>
+            <w:r>
+              <w:rPr>
+                <w:b w:val="0"/>
+                <w:sz w:val="20"/>
+              </w:rPr>
+              <w:t>1. El usuario accede a la URL de la plataforma.</w:t>
+            </w:r>
+          </w:p>
+          <w:p>
+            <w:pPr>
+              <w:spacing w:after="20"/>
+            </w:pPr>
+            <w:r>
+              <w:rPr>
+                <w:b w:val="0"/>
+                <w:sz w:val="20"/>
+              </w:rPr>
+              <w:t>2. El sistema redirige al servicio SSO institucional.</w:t>
+            </w:r>
+          </w:p>
+          <w:p>
+            <w:pPr>
+              <w:spacing w:after="20"/>
+            </w:pPr>
+            <w:r>
+              <w:rPr>
+                <w:b w:val="0"/>
+                <w:sz w:val="20"/>
+              </w:rPr>
+              <w:t>3. El usuario ingresa sus credenciales.</w:t>
+            </w:r>
+          </w:p>
+          <w:p>
+            <w:pPr>
+              <w:spacing w:after="20"/>
+            </w:pPr>
+            <w:r>
+              <w:rPr>
+                <w:b w:val="0"/>
+                <w:sz w:val="20"/>
+              </w:rPr>
+              <w:t>4. El Active Directory valida las credenciales y retorna la identidad del usuario.</w:t>
+            </w:r>
+          </w:p>
+          <w:p>
+            <w:pPr>
+              <w:spacing w:after="20"/>
+            </w:pPr>
+            <w:r>
+              <w:rPr>
+                <w:b w:val="0"/>
+                <w:sz w:val="20"/>
+              </w:rPr>
+              <w:t>5. El sistema obtiene el rol del usuario y muestra el menú según sus permisos.</w:t>
+            </w:r>
+          </w:p>
+          <w:p>
+            <w:pPr>
+              <w:spacing w:after="20"/>
+            </w:pPr>
+            <w:r>
+              <w:rPr>
+                <w:b w:val="0"/>
+                <w:sz w:val="20"/>
+              </w:rPr>
+              <w:t>6. El sistema registra el inicio de sesión en la bitácora.</w:t>
+            </w:r>
+          </w:p>
+        </w:tc>
+      </w:tr>
+      <w:tr>
+        <w:trPr>
+          <w:cantSplit w:val="1"/>
+        </w:trPr>
+        <w:tc>
+          <w:tcPr>
+            <w:tcW w:type="dxa" w:w="2160"/>
+            <w:shd w:val="clear" w:color="auto" w:fill="DCE8F5"/>
+          </w:tcPr>
+          <w:p>
+            <w:pPr>
+              <w:spacing w:after="20"/>
+            </w:pPr>
+            <w:r/>
+            <w:r>
+              <w:rPr>
+                <w:b/>
+                <w:sz w:val="20"/>
+              </w:rPr>
+              <w:t>Flujos alternativos</w:t>
+            </w:r>
+          </w:p>
+        </w:tc>
+        <w:tc>
+          <w:tcPr>
+            <w:tcW w:type="dxa" w:w="6840"/>
+          </w:tcPr>
+          <w:p>
+            <w:pPr>
+              <w:spacing w:after="20"/>
+            </w:pPr>
+            <w:r/>
+            <w:r>
+              <w:rPr>
+                <w:b w:val="0"/>
+                <w:sz w:val="20"/>
+              </w:rPr>
+              <w:t>4a. Credenciales inválidas: el SSO informa el error y no se concede acceso.</w:t>
+            </w:r>
+          </w:p>
+          <w:p>
+            <w:pPr>
+              <w:spacing w:after="20"/>
+            </w:pPr>
+            <w:r>
+              <w:rPr>
+                <w:b w:val="0"/>
+                <w:sz w:val="20"/>
+              </w:rPr>
+              <w:t>5a. Usuario sin rol asignado o inactivo: el sistema deniega el acceso y registra el intento en la bitácora.</w:t>
+            </w:r>
+          </w:p>
+        </w:tc>
+      </w:tr>
+      <w:tr>
+        <w:trPr>
+          <w:cantSplit w:val="1"/>
+        </w:trPr>
+        <w:tc>
+          <w:tcPr>
+            <w:tcW w:type="dxa" w:w="2160"/>
+            <w:shd w:val="clear" w:color="auto" w:fill="DCE8F5"/>
+          </w:tcPr>
+          <w:p>
+            <w:pPr>
+              <w:spacing w:after="20"/>
+            </w:pPr>
+            <w:r/>
+            <w:r>
+              <w:rPr>
+                <w:b/>
+                <w:sz w:val="20"/>
+              </w:rPr>
+              <w:t>Postcondiciones</w:t>
+            </w:r>
+          </w:p>
+        </w:tc>
+        <w:tc>
+          <w:tcPr>
+            <w:tcW w:type="dxa" w:w="6840"/>
+          </w:tcPr>
+          <w:p>
+            <w:pPr>
+              <w:spacing w:after="20"/>
+            </w:pPr>
+            <w:r/>
+            <w:r>
+              <w:rPr>
+                <w:b w:val="0"/>
+                <w:sz w:val="20"/>
+              </w:rPr>
+              <w:t>El usuario tiene una sesión activa con los permisos de su rol.</w:t>
+            </w:r>
+          </w:p>
+        </w:tc>
+      </w:tr>
+    </w:tbl>
+    <w:p/>
+    <w:tbl>
+      <w:tblPr>
+        <w:tblW w:type="auto" w:w="0"/>
+        <w:tblLook w:firstColumn="1" w:firstRow="1" w:lastColumn="0" w:lastRow="0" w:noHBand="0" w:noVBand="1" w:val="04A0"/>
+        <w:tblBorders>
+          <w:top w:val="single" w:sz="4" w:space="0" w:color="CBD5E1"/>
+          <w:left w:val="single" w:sz="4" w:space="0" w:color="CBD5E1"/>
+          <w:bottom w:val="single" w:sz="4" w:space="0" w:color="CBD5E1"/>
+          <w:right w:val="single" w:sz="4" w:space="0" w:color="CBD5E1"/>
+          <w:insideH w:val="single" w:sz="4" w:space="0" w:color="CBD5E1"/>
+          <w:insideV w:val="single" w:sz="4" w:space="0" w:color="CBD5E1"/>
+        </w:tblBorders>
+      </w:tblPr>
+      <w:tblGrid>
+        <w:gridCol w:w="4514"/>
+        <w:gridCol w:w="4514"/>
+      </w:tblGrid>
+      <w:tr>
+        <w:trPr>
+          <w:cantSplit w:val="1"/>
+        </w:trPr>
+        <w:tc>
+          <w:tcPr>
+            <w:tcW w:type="dxa" w:w="2160"/>
+            <w:shd w:val="clear" w:color="auto" w:fill="DCE8F5"/>
+          </w:tcPr>
+          <w:p>
+            <w:pPr>
+              <w:spacing w:after="20"/>
+            </w:pPr>
+            <w:r/>
+            <w:r>
+              <w:rPr>
+                <w:b/>
+                <w:sz w:val="20"/>
+              </w:rPr>
+              <w:t>Código</w:t>
+            </w:r>
+          </w:p>
+        </w:tc>
+        <w:tc>
+          <w:tcPr>
+            <w:tcW w:type="dxa" w:w="6840"/>
+          </w:tcPr>
+          <w:p>
+            <w:pPr>
+              <w:spacing w:after="20"/>
+            </w:pPr>
+            <w:r/>
+            <w:r>
+              <w:rPr>
+                <w:b w:val="0"/>
+                <w:sz w:val="20"/>
+              </w:rPr>
+              <w:t>CU02</w:t>
+            </w:r>
+          </w:p>
+        </w:tc>
+      </w:tr>
+      <w:tr>
+        <w:trPr>
+          <w:cantSplit w:val="1"/>
+        </w:trPr>
+        <w:tc>
+          <w:tcPr>
+            <w:tcW w:type="dxa" w:w="2160"/>
+            <w:shd w:val="clear" w:color="auto" w:fill="DCE8F5"/>
+          </w:tcPr>
+          <w:p>
+            <w:pPr>
+              <w:spacing w:after="20"/>
+            </w:pPr>
+            <w:r/>
+            <w:r>
+              <w:rPr>
+                <w:b/>
+                <w:sz w:val="20"/>
+              </w:rPr>
+              <w:t>Nombre</w:t>
+            </w:r>
+          </w:p>
+        </w:tc>
+        <w:tc>
+          <w:tcPr>
+            <w:tcW w:type="dxa" w:w="6840"/>
+          </w:tcPr>
+          <w:p>
+            <w:pPr>
+              <w:spacing w:after="20"/>
+            </w:pPr>
+            <w:r/>
+            <w:r>
+              <w:rPr>
+                <w:b w:val="0"/>
+                <w:sz w:val="20"/>
+              </w:rPr>
+              <w:t>Cargar archivo TGR</w:t>
+            </w:r>
+          </w:p>
+        </w:tc>
+      </w:tr>
+      <w:tr>
+        <w:trPr>
+          <w:cantSplit w:val="1"/>
+        </w:trPr>
+        <w:tc>
+          <w:tcPr>
+            <w:tcW w:type="dxa" w:w="2160"/>
+            <w:shd w:val="clear" w:color="auto" w:fill="DCE8F5"/>
+          </w:tcPr>
+          <w:p>
+            <w:pPr>
+              <w:spacing w:after="20"/>
+            </w:pPr>
+            <w:r/>
+            <w:r>
+              <w:rPr>
+                <w:b/>
+                <w:sz w:val="20"/>
+              </w:rPr>
+              <w:t>Actores</w:t>
+            </w:r>
+          </w:p>
+        </w:tc>
+        <w:tc>
+          <w:tcPr>
+            <w:tcW w:type="dxa" w:w="6840"/>
+          </w:tcPr>
+          <w:p>
+            <w:pPr>
+              <w:spacing w:after="20"/>
+            </w:pPr>
+            <w:r/>
+            <w:r>
+              <w:rPr>
+                <w:b w:val="0"/>
+                <w:sz w:val="20"/>
+              </w:rPr>
+              <w:t>Analista de Conciliación; TGR (SFTP)</w:t>
+            </w:r>
+          </w:p>
+        </w:tc>
+      </w:tr>
+      <w:tr>
+        <w:trPr>
+          <w:cantSplit w:val="1"/>
+        </w:trPr>
+        <w:tc>
+          <w:tcPr>
+            <w:tcW w:type="dxa" w:w="2160"/>
+            <w:shd w:val="clear" w:color="auto" w:fill="DCE8F5"/>
+          </w:tcPr>
+          <w:p>
+            <w:pPr>
+              <w:spacing w:after="20"/>
+            </w:pPr>
+            <w:r/>
+            <w:r>
+              <w:rPr>
+                <w:b/>
+                <w:sz w:val="20"/>
+              </w:rPr>
+              <w:t>Requerimientos</w:t>
+            </w:r>
+          </w:p>
+        </w:tc>
+        <w:tc>
+          <w:tcPr>
+            <w:tcW w:type="dxa" w:w="6840"/>
+          </w:tcPr>
+          <w:p>
+            <w:pPr>
+              <w:spacing w:after="20"/>
+            </w:pPr>
+            <w:r/>
+            <w:r>
+              <w:rPr>
+                <w:b w:val="0"/>
+                <w:sz w:val="20"/>
+              </w:rPr>
+              <w:t>RF01</w:t>
+            </w:r>
+          </w:p>
+        </w:tc>
+      </w:tr>
+      <w:tr>
+        <w:trPr>
+          <w:cantSplit w:val="1"/>
+        </w:trPr>
+        <w:tc>
+          <w:tcPr>
+            <w:tcW w:type="dxa" w:w="2160"/>
+            <w:shd w:val="clear" w:color="auto" w:fill="DCE8F5"/>
+          </w:tcPr>
+          <w:p>
+            <w:pPr>
+              <w:spacing w:after="20"/>
+            </w:pPr>
+            <w:r/>
+            <w:r>
+              <w:rPr>
+                <w:b/>
+                <w:sz w:val="20"/>
+              </w:rPr>
+              <w:t>Descripción</w:t>
+            </w:r>
+          </w:p>
+        </w:tc>
+        <w:tc>
+          <w:tcPr>
+            <w:tcW w:type="dxa" w:w="6840"/>
+          </w:tcPr>
+          <w:p>
+            <w:pPr>
+              <w:spacing w:after="20"/>
+            </w:pPr>
+            <w:r/>
+            <w:r>
+              <w:rPr>
+                <w:b w:val="0"/>
+                <w:sz w:val="20"/>
+              </w:rPr>
+              <w:t>Permite incorporar a la plataforma un archivo de deudores enviado por la TGR, ya sea por carga web o por lectura automática del directorio SFTP.</w:t>
+            </w:r>
+          </w:p>
+        </w:tc>
+      </w:tr>
+      <w:tr>
+        <w:trPr>
+          <w:cantSplit w:val="1"/>
+        </w:trPr>
+        <w:tc>
+          <w:tcPr>
+            <w:tcW w:type="dxa" w:w="2160"/>
+            <w:shd w:val="clear" w:color="auto" w:fill="DCE8F5"/>
+          </w:tcPr>
+          <w:p>
+            <w:pPr>
+              <w:spacing w:after="20"/>
+            </w:pPr>
+            <w:r/>
+            <w:r>
+              <w:rPr>
+                <w:b/>
+                <w:sz w:val="20"/>
+              </w:rPr>
+              <w:t>Precondiciones</w:t>
+            </w:r>
+          </w:p>
+        </w:tc>
+        <w:tc>
+          <w:tcPr>
+            <w:tcW w:type="dxa" w:w="6840"/>
+          </w:tcPr>
+          <w:p>
+            <w:pPr>
+              <w:spacing w:after="20"/>
+            </w:pPr>
+            <w:r/>
+            <w:r>
+              <w:rPr>
+                <w:b w:val="0"/>
+                <w:sz w:val="20"/>
+              </w:rPr>
+              <w:t>Sesión iniciada con rol Analista o Administrador (carga web), o canal SFTP configurado (carga automática).</w:t>
+            </w:r>
+          </w:p>
+        </w:tc>
+      </w:tr>
+      <w:tr>
+        <w:trPr>
+          <w:cantSplit w:val="1"/>
+        </w:trPr>
+        <w:tc>
+          <w:tcPr>
+            <w:tcW w:type="dxa" w:w="2160"/>
+            <w:shd w:val="clear" w:color="auto" w:fill="DCE8F5"/>
+          </w:tcPr>
+          <w:p>
+            <w:pPr>
+              <w:spacing w:after="20"/>
+            </w:pPr>
+            <w:r/>
+            <w:r>
+              <w:rPr>
+                <w:b/>
+                <w:sz w:val="20"/>
+              </w:rPr>
+              <w:t>Flujo principal</w:t>
+            </w:r>
+          </w:p>
+        </w:tc>
+        <w:tc>
+          <w:tcPr>
+            <w:tcW w:type="dxa" w:w="6840"/>
+          </w:tcPr>
+          <w:p>
+            <w:pPr>
+              <w:spacing w:after="20"/>
+            </w:pPr>
+            <w:r/>
+            <w:r>
+              <w:rPr>
+                <w:b w:val="0"/>
+                <w:sz w:val="20"/>
+              </w:rPr>
+              <w:t>1. El Analista ingresa al módulo de Ingesta de Archivos.</w:t>
+            </w:r>
+          </w:p>
+          <w:p>
+            <w:pPr>
+              <w:spacing w:after="20"/>
+            </w:pPr>
+            <w:r>
+              <w:rPr>
+                <w:b w:val="0"/>
+                <w:sz w:val="20"/>
+              </w:rPr>
+              <w:t>2. Selecciona el periodo tributario.</w:t>
+            </w:r>
+          </w:p>
+          <w:p>
+            <w:pPr>
+              <w:spacing w:after="20"/>
+            </w:pPr>
+            <w:r>
+              <w:rPr>
+                <w:b w:val="0"/>
+                <w:sz w:val="20"/>
+              </w:rPr>
+              <w:t>3. Arrastra o selecciona el archivo a cargar.</w:t>
+            </w:r>
+          </w:p>
+          <w:p>
+            <w:pPr>
+              <w:spacing w:after="20"/>
+            </w:pPr>
+            <w:r>
+              <w:rPr>
+                <w:b w:val="0"/>
+                <w:sz w:val="20"/>
+              </w:rPr>
+              <w:t>4. El sistema verifica que la extensión sea permitida (.csv, .xlsx, .txt).</w:t>
+            </w:r>
+          </w:p>
+          <w:p>
+            <w:pPr>
+              <w:spacing w:after="20"/>
+            </w:pPr>
+            <w:r>
+              <w:rPr>
+                <w:b w:val="0"/>
+                <w:sz w:val="20"/>
+              </w:rPr>
+              <w:t>5. El sistema registra el archivo en Archivos_TGR con estado "Recibido".</w:t>
+            </w:r>
+          </w:p>
+          <w:p>
+            <w:pPr>
+              <w:spacing w:after="20"/>
+            </w:pPr>
+            <w:r>
+              <w:rPr>
+                <w:b w:val="0"/>
+                <w:sz w:val="20"/>
+              </w:rPr>
+              <w:t>6. Se ejecuta CU03 Procesar y validar archivo (&lt;&lt;include&gt;&gt;).</w:t>
+            </w:r>
+          </w:p>
+          <w:p>
+            <w:pPr>
+              <w:spacing w:after="20"/>
+            </w:pPr>
+            <w:r>
+              <w:rPr>
+                <w:b w:val="0"/>
+                <w:sz w:val="20"/>
+              </w:rPr>
+              <w:t>7. El sistema muestra el lote en la tabla de lotes recientes con su estado.</w:t>
+            </w:r>
+          </w:p>
+        </w:tc>
+      </w:tr>
+      <w:tr>
+        <w:trPr>
+          <w:cantSplit w:val="1"/>
+        </w:trPr>
+        <w:tc>
+          <w:tcPr>
+            <w:tcW w:type="dxa" w:w="2160"/>
+            <w:shd w:val="clear" w:color="auto" w:fill="DCE8F5"/>
+          </w:tcPr>
+          <w:p>
+            <w:pPr>
+              <w:spacing w:after="20"/>
+            </w:pPr>
+            <w:r/>
+            <w:r>
+              <w:rPr>
+                <w:b/>
+                <w:sz w:val="20"/>
+              </w:rPr>
+              <w:t>Flujos alternativos</w:t>
+            </w:r>
+          </w:p>
+        </w:tc>
+        <w:tc>
+          <w:tcPr>
+            <w:tcW w:type="dxa" w:w="6840"/>
+          </w:tcPr>
+          <w:p>
+            <w:pPr>
+              <w:spacing w:after="20"/>
+            </w:pPr>
+            <w:r/>
+            <w:r>
+              <w:rPr>
+                <w:b w:val="0"/>
+                <w:sz w:val="20"/>
+              </w:rPr>
+              <w:t>3a. Carga automática: el sistema lee el directorio SFTP según la programación definida y continúa en el paso 4.</w:t>
+            </w:r>
+          </w:p>
+          <w:p>
+            <w:pPr>
+              <w:spacing w:after="20"/>
+            </w:pPr>
+            <w:r>
+              <w:rPr>
+                <w:b w:val="0"/>
+                <w:sz w:val="20"/>
+              </w:rPr>
+              <w:t>4a. Extensión no permitida: el sistema informa el error y no registra el archivo.</w:t>
+            </w:r>
+          </w:p>
+          <w:p>
+            <w:pPr>
+              <w:spacing w:after="20"/>
+            </w:pPr>
+            <w:r>
+              <w:rPr>
+                <w:b w:val="0"/>
+                <w:sz w:val="20"/>
+              </w:rPr>
+              <w:t>5a. Archivo previamente procesado: el sistema advierte la duplicidad (RN02) y rechaza la carga.</w:t>
+            </w:r>
+          </w:p>
+        </w:tc>
+      </w:tr>
+      <w:tr>
+        <w:trPr>
+          <w:cantSplit w:val="1"/>
+        </w:trPr>
+        <w:tc>
+          <w:tcPr>
+            <w:tcW w:type="dxa" w:w="2160"/>
+            <w:shd w:val="clear" w:color="auto" w:fill="DCE8F5"/>
+          </w:tcPr>
+          <w:p>
+            <w:pPr>
+              <w:spacing w:after="20"/>
+            </w:pPr>
+            <w:r/>
+            <w:r>
+              <w:rPr>
+                <w:b/>
+                <w:sz w:val="20"/>
+              </w:rPr>
+              <w:t>Postcondiciones</w:t>
+            </w:r>
+          </w:p>
+        </w:tc>
+        <w:tc>
+          <w:tcPr>
+            <w:tcW w:type="dxa" w:w="6840"/>
+          </w:tcPr>
+          <w:p>
+            <w:pPr>
+              <w:spacing w:after="20"/>
+            </w:pPr>
+            <w:r/>
+            <w:r>
+              <w:rPr>
+                <w:b w:val="0"/>
+                <w:sz w:val="20"/>
+              </w:rPr>
+              <w:t>El archivo queda registrado y en procesamiento.</w:t>
+            </w:r>
+          </w:p>
+        </w:tc>
+      </w:tr>
+    </w:tbl>
+    <w:p/>
+    <w:tbl>
+      <w:tblPr>
+        <w:tblW w:type="auto" w:w="0"/>
+        <w:tblLook w:firstColumn="1" w:firstRow="1" w:lastColumn="0" w:lastRow="0" w:noHBand="0" w:noVBand="1" w:val="04A0"/>
+        <w:tblBorders>
+          <w:top w:val="single" w:sz="4" w:space="0" w:color="CBD5E1"/>
+          <w:left w:val="single" w:sz="4" w:space="0" w:color="CBD5E1"/>
+          <w:bottom w:val="single" w:sz="4" w:space="0" w:color="CBD5E1"/>
+          <w:right w:val="single" w:sz="4" w:space="0" w:color="CBD5E1"/>
+          <w:insideH w:val="single" w:sz="4" w:space="0" w:color="CBD5E1"/>
+          <w:insideV w:val="single" w:sz="4" w:space="0" w:color="CBD5E1"/>
+        </w:tblBorders>
+      </w:tblPr>
+      <w:tblGrid>
+        <w:gridCol w:w="4514"/>
+        <w:gridCol w:w="4514"/>
+      </w:tblGrid>
+      <w:tr>
+        <w:trPr>
+          <w:cantSplit w:val="1"/>
+        </w:trPr>
+        <w:tc>
+          <w:tcPr>
+            <w:tcW w:type="dxa" w:w="2160"/>
+            <w:shd w:val="clear" w:color="auto" w:fill="DCE8F5"/>
+          </w:tcPr>
+          <w:p>
+            <w:pPr>
+              <w:spacing w:after="20"/>
+            </w:pPr>
+            <w:r/>
+            <w:r>
+              <w:rPr>
+                <w:b/>
+                <w:sz w:val="20"/>
+              </w:rPr>
+              <w:t>Código</w:t>
+            </w:r>
+          </w:p>
+        </w:tc>
+        <w:tc>
+          <w:tcPr>
+            <w:tcW w:type="dxa" w:w="6840"/>
+          </w:tcPr>
+          <w:p>
+            <w:pPr>
+              <w:spacing w:after="20"/>
+            </w:pPr>
+            <w:r/>
+            <w:r>
+              <w:rPr>
+                <w:b w:val="0"/>
+                <w:sz w:val="20"/>
+              </w:rPr>
+              <w:t>CU03</w:t>
+            </w:r>
+          </w:p>
+        </w:tc>
+      </w:tr>
+      <w:tr>
+        <w:trPr>
+          <w:cantSplit w:val="1"/>
+        </w:trPr>
+        <w:tc>
+          <w:tcPr>
+            <w:tcW w:type="dxa" w:w="2160"/>
+            <w:shd w:val="clear" w:color="auto" w:fill="DCE8F5"/>
+          </w:tcPr>
+          <w:p>
+            <w:pPr>
+              <w:spacing w:after="20"/>
+            </w:pPr>
+            <w:r/>
+            <w:r>
+              <w:rPr>
+                <w:b/>
+                <w:sz w:val="20"/>
+              </w:rPr>
+              <w:t>Nombre</w:t>
+            </w:r>
+          </w:p>
+        </w:tc>
+        <w:tc>
+          <w:tcPr>
+            <w:tcW w:type="dxa" w:w="6840"/>
+          </w:tcPr>
+          <w:p>
+            <w:pPr>
+              <w:spacing w:after="20"/>
+            </w:pPr>
+            <w:r/>
+            <w:r>
+              <w:rPr>
+                <w:b w:val="0"/>
+                <w:sz w:val="20"/>
+              </w:rPr>
+              <w:t>Procesar y validar archivo (ETL)</w:t>
+            </w:r>
+          </w:p>
+        </w:tc>
+      </w:tr>
+      <w:tr>
+        <w:trPr>
+          <w:cantSplit w:val="1"/>
+        </w:trPr>
+        <w:tc>
+          <w:tcPr>
+            <w:tcW w:type="dxa" w:w="2160"/>
+            <w:shd w:val="clear" w:color="auto" w:fill="DCE8F5"/>
+          </w:tcPr>
+          <w:p>
+            <w:pPr>
+              <w:spacing w:after="20"/>
+            </w:pPr>
+            <w:r/>
+            <w:r>
+              <w:rPr>
+                <w:b/>
+                <w:sz w:val="20"/>
+              </w:rPr>
+              <w:t>Actores</w:t>
+            </w:r>
+          </w:p>
+        </w:tc>
+        <w:tc>
+          <w:tcPr>
+            <w:tcW w:type="dxa" w:w="6840"/>
+          </w:tcPr>
+          <w:p>
+            <w:pPr>
+              <w:spacing w:after="20"/>
+            </w:pPr>
+            <w:r/>
+            <w:r>
+              <w:rPr>
+                <w:b w:val="0"/>
+                <w:sz w:val="20"/>
+              </w:rPr>
+              <w:t>Sistema (incluido desde CU02)</w:t>
+            </w:r>
+          </w:p>
+        </w:tc>
+      </w:tr>
+      <w:tr>
+        <w:trPr>
+          <w:cantSplit w:val="1"/>
+        </w:trPr>
+        <w:tc>
+          <w:tcPr>
+            <w:tcW w:type="dxa" w:w="2160"/>
+            <w:shd w:val="clear" w:color="auto" w:fill="DCE8F5"/>
+          </w:tcPr>
+          <w:p>
+            <w:pPr>
+              <w:spacing w:after="20"/>
+            </w:pPr>
+            <w:r/>
+            <w:r>
+              <w:rPr>
+                <w:b/>
+                <w:sz w:val="20"/>
+              </w:rPr>
+              <w:t>Requerimientos</w:t>
+            </w:r>
+          </w:p>
+        </w:tc>
+        <w:tc>
+          <w:tcPr>
+            <w:tcW w:type="dxa" w:w="6840"/>
+          </w:tcPr>
+          <w:p>
+            <w:pPr>
+              <w:spacing w:after="20"/>
+            </w:pPr>
+            <w:r/>
+            <w:r>
+              <w:rPr>
+                <w:b w:val="0"/>
+                <w:sz w:val="20"/>
+              </w:rPr>
+              <w:t>RF02, RF03; RN01, RN02, RN03, RN04</w:t>
+            </w:r>
+          </w:p>
+        </w:tc>
+      </w:tr>
+      <w:tr>
+        <w:trPr>
+          <w:cantSplit w:val="1"/>
+        </w:trPr>
+        <w:tc>
+          <w:tcPr>
+            <w:tcW w:type="dxa" w:w="2160"/>
+            <w:shd w:val="clear" w:color="auto" w:fill="DCE8F5"/>
+          </w:tcPr>
+          <w:p>
+            <w:pPr>
+              <w:spacing w:after="20"/>
+            </w:pPr>
+            <w:r/>
+            <w:r>
+              <w:rPr>
+                <w:b/>
+                <w:sz w:val="20"/>
+              </w:rPr>
+              <w:t>Descripción</w:t>
+            </w:r>
+          </w:p>
+        </w:tc>
+        <w:tc>
+          <w:tcPr>
+            <w:tcW w:type="dxa" w:w="6840"/>
+          </w:tcPr>
+          <w:p>
+            <w:pPr>
+              <w:spacing w:after="20"/>
+            </w:pPr>
+            <w:r/>
+            <w:r>
+              <w:rPr>
+                <w:b w:val="0"/>
+                <w:sz w:val="20"/>
+              </w:rPr>
+              <w:t>Extrae, transforma y valida el contenido del archivo TGR aplicando las reglas de negocio antes del cruce.</w:t>
+            </w:r>
+          </w:p>
+        </w:tc>
+      </w:tr>
+      <w:tr>
+        <w:trPr>
+          <w:cantSplit w:val="1"/>
+        </w:trPr>
+        <w:tc>
+          <w:tcPr>
+            <w:tcW w:type="dxa" w:w="2160"/>
+            <w:shd w:val="clear" w:color="auto" w:fill="DCE8F5"/>
+          </w:tcPr>
+          <w:p>
+            <w:pPr>
+              <w:spacing w:after="20"/>
+            </w:pPr>
+            <w:r/>
+            <w:r>
+              <w:rPr>
+                <w:b/>
+                <w:sz w:val="20"/>
+              </w:rPr>
+              <w:t>Precondiciones</w:t>
+            </w:r>
+          </w:p>
+        </w:tc>
+        <w:tc>
+          <w:tcPr>
+            <w:tcW w:type="dxa" w:w="6840"/>
+          </w:tcPr>
+          <w:p>
+            <w:pPr>
+              <w:spacing w:after="20"/>
+            </w:pPr>
+            <w:r/>
+            <w:r>
+              <w:rPr>
+                <w:b w:val="0"/>
+                <w:sz w:val="20"/>
+              </w:rPr>
+              <w:t>Existe un archivo registrado con estado "Recibido".</w:t>
+            </w:r>
+          </w:p>
+        </w:tc>
+      </w:tr>
+      <w:tr>
+        <w:trPr>
+          <w:cantSplit w:val="1"/>
+        </w:trPr>
+        <w:tc>
+          <w:tcPr>
+            <w:tcW w:type="dxa" w:w="2160"/>
+            <w:shd w:val="clear" w:color="auto" w:fill="DCE8F5"/>
+          </w:tcPr>
+          <w:p>
+            <w:pPr>
+              <w:spacing w:after="20"/>
+            </w:pPr>
+            <w:r/>
+            <w:r>
+              <w:rPr>
+                <w:b/>
+                <w:sz w:val="20"/>
+              </w:rPr>
+              <w:t>Flujo principal</w:t>
+            </w:r>
+          </w:p>
+        </w:tc>
+        <w:tc>
+          <w:tcPr>
+            <w:tcW w:type="dxa" w:w="6840"/>
+          </w:tcPr>
+          <w:p>
+            <w:pPr>
+              <w:spacing w:after="20"/>
+            </w:pPr>
+            <w:r/>
+            <w:r>
+              <w:rPr>
+                <w:b w:val="0"/>
+                <w:sz w:val="20"/>
+              </w:rPr>
+              <w:t>1. El sistema valida el esquema, la codificación y la estructura de encabezado y pie del archivo (RN04).</w:t>
+            </w:r>
+          </w:p>
+          <w:p>
+            <w:pPr>
+              <w:spacing w:after="20"/>
+            </w:pPr>
+            <w:r>
+              <w:rPr>
+                <w:b w:val="0"/>
+                <w:sz w:val="20"/>
+              </w:rPr>
+              <w:t>2. Parsea el encabezado, el detalle de transacciones y las sumatorias de control.</w:t>
+            </w:r>
+          </w:p>
+          <w:p>
+            <w:pPr>
+              <w:spacing w:after="20"/>
+            </w:pPr>
+            <w:r>
+              <w:rPr>
+                <w:b w:val="0"/>
+                <w:sz w:val="20"/>
+              </w:rPr>
+              <w:t>3. Verifica que las sumatorias de control coincidan con el detalle.</w:t>
+            </w:r>
+          </w:p>
+          <w:p>
+            <w:pPr>
+              <w:spacing w:after="20"/>
+            </w:pPr>
+            <w:r>
+              <w:rPr>
+                <w:b w:val="0"/>
+                <w:sz w:val="20"/>
+              </w:rPr>
+              <w:t>4. Normaliza formatos de fecha y montos.</w:t>
+            </w:r>
+          </w:p>
+          <w:p>
+            <w:pPr>
+              <w:spacing w:after="20"/>
+            </w:pPr>
+            <w:r>
+              <w:rPr>
+                <w:b w:val="0"/>
+                <w:sz w:val="20"/>
+              </w:rPr>
+              <w:t>5. Para cada registro valida el RUT con Módulo 11 (RN01), la duplicidad (RN02) y los campos obligatorios (RN03).</w:t>
+            </w:r>
+          </w:p>
+          <w:p>
+            <w:pPr>
+              <w:spacing w:after="20"/>
+            </w:pPr>
+            <w:r>
+              <w:rPr>
+                <w:b w:val="0"/>
+                <w:sz w:val="20"/>
+              </w:rPr>
+              <w:t>6. Almacena los registros en Registros_TGR con su estado de validación.</w:t>
+            </w:r>
+          </w:p>
+          <w:p>
+            <w:pPr>
+              <w:spacing w:after="20"/>
+            </w:pPr>
+            <w:r>
+              <w:rPr>
+                <w:b w:val="0"/>
+                <w:sz w:val="20"/>
+              </w:rPr>
+              <w:t>7. Se ejecuta CU04 Ejecutar cruce con Core Bancario para los registros válidos (&lt;&lt;include&gt;&gt;).</w:t>
+            </w:r>
+          </w:p>
+        </w:tc>
+      </w:tr>
+      <w:tr>
+        <w:trPr>
+          <w:cantSplit w:val="1"/>
+        </w:trPr>
+        <w:tc>
+          <w:tcPr>
+            <w:tcW w:type="dxa" w:w="2160"/>
+            <w:shd w:val="clear" w:color="auto" w:fill="DCE8F5"/>
+          </w:tcPr>
+          <w:p>
+            <w:pPr>
+              <w:spacing w:after="20"/>
+            </w:pPr>
+            <w:r/>
+            <w:r>
+              <w:rPr>
+                <w:b/>
+                <w:sz w:val="20"/>
+              </w:rPr>
+              <w:t>Flujos alternativos</w:t>
+            </w:r>
+          </w:p>
+        </w:tc>
+        <w:tc>
+          <w:tcPr>
+            <w:tcW w:type="dxa" w:w="6840"/>
+          </w:tcPr>
+          <w:p>
+            <w:pPr>
+              <w:spacing w:after="20"/>
+            </w:pPr>
+            <w:r/>
+            <w:r>
+              <w:rPr>
+                <w:b w:val="0"/>
+                <w:sz w:val="20"/>
+              </w:rPr>
+              <w:t>1a. Archivo no conforme: el sistema marca el archivo con estado "Error", lo registra en la bitácora y notifica al usuario. Fin del caso.</w:t>
+            </w:r>
+          </w:p>
+          <w:p>
+            <w:pPr>
+              <w:spacing w:after="20"/>
+            </w:pPr>
+            <w:r>
+              <w:rPr>
+                <w:b w:val="0"/>
+                <w:sz w:val="20"/>
+              </w:rPr>
+              <w:t>3a. Sumatorias de control no coinciden: el archivo se marca con estado "Error" indicando la diferencia.</w:t>
+            </w:r>
+          </w:p>
+          <w:p>
+            <w:pPr>
+              <w:spacing w:after="20"/>
+            </w:pPr>
+            <w:r>
+              <w:rPr>
+                <w:b w:val="0"/>
+                <w:sz w:val="20"/>
+              </w:rPr>
+              <w:t>5a. RUT inválido: el registro se marca como "Inválido" (Error de Formato).</w:t>
+            </w:r>
+          </w:p>
+          <w:p>
+            <w:pPr>
+              <w:spacing w:after="20"/>
+            </w:pPr>
+            <w:r>
+              <w:rPr>
+                <w:b w:val="0"/>
+                <w:sz w:val="20"/>
+              </w:rPr>
+              <w:t>5b. Registro duplicado: el registro se marca como "Duplicado".</w:t>
+            </w:r>
+          </w:p>
+          <w:p>
+            <w:pPr>
+              <w:spacing w:after="20"/>
+            </w:pPr>
+            <w:r>
+              <w:rPr>
+                <w:b w:val="0"/>
+                <w:sz w:val="20"/>
+              </w:rPr>
+              <w:t>5c. Campos obligatorios faltantes: el registro se deriva a la bandeja de "Excepciones por Datos Faltantes".</w:t>
+            </w:r>
+          </w:p>
+        </w:tc>
+      </w:tr>
+      <w:tr>
+        <w:trPr>
+          <w:cantSplit w:val="1"/>
+        </w:trPr>
+        <w:tc>
+          <w:tcPr>
+            <w:tcW w:type="dxa" w:w="2160"/>
+            <w:shd w:val="clear" w:color="auto" w:fill="DCE8F5"/>
+          </w:tcPr>
+          <w:p>
+            <w:pPr>
+              <w:spacing w:after="20"/>
+            </w:pPr>
+            <w:r/>
+            <w:r>
+              <w:rPr>
+                <w:b/>
+                <w:sz w:val="20"/>
+              </w:rPr>
+              <w:t>Postcondiciones</w:t>
+            </w:r>
+          </w:p>
+        </w:tc>
+        <w:tc>
+          <w:tcPr>
+            <w:tcW w:type="dxa" w:w="6840"/>
+          </w:tcPr>
+          <w:p>
+            <w:pPr>
+              <w:spacing w:after="20"/>
+            </w:pPr>
+            <w:r/>
+            <w:r>
+              <w:rPr>
+                <w:b w:val="0"/>
+                <w:sz w:val="20"/>
+              </w:rPr>
+              <w:t>Todos los registros del archivo quedan clasificados según su estado de validación.</w:t>
+            </w:r>
+          </w:p>
+        </w:tc>
+      </w:tr>
+    </w:tbl>
+    <w:p/>
+    <w:tbl>
+      <w:tblPr>
+        <w:tblW w:type="auto" w:w="0"/>
+        <w:tblLook w:firstColumn="1" w:firstRow="1" w:lastColumn="0" w:lastRow="0" w:noHBand="0" w:noVBand="1" w:val="04A0"/>
+        <w:tblBorders>
+          <w:top w:val="single" w:sz="4" w:space="0" w:color="CBD5E1"/>
+          <w:left w:val="single" w:sz="4" w:space="0" w:color="CBD5E1"/>
+          <w:bottom w:val="single" w:sz="4" w:space="0" w:color="CBD5E1"/>
+          <w:right w:val="single" w:sz="4" w:space="0" w:color="CBD5E1"/>
+          <w:insideH w:val="single" w:sz="4" w:space="0" w:color="CBD5E1"/>
+          <w:insideV w:val="single" w:sz="4" w:space="0" w:color="CBD5E1"/>
+        </w:tblBorders>
+      </w:tblPr>
+      <w:tblGrid>
+        <w:gridCol w:w="4514"/>
+        <w:gridCol w:w="4514"/>
+      </w:tblGrid>
+      <w:tr>
+        <w:trPr>
+          <w:cantSplit w:val="1"/>
+        </w:trPr>
+        <w:tc>
+          <w:tcPr>
+            <w:tcW w:type="dxa" w:w="2160"/>
+            <w:shd w:val="clear" w:color="auto" w:fill="DCE8F5"/>
+          </w:tcPr>
+          <w:p>
+            <w:pPr>
+              <w:spacing w:after="20"/>
+            </w:pPr>
+            <w:r/>
+            <w:r>
+              <w:rPr>
+                <w:b/>
+                <w:sz w:val="20"/>
+              </w:rPr>
+              <w:t>Código</w:t>
+            </w:r>
+          </w:p>
+        </w:tc>
+        <w:tc>
+          <w:tcPr>
+            <w:tcW w:type="dxa" w:w="6840"/>
+          </w:tcPr>
+          <w:p>
+            <w:pPr>
+              <w:spacing w:after="20"/>
+            </w:pPr>
+            <w:r/>
+            <w:r>
+              <w:rPr>
+                <w:b w:val="0"/>
+                <w:sz w:val="20"/>
+              </w:rPr>
+              <w:t>CU04</w:t>
+            </w:r>
+          </w:p>
+        </w:tc>
+      </w:tr>
+      <w:tr>
+        <w:trPr>
+          <w:cantSplit w:val="1"/>
+        </w:trPr>
+        <w:tc>
+          <w:tcPr>
+            <w:tcW w:type="dxa" w:w="2160"/>
+            <w:shd w:val="clear" w:color="auto" w:fill="DCE8F5"/>
+          </w:tcPr>
+          <w:p>
+            <w:pPr>
+              <w:spacing w:after="20"/>
+            </w:pPr>
+            <w:r/>
+            <w:r>
+              <w:rPr>
+                <w:b/>
+                <w:sz w:val="20"/>
+              </w:rPr>
+              <w:t>Nombre</w:t>
+            </w:r>
+          </w:p>
+        </w:tc>
+        <w:tc>
+          <w:tcPr>
+            <w:tcW w:type="dxa" w:w="6840"/>
+          </w:tcPr>
+          <w:p>
+            <w:pPr>
+              <w:spacing w:after="20"/>
+            </w:pPr>
+            <w:r/>
+            <w:r>
+              <w:rPr>
+                <w:b w:val="0"/>
+                <w:sz w:val="20"/>
+              </w:rPr>
+              <w:t>Ejecutar cruce con Core Bancario</w:t>
+            </w:r>
+          </w:p>
+        </w:tc>
+      </w:tr>
+      <w:tr>
+        <w:trPr>
+          <w:cantSplit w:val="1"/>
+        </w:trPr>
+        <w:tc>
+          <w:tcPr>
+            <w:tcW w:type="dxa" w:w="2160"/>
+            <w:shd w:val="clear" w:color="auto" w:fill="DCE8F5"/>
+          </w:tcPr>
+          <w:p>
+            <w:pPr>
+              <w:spacing w:after="20"/>
+            </w:pPr>
+            <w:r/>
+            <w:r>
+              <w:rPr>
+                <w:b/>
+                <w:sz w:val="20"/>
+              </w:rPr>
+              <w:t>Actores</w:t>
+            </w:r>
+          </w:p>
+        </w:tc>
+        <w:tc>
+          <w:tcPr>
+            <w:tcW w:type="dxa" w:w="6840"/>
+          </w:tcPr>
+          <w:p>
+            <w:pPr>
+              <w:spacing w:after="20"/>
+            </w:pPr>
+            <w:r/>
+            <w:r>
+              <w:rPr>
+                <w:b w:val="0"/>
+                <w:sz w:val="20"/>
+              </w:rPr>
+              <w:t>Sistema; Core Bancario</w:t>
+            </w:r>
+          </w:p>
+        </w:tc>
+      </w:tr>
+      <w:tr>
+        <w:trPr>
+          <w:cantSplit w:val="1"/>
+        </w:trPr>
+        <w:tc>
+          <w:tcPr>
+            <w:tcW w:type="dxa" w:w="2160"/>
+            <w:shd w:val="clear" w:color="auto" w:fill="DCE8F5"/>
+          </w:tcPr>
+          <w:p>
+            <w:pPr>
+              <w:spacing w:after="20"/>
+            </w:pPr>
+            <w:r/>
+            <w:r>
+              <w:rPr>
+                <w:b/>
+                <w:sz w:val="20"/>
+              </w:rPr>
+              <w:t>Requerimientos</w:t>
+            </w:r>
+          </w:p>
+        </w:tc>
+        <w:tc>
+          <w:tcPr>
+            <w:tcW w:type="dxa" w:w="6840"/>
+          </w:tcPr>
+          <w:p>
+            <w:pPr>
+              <w:spacing w:after="20"/>
+            </w:pPr>
+            <w:r/>
+            <w:r>
+              <w:rPr>
+                <w:b w:val="0"/>
+                <w:sz w:val="20"/>
+              </w:rPr>
+              <w:t>RF04, RF05</w:t>
+            </w:r>
+          </w:p>
+        </w:tc>
+      </w:tr>
+      <w:tr>
+        <w:trPr>
+          <w:cantSplit w:val="1"/>
+        </w:trPr>
+        <w:tc>
+          <w:tcPr>
+            <w:tcW w:type="dxa" w:w="2160"/>
+            <w:shd w:val="clear" w:color="auto" w:fill="DCE8F5"/>
+          </w:tcPr>
+          <w:p>
+            <w:pPr>
+              <w:spacing w:after="20"/>
+            </w:pPr>
+            <w:r/>
+            <w:r>
+              <w:rPr>
+                <w:b/>
+                <w:sz w:val="20"/>
+              </w:rPr>
+              <w:t>Descripción</w:t>
+            </w:r>
+          </w:p>
+        </w:tc>
+        <w:tc>
+          <w:tcPr>
+            <w:tcW w:type="dxa" w:w="6840"/>
+          </w:tcPr>
+          <w:p>
+            <w:pPr>
+              <w:spacing w:after="20"/>
+            </w:pPr>
+            <w:r/>
+            <w:r>
+              <w:rPr>
+                <w:b w:val="0"/>
+                <w:sz w:val="20"/>
+              </w:rPr>
+              <w:t>Cruza los registros válidos contra el Core Bancario de Banco Genérico para determinar su estado de conciliación.</w:t>
+            </w:r>
+          </w:p>
+        </w:tc>
+      </w:tr>
+      <w:tr>
+        <w:trPr>
+          <w:cantSplit w:val="1"/>
+        </w:trPr>
+        <w:tc>
+          <w:tcPr>
+            <w:tcW w:type="dxa" w:w="2160"/>
+            <w:shd w:val="clear" w:color="auto" w:fill="DCE8F5"/>
+          </w:tcPr>
+          <w:p>
+            <w:pPr>
+              <w:spacing w:after="20"/>
+            </w:pPr>
+            <w:r/>
+            <w:r>
+              <w:rPr>
+                <w:b/>
+                <w:sz w:val="20"/>
+              </w:rPr>
+              <w:t>Precondiciones</w:t>
+            </w:r>
+          </w:p>
+        </w:tc>
+        <w:tc>
+          <w:tcPr>
+            <w:tcW w:type="dxa" w:w="6840"/>
+          </w:tcPr>
+          <w:p>
+            <w:pPr>
+              <w:spacing w:after="20"/>
+            </w:pPr>
+            <w:r/>
+            <w:r>
+              <w:rPr>
+                <w:b w:val="0"/>
+                <w:sz w:val="20"/>
+              </w:rPr>
+              <w:t>Existen registros con estado de validación "Válido".</w:t>
+            </w:r>
+          </w:p>
+        </w:tc>
+      </w:tr>
+      <w:tr>
+        <w:trPr>
+          <w:cantSplit w:val="1"/>
+        </w:trPr>
+        <w:tc>
+          <w:tcPr>
+            <w:tcW w:type="dxa" w:w="2160"/>
+            <w:shd w:val="clear" w:color="auto" w:fill="DCE8F5"/>
+          </w:tcPr>
+          <w:p>
+            <w:pPr>
+              <w:spacing w:after="20"/>
+            </w:pPr>
+            <w:r/>
+            <w:r>
+              <w:rPr>
+                <w:b/>
+                <w:sz w:val="20"/>
+              </w:rPr>
+              <w:t>Flujo principal</w:t>
+            </w:r>
+          </w:p>
+        </w:tc>
+        <w:tc>
+          <w:tcPr>
+            <w:tcW w:type="dxa" w:w="6840"/>
+          </w:tcPr>
+          <w:p>
+            <w:pPr>
+              <w:spacing w:after="20"/>
+            </w:pPr>
+            <w:r/>
+            <w:r>
+              <w:rPr>
+                <w:b w:val="0"/>
+                <w:sz w:val="20"/>
+              </w:rPr>
+              <w:t>1. El Motor de Cruce obtiene los registros válidos del lote.</w:t>
+            </w:r>
+          </w:p>
+          <w:p>
+            <w:pPr>
+              <w:spacing w:after="20"/>
+            </w:pPr>
+            <w:r>
+              <w:rPr>
+                <w:b w:val="0"/>
+                <w:sz w:val="20"/>
+              </w:rPr>
+              <w:t>2. Consulta en el Core Bancario la cuenta de destino, el estado de pago y el saldo de cada registro.</w:t>
+            </w:r>
+          </w:p>
+          <w:p>
+            <w:pPr>
+              <w:spacing w:after="20"/>
+            </w:pPr>
+            <w:r>
+              <w:rPr>
+                <w:b w:val="0"/>
+                <w:sz w:val="20"/>
+              </w:rPr>
+              <w:t>3. Compara la información TGR con la respuesta del Core.</w:t>
+            </w:r>
+          </w:p>
+          <w:p>
+            <w:pPr>
+              <w:spacing w:after="20"/>
+            </w:pPr>
+            <w:r>
+              <w:rPr>
+                <w:b w:val="0"/>
+                <w:sz w:val="20"/>
+              </w:rPr>
+              <w:t>4. Asigna el estado de conciliación (Conciliado, Rechazado Banco o Pendiente) y la causa correspondiente.</w:t>
+            </w:r>
+          </w:p>
+          <w:p>
+            <w:pPr>
+              <w:spacing w:after="20"/>
+            </w:pPr>
+            <w:r>
+              <w:rPr>
+                <w:b w:val="0"/>
+                <w:sz w:val="20"/>
+              </w:rPr>
+              <w:t>5. Almacena el resultado en Conciliacion_Banco.</w:t>
+            </w:r>
+          </w:p>
+          <w:p>
+            <w:pPr>
+              <w:spacing w:after="20"/>
+            </w:pPr>
+            <w:r>
+              <w:rPr>
+                <w:b w:val="0"/>
+                <w:sz w:val="20"/>
+              </w:rPr>
+              <w:t>6. Solicita al Módulo de IA el análisis de anomalías del lote.</w:t>
+            </w:r>
+          </w:p>
+          <w:p>
+            <w:pPr>
+              <w:spacing w:after="20"/>
+            </w:pPr>
+            <w:r>
+              <w:rPr>
+                <w:b w:val="0"/>
+                <w:sz w:val="20"/>
+              </w:rPr>
+              <w:t>7. Actualiza el archivo a estado "Procesado" y registra la ejecución en la bitácora.</w:t>
+            </w:r>
+          </w:p>
+        </w:tc>
+      </w:tr>
+      <w:tr>
+        <w:trPr>
+          <w:cantSplit w:val="1"/>
+        </w:trPr>
+        <w:tc>
+          <w:tcPr>
+            <w:tcW w:type="dxa" w:w="2160"/>
+            <w:shd w:val="clear" w:color="auto" w:fill="DCE8F5"/>
+          </w:tcPr>
+          <w:p>
+            <w:pPr>
+              <w:spacing w:after="20"/>
+            </w:pPr>
+            <w:r/>
+            <w:r>
+              <w:rPr>
+                <w:b/>
+                <w:sz w:val="20"/>
+              </w:rPr>
+              <w:t>Flujos alternativos</w:t>
+            </w:r>
+          </w:p>
+        </w:tc>
+        <w:tc>
+          <w:tcPr>
+            <w:tcW w:type="dxa" w:w="6840"/>
+          </w:tcPr>
+          <w:p>
+            <w:pPr>
+              <w:spacing w:after="20"/>
+            </w:pPr>
+            <w:r/>
+            <w:r>
+              <w:rPr>
+                <w:b w:val="0"/>
+                <w:sz w:val="20"/>
+              </w:rPr>
+              <w:t>2a. Core Bancario no disponible: el sistema reintenta la consulta; si la falla persiste, los registros quedan "Pendiente" y se genera una alerta en el dashboard.</w:t>
+            </w:r>
+          </w:p>
+          <w:p>
+            <w:pPr>
+              <w:spacing w:after="20"/>
+            </w:pPr>
+            <w:r>
+              <w:rPr>
+                <w:b w:val="0"/>
+                <w:sz w:val="20"/>
+              </w:rPr>
+              <w:t>4a. Registro rechazado: el sistema categoriza la causa (cuenta inválida, RUT no coincide, fondos insuficientes, etc.).</w:t>
+            </w:r>
+          </w:p>
+        </w:tc>
+      </w:tr>
+      <w:tr>
+        <w:trPr>
+          <w:cantSplit w:val="1"/>
+        </w:trPr>
+        <w:tc>
+          <w:tcPr>
+            <w:tcW w:type="dxa" w:w="2160"/>
+            <w:shd w:val="clear" w:color="auto" w:fill="DCE8F5"/>
+          </w:tcPr>
+          <w:p>
+            <w:pPr>
+              <w:spacing w:after="20"/>
+            </w:pPr>
+            <w:r/>
+            <w:r>
+              <w:rPr>
+                <w:b/>
+                <w:sz w:val="20"/>
+              </w:rPr>
+              <w:t>Postcondiciones</w:t>
+            </w:r>
+          </w:p>
+        </w:tc>
+        <w:tc>
+          <w:tcPr>
+            <w:tcW w:type="dxa" w:w="6840"/>
+          </w:tcPr>
+          <w:p>
+            <w:pPr>
+              <w:spacing w:after="20"/>
+            </w:pPr>
+            <w:r/>
+            <w:r>
+              <w:rPr>
+                <w:b w:val="0"/>
+                <w:sz w:val="20"/>
+              </w:rPr>
+              <w:t>Los resultados de conciliación quedan registrados y disponibles en el dashboard.</w:t>
+            </w:r>
+          </w:p>
+        </w:tc>
+      </w:tr>
+    </w:tbl>
+    <w:p/>
+    <w:tbl>
+      <w:tblPr>
+        <w:tblW w:type="auto" w:w="0"/>
+        <w:tblLook w:firstColumn="1" w:firstRow="1" w:lastColumn="0" w:lastRow="0" w:noHBand="0" w:noVBand="1" w:val="04A0"/>
+        <w:tblBorders>
+          <w:top w:val="single" w:sz="4" w:space="0" w:color="CBD5E1"/>
+          <w:left w:val="single" w:sz="4" w:space="0" w:color="CBD5E1"/>
+          <w:bottom w:val="single" w:sz="4" w:space="0" w:color="CBD5E1"/>
+          <w:right w:val="single" w:sz="4" w:space="0" w:color="CBD5E1"/>
+          <w:insideH w:val="single" w:sz="4" w:space="0" w:color="CBD5E1"/>
+          <w:insideV w:val="single" w:sz="4" w:space="0" w:color="CBD5E1"/>
+        </w:tblBorders>
+      </w:tblPr>
+      <w:tblGrid>
+        <w:gridCol w:w="4514"/>
+        <w:gridCol w:w="4514"/>
+      </w:tblGrid>
+      <w:tr>
+        <w:trPr>
+          <w:cantSplit w:val="1"/>
+        </w:trPr>
+        <w:tc>
+          <w:tcPr>
+            <w:tcW w:type="dxa" w:w="2160"/>
+            <w:shd w:val="clear" w:color="auto" w:fill="DCE8F5"/>
+          </w:tcPr>
+          <w:p>
+            <w:pPr>
+              <w:spacing w:after="20"/>
+            </w:pPr>
+            <w:r/>
+            <w:r>
+              <w:rPr>
+                <w:b/>
+                <w:sz w:val="20"/>
+              </w:rPr>
+              <w:t>Código</w:t>
+            </w:r>
+          </w:p>
+        </w:tc>
+        <w:tc>
+          <w:tcPr>
+            <w:tcW w:type="dxa" w:w="6840"/>
+          </w:tcPr>
+          <w:p>
+            <w:pPr>
+              <w:spacing w:after="20"/>
+            </w:pPr>
+            <w:r/>
+            <w:r>
+              <w:rPr>
+                <w:b w:val="0"/>
+                <w:sz w:val="20"/>
+              </w:rPr>
+              <w:t>CU05</w:t>
+            </w:r>
+          </w:p>
+        </w:tc>
+      </w:tr>
+      <w:tr>
+        <w:trPr>
+          <w:cantSplit w:val="1"/>
+        </w:trPr>
+        <w:tc>
+          <w:tcPr>
+            <w:tcW w:type="dxa" w:w="2160"/>
+            <w:shd w:val="clear" w:color="auto" w:fill="DCE8F5"/>
+          </w:tcPr>
+          <w:p>
+            <w:pPr>
+              <w:spacing w:after="20"/>
+            </w:pPr>
+            <w:r/>
+            <w:r>
+              <w:rPr>
+                <w:b/>
+                <w:sz w:val="20"/>
+              </w:rPr>
+              <w:t>Nombre</w:t>
+            </w:r>
+          </w:p>
+        </w:tc>
+        <w:tc>
+          <w:tcPr>
+            <w:tcW w:type="dxa" w:w="6840"/>
+          </w:tcPr>
+          <w:p>
+            <w:pPr>
+              <w:spacing w:after="20"/>
+            </w:pPr>
+            <w:r/>
+            <w:r>
+              <w:rPr>
+                <w:b w:val="0"/>
+                <w:sz w:val="20"/>
+              </w:rPr>
+              <w:t>Gestionar excepciones y rechazos</w:t>
+            </w:r>
+          </w:p>
+        </w:tc>
+      </w:tr>
+      <w:tr>
+        <w:trPr>
+          <w:cantSplit w:val="1"/>
+        </w:trPr>
+        <w:tc>
+          <w:tcPr>
+            <w:tcW w:type="dxa" w:w="2160"/>
+            <w:shd w:val="clear" w:color="auto" w:fill="DCE8F5"/>
+          </w:tcPr>
+          <w:p>
+            <w:pPr>
+              <w:spacing w:after="20"/>
+            </w:pPr>
+            <w:r/>
+            <w:r>
+              <w:rPr>
+                <w:b/>
+                <w:sz w:val="20"/>
+              </w:rPr>
+              <w:t>Actores</w:t>
+            </w:r>
+          </w:p>
+        </w:tc>
+        <w:tc>
+          <w:tcPr>
+            <w:tcW w:type="dxa" w:w="6840"/>
+          </w:tcPr>
+          <w:p>
+            <w:pPr>
+              <w:spacing w:after="20"/>
+            </w:pPr>
+            <w:r/>
+            <w:r>
+              <w:rPr>
+                <w:b w:val="0"/>
+                <w:sz w:val="20"/>
+              </w:rPr>
+              <w:t>Analista de Conciliación</w:t>
+            </w:r>
+          </w:p>
+        </w:tc>
+      </w:tr>
+      <w:tr>
+        <w:trPr>
+          <w:cantSplit w:val="1"/>
+        </w:trPr>
+        <w:tc>
+          <w:tcPr>
+            <w:tcW w:type="dxa" w:w="2160"/>
+            <w:shd w:val="clear" w:color="auto" w:fill="DCE8F5"/>
+          </w:tcPr>
+          <w:p>
+            <w:pPr>
+              <w:spacing w:after="20"/>
+            </w:pPr>
+            <w:r/>
+            <w:r>
+              <w:rPr>
+                <w:b/>
+                <w:sz w:val="20"/>
+              </w:rPr>
+              <w:t>Requerimientos</w:t>
+            </w:r>
+          </w:p>
+        </w:tc>
+        <w:tc>
+          <w:tcPr>
+            <w:tcW w:type="dxa" w:w="6840"/>
+          </w:tcPr>
+          <w:p>
+            <w:pPr>
+              <w:spacing w:after="20"/>
+            </w:pPr>
+            <w:r/>
+            <w:r>
+              <w:rPr>
+                <w:b w:val="0"/>
+                <w:sz w:val="20"/>
+              </w:rPr>
+              <w:t>RF05</w:t>
+            </w:r>
+          </w:p>
+        </w:tc>
+      </w:tr>
+      <w:tr>
+        <w:trPr>
+          <w:cantSplit w:val="1"/>
+        </w:trPr>
+        <w:tc>
+          <w:tcPr>
+            <w:tcW w:type="dxa" w:w="2160"/>
+            <w:shd w:val="clear" w:color="auto" w:fill="DCE8F5"/>
+          </w:tcPr>
+          <w:p>
+            <w:pPr>
+              <w:spacing w:after="20"/>
+            </w:pPr>
+            <w:r/>
+            <w:r>
+              <w:rPr>
+                <w:b/>
+                <w:sz w:val="20"/>
+              </w:rPr>
+              <w:t>Descripción</w:t>
+            </w:r>
+          </w:p>
+        </w:tc>
+        <w:tc>
+          <w:tcPr>
+            <w:tcW w:type="dxa" w:w="6840"/>
+          </w:tcPr>
+          <w:p>
+            <w:pPr>
+              <w:spacing w:after="20"/>
+            </w:pPr>
+            <w:r/>
+            <w:r>
+              <w:rPr>
+                <w:b w:val="0"/>
+                <w:sz w:val="20"/>
+              </w:rPr>
+              <w:t>Permite revisar y regularizar los registros que no pasaron las validaciones automáticas o fueron rechazados por el banco.</w:t>
+            </w:r>
+          </w:p>
+        </w:tc>
+      </w:tr>
+      <w:tr>
+        <w:trPr>
+          <w:cantSplit w:val="1"/>
+        </w:trPr>
+        <w:tc>
+          <w:tcPr>
+            <w:tcW w:type="dxa" w:w="2160"/>
+            <w:shd w:val="clear" w:color="auto" w:fill="DCE8F5"/>
+          </w:tcPr>
+          <w:p>
+            <w:pPr>
+              <w:spacing w:after="20"/>
+            </w:pPr>
+            <w:r/>
+            <w:r>
+              <w:rPr>
+                <w:b/>
+                <w:sz w:val="20"/>
+              </w:rPr>
+              <w:t>Precondiciones</w:t>
+            </w:r>
+          </w:p>
+        </w:tc>
+        <w:tc>
+          <w:tcPr>
+            <w:tcW w:type="dxa" w:w="6840"/>
+          </w:tcPr>
+          <w:p>
+            <w:pPr>
+              <w:spacing w:after="20"/>
+            </w:pPr>
+            <w:r/>
+            <w:r>
+              <w:rPr>
+                <w:b w:val="0"/>
+                <w:sz w:val="20"/>
+              </w:rPr>
+              <w:t>Sesión iniciada como Analista o Administrador. Existen registros con excepciones.</w:t>
+            </w:r>
+          </w:p>
+        </w:tc>
+      </w:tr>
+      <w:tr>
+        <w:trPr>
+          <w:cantSplit w:val="1"/>
+        </w:trPr>
+        <w:tc>
+          <w:tcPr>
+            <w:tcW w:type="dxa" w:w="2160"/>
+            <w:shd w:val="clear" w:color="auto" w:fill="DCE8F5"/>
+          </w:tcPr>
+          <w:p>
+            <w:pPr>
+              <w:spacing w:after="20"/>
+            </w:pPr>
+            <w:r/>
+            <w:r>
+              <w:rPr>
+                <w:b/>
+                <w:sz w:val="20"/>
+              </w:rPr>
+              <w:t>Flujo principal</w:t>
+            </w:r>
+          </w:p>
+        </w:tc>
+        <w:tc>
+          <w:tcPr>
+            <w:tcW w:type="dxa" w:w="6840"/>
+          </w:tcPr>
+          <w:p>
+            <w:pPr>
+              <w:spacing w:after="20"/>
+            </w:pPr>
+            <w:r/>
+            <w:r>
+              <w:rPr>
+                <w:b w:val="0"/>
+                <w:sz w:val="20"/>
+              </w:rPr>
+              <w:t>1. El Analista ingresa a la Bandeja de Excepciones.</w:t>
+            </w:r>
+          </w:p>
+          <w:p>
+            <w:pPr>
+              <w:spacing w:after="20"/>
+            </w:pPr>
+            <w:r>
+              <w:rPr>
+                <w:b w:val="0"/>
+                <w:sz w:val="20"/>
+              </w:rPr>
+              <w:t>2. Filtra por tipo de error, lote, estado de revisión o RUT del deudor.</w:t>
+            </w:r>
+          </w:p>
+          <w:p>
+            <w:pPr>
+              <w:spacing w:after="20"/>
+            </w:pPr>
+            <w:r>
+              <w:rPr>
+                <w:b w:val="0"/>
+                <w:sz w:val="20"/>
+              </w:rPr>
+              <w:t>3. Selecciona un registro y presiona "Revisar Detalle".</w:t>
+            </w:r>
+          </w:p>
+          <w:p>
+            <w:pPr>
+              <w:spacing w:after="20"/>
+            </w:pPr>
+            <w:r>
+              <w:rPr>
+                <w:b w:val="0"/>
+                <w:sz w:val="20"/>
+              </w:rPr>
+              <w:t>4. El sistema muestra los datos del registro, la regla incumplida y su historial.</w:t>
+            </w:r>
+          </w:p>
+          <w:p>
+            <w:pPr>
+              <w:spacing w:after="20"/>
+            </w:pPr>
+            <w:r>
+              <w:rPr>
+                <w:b w:val="0"/>
+                <w:sz w:val="20"/>
+              </w:rPr>
+              <w:t>5. El Analista registra una observación y marca el registro como "Regularizado".</w:t>
+            </w:r>
+          </w:p>
+          <w:p>
+            <w:pPr>
+              <w:spacing w:after="20"/>
+            </w:pPr>
+            <w:r>
+              <w:rPr>
+                <w:b w:val="0"/>
+                <w:sz w:val="20"/>
+              </w:rPr>
+              <w:t>6. El sistema actualiza el estado a "Resuelto Manual" y lo registra en la bitácora.</w:t>
+            </w:r>
+          </w:p>
+        </w:tc>
+      </w:tr>
+      <w:tr>
+        <w:trPr>
+          <w:cantSplit w:val="1"/>
+        </w:trPr>
+        <w:tc>
+          <w:tcPr>
+            <w:tcW w:type="dxa" w:w="2160"/>
+            <w:shd w:val="clear" w:color="auto" w:fill="DCE8F5"/>
+          </w:tcPr>
+          <w:p>
+            <w:pPr>
+              <w:spacing w:after="20"/>
+            </w:pPr>
+            <w:r/>
+            <w:r>
+              <w:rPr>
+                <w:b/>
+                <w:sz w:val="20"/>
+              </w:rPr>
+              <w:t>Flujos alternativos</w:t>
+            </w:r>
+          </w:p>
+        </w:tc>
+        <w:tc>
+          <w:tcPr>
+            <w:tcW w:type="dxa" w:w="6840"/>
+          </w:tcPr>
+          <w:p>
+            <w:pPr>
+              <w:spacing w:after="20"/>
+            </w:pPr>
+            <w:r/>
+            <w:r>
+              <w:rPr>
+                <w:b w:val="0"/>
+                <w:sz w:val="20"/>
+              </w:rPr>
+              <w:t>2a. No hay resultados para el filtro: el sistema informa que no existen excepciones.</w:t>
+            </w:r>
+          </w:p>
+          <w:p>
+            <w:pPr>
+              <w:spacing w:after="20"/>
+            </w:pPr>
+            <w:r>
+              <w:rPr>
+                <w:b w:val="0"/>
+                <w:sz w:val="20"/>
+              </w:rPr>
+              <w:t>5a. El Analista no regulariza el registro: el registro permanece "Pendiente" con la observación ingresada.</w:t>
+            </w:r>
+          </w:p>
+        </w:tc>
+      </w:tr>
+      <w:tr>
+        <w:trPr>
+          <w:cantSplit w:val="1"/>
+        </w:trPr>
+        <w:tc>
+          <w:tcPr>
+            <w:tcW w:type="dxa" w:w="2160"/>
+            <w:shd w:val="clear" w:color="auto" w:fill="DCE8F5"/>
+          </w:tcPr>
+          <w:p>
+            <w:pPr>
+              <w:spacing w:after="20"/>
+            </w:pPr>
+            <w:r/>
+            <w:r>
+              <w:rPr>
+                <w:b/>
+                <w:sz w:val="20"/>
+              </w:rPr>
+              <w:t>Postcondiciones</w:t>
+            </w:r>
+          </w:p>
+        </w:tc>
+        <w:tc>
+          <w:tcPr>
+            <w:tcW w:type="dxa" w:w="6840"/>
+          </w:tcPr>
+          <w:p>
+            <w:pPr>
+              <w:spacing w:after="20"/>
+            </w:pPr>
+            <w:r/>
+            <w:r>
+              <w:rPr>
+                <w:b w:val="0"/>
+                <w:sz w:val="20"/>
+              </w:rPr>
+              <w:t>La excepción queda gestionada y con trazabilidad del usuario que la resolvió.</w:t>
+            </w:r>
+          </w:p>
+        </w:tc>
+      </w:tr>
+    </w:tbl>
+    <w:p/>
+    <w:tbl>
+      <w:tblPr>
+        <w:tblW w:type="auto" w:w="0"/>
+        <w:tblLook w:firstColumn="1" w:firstRow="1" w:lastColumn="0" w:lastRow="0" w:noHBand="0" w:noVBand="1" w:val="04A0"/>
+        <w:tblBorders>
+          <w:top w:val="single" w:sz="4" w:space="0" w:color="CBD5E1"/>
+          <w:left w:val="single" w:sz="4" w:space="0" w:color="CBD5E1"/>
+          <w:bottom w:val="single" w:sz="4" w:space="0" w:color="CBD5E1"/>
+          <w:right w:val="single" w:sz="4" w:space="0" w:color="CBD5E1"/>
+          <w:insideH w:val="single" w:sz="4" w:space="0" w:color="CBD5E1"/>
+          <w:insideV w:val="single" w:sz="4" w:space="0" w:color="CBD5E1"/>
+        </w:tblBorders>
+      </w:tblPr>
+      <w:tblGrid>
+        <w:gridCol w:w="4514"/>
+        <w:gridCol w:w="4514"/>
+      </w:tblGrid>
+      <w:tr>
+        <w:trPr>
+          <w:cantSplit w:val="1"/>
+        </w:trPr>
+        <w:tc>
+          <w:tcPr>
+            <w:tcW w:type="dxa" w:w="2160"/>
+            <w:shd w:val="clear" w:color="auto" w:fill="DCE8F5"/>
+          </w:tcPr>
+          <w:p>
+            <w:pPr>
+              <w:spacing w:after="20"/>
+            </w:pPr>
+            <w:r/>
+            <w:r>
+              <w:rPr>
+                <w:b/>
+                <w:sz w:val="20"/>
+              </w:rPr>
+              <w:t>Código</w:t>
+            </w:r>
+          </w:p>
+        </w:tc>
+        <w:tc>
+          <w:tcPr>
+            <w:tcW w:type="dxa" w:w="6840"/>
+          </w:tcPr>
+          <w:p>
+            <w:pPr>
+              <w:spacing w:after="20"/>
+            </w:pPr>
+            <w:r/>
+            <w:r>
+              <w:rPr>
+                <w:b w:val="0"/>
+                <w:sz w:val="20"/>
+              </w:rPr>
+              <w:t>CU06</w:t>
+            </w:r>
+          </w:p>
+        </w:tc>
+      </w:tr>
+      <w:tr>
+        <w:trPr>
+          <w:cantSplit w:val="1"/>
+        </w:trPr>
+        <w:tc>
+          <w:tcPr>
+            <w:tcW w:type="dxa" w:w="2160"/>
+            <w:shd w:val="clear" w:color="auto" w:fill="DCE8F5"/>
+          </w:tcPr>
+          <w:p>
+            <w:pPr>
+              <w:spacing w:after="20"/>
+            </w:pPr>
+            <w:r/>
+            <w:r>
+              <w:rPr>
+                <w:b/>
+                <w:sz w:val="20"/>
+              </w:rPr>
+              <w:t>Nombre</w:t>
+            </w:r>
+          </w:p>
+        </w:tc>
+        <w:tc>
+          <w:tcPr>
+            <w:tcW w:type="dxa" w:w="6840"/>
+          </w:tcPr>
+          <w:p>
+            <w:pPr>
+              <w:spacing w:after="20"/>
+            </w:pPr>
+            <w:r/>
+            <w:r>
+              <w:rPr>
+                <w:b w:val="0"/>
+                <w:sz w:val="20"/>
+              </w:rPr>
+              <w:t>Consultar dashboard de monitoreo</w:t>
+            </w:r>
+          </w:p>
+        </w:tc>
+      </w:tr>
+      <w:tr>
+        <w:trPr>
+          <w:cantSplit w:val="1"/>
+        </w:trPr>
+        <w:tc>
+          <w:tcPr>
+            <w:tcW w:type="dxa" w:w="2160"/>
+            <w:shd w:val="clear" w:color="auto" w:fill="DCE8F5"/>
+          </w:tcPr>
+          <w:p>
+            <w:pPr>
+              <w:spacing w:after="20"/>
+            </w:pPr>
+            <w:r/>
+            <w:r>
+              <w:rPr>
+                <w:b/>
+                <w:sz w:val="20"/>
+              </w:rPr>
+              <w:t>Actores</w:t>
+            </w:r>
+          </w:p>
+        </w:tc>
+        <w:tc>
+          <w:tcPr>
+            <w:tcW w:type="dxa" w:w="6840"/>
+          </w:tcPr>
+          <w:p>
+            <w:pPr>
+              <w:spacing w:after="20"/>
+            </w:pPr>
+            <w:r/>
+            <w:r>
+              <w:rPr>
+                <w:b w:val="0"/>
+                <w:sz w:val="20"/>
+              </w:rPr>
+              <w:t>Todos los usuarios</w:t>
+            </w:r>
+          </w:p>
+        </w:tc>
+      </w:tr>
+      <w:tr>
+        <w:trPr>
+          <w:cantSplit w:val="1"/>
+        </w:trPr>
+        <w:tc>
+          <w:tcPr>
+            <w:tcW w:type="dxa" w:w="2160"/>
+            <w:shd w:val="clear" w:color="auto" w:fill="DCE8F5"/>
+          </w:tcPr>
+          <w:p>
+            <w:pPr>
+              <w:spacing w:after="20"/>
+            </w:pPr>
+            <w:r/>
+            <w:r>
+              <w:rPr>
+                <w:b/>
+                <w:sz w:val="20"/>
+              </w:rPr>
+              <w:t>Requerimientos</w:t>
+            </w:r>
+          </w:p>
+        </w:tc>
+        <w:tc>
+          <w:tcPr>
+            <w:tcW w:type="dxa" w:w="6840"/>
+          </w:tcPr>
+          <w:p>
+            <w:pPr>
+              <w:spacing w:after="20"/>
+            </w:pPr>
+            <w:r/>
+            <w:r>
+              <w:rPr>
+                <w:b w:val="0"/>
+                <w:sz w:val="20"/>
+              </w:rPr>
+              <w:t>RF06; RNF Rendimiento</w:t>
+            </w:r>
+          </w:p>
+        </w:tc>
+      </w:tr>
+      <w:tr>
+        <w:trPr>
+          <w:cantSplit w:val="1"/>
+        </w:trPr>
+        <w:tc>
+          <w:tcPr>
+            <w:tcW w:type="dxa" w:w="2160"/>
+            <w:shd w:val="clear" w:color="auto" w:fill="DCE8F5"/>
+          </w:tcPr>
+          <w:p>
+            <w:pPr>
+              <w:spacing w:after="20"/>
+            </w:pPr>
+            <w:r/>
+            <w:r>
+              <w:rPr>
+                <w:b/>
+                <w:sz w:val="20"/>
+              </w:rPr>
+              <w:t>Descripción</w:t>
+            </w:r>
+          </w:p>
+        </w:tc>
+        <w:tc>
+          <w:tcPr>
+            <w:tcW w:type="dxa" w:w="6840"/>
+          </w:tcPr>
+          <w:p>
+            <w:pPr>
+              <w:spacing w:after="20"/>
+            </w:pPr>
+            <w:r/>
+            <w:r>
+              <w:rPr>
+                <w:b w:val="0"/>
+                <w:sz w:val="20"/>
+              </w:rPr>
+              <w:t>Muestra los indicadores clave y el estado general del proceso de conciliación.</w:t>
+            </w:r>
+          </w:p>
+        </w:tc>
+      </w:tr>
+      <w:tr>
+        <w:trPr>
+          <w:cantSplit w:val="1"/>
+        </w:trPr>
+        <w:tc>
+          <w:tcPr>
+            <w:tcW w:type="dxa" w:w="2160"/>
+            <w:shd w:val="clear" w:color="auto" w:fill="DCE8F5"/>
+          </w:tcPr>
+          <w:p>
+            <w:pPr>
+              <w:spacing w:after="20"/>
+            </w:pPr>
+            <w:r/>
+            <w:r>
+              <w:rPr>
+                <w:b/>
+                <w:sz w:val="20"/>
+              </w:rPr>
+              <w:t>Precondiciones</w:t>
+            </w:r>
+          </w:p>
+        </w:tc>
+        <w:tc>
+          <w:tcPr>
+            <w:tcW w:type="dxa" w:w="6840"/>
+          </w:tcPr>
+          <w:p>
+            <w:pPr>
+              <w:spacing w:after="20"/>
+            </w:pPr>
+            <w:r/>
+            <w:r>
+              <w:rPr>
+                <w:b w:val="0"/>
+                <w:sz w:val="20"/>
+              </w:rPr>
+              <w:t>Sesión iniciada.</w:t>
+            </w:r>
+          </w:p>
+        </w:tc>
+      </w:tr>
+      <w:tr>
+        <w:trPr>
+          <w:cantSplit w:val="1"/>
+        </w:trPr>
+        <w:tc>
+          <w:tcPr>
+            <w:tcW w:type="dxa" w:w="2160"/>
+            <w:shd w:val="clear" w:color="auto" w:fill="DCE8F5"/>
+          </w:tcPr>
+          <w:p>
+            <w:pPr>
+              <w:spacing w:after="20"/>
+            </w:pPr>
+            <w:r/>
+            <w:r>
+              <w:rPr>
+                <w:b/>
+                <w:sz w:val="20"/>
+              </w:rPr>
+              <w:t>Flujo principal</w:t>
+            </w:r>
+          </w:p>
+        </w:tc>
+        <w:tc>
+          <w:tcPr>
+            <w:tcW w:type="dxa" w:w="6840"/>
+          </w:tcPr>
+          <w:p>
+            <w:pPr>
+              <w:spacing w:after="20"/>
+            </w:pPr>
+            <w:r/>
+            <w:r>
+              <w:rPr>
+                <w:b w:val="0"/>
+                <w:sz w:val="20"/>
+              </w:rPr>
+              <w:t>1. El usuario ingresa al Dashboard.</w:t>
+            </w:r>
+          </w:p>
+          <w:p>
+            <w:pPr>
+              <w:spacing w:after="20"/>
+            </w:pPr>
+            <w:r>
+              <w:rPr>
+                <w:b w:val="0"/>
+                <w:sz w:val="20"/>
+              </w:rPr>
+              <w:t>2. El sistema muestra las tarjetas de KPI (registros procesados, conciliados, rechazados y excepciones pendientes).</w:t>
+            </w:r>
+          </w:p>
+          <w:p>
+            <w:pPr>
+              <w:spacing w:after="20"/>
+            </w:pPr>
+            <w:r>
+              <w:rPr>
+                <w:b w:val="0"/>
+                <w:sz w:val="20"/>
+              </w:rPr>
+              <w:t>3. El sistema muestra los gráficos de distribución de estados y de volumen diario.</w:t>
+            </w:r>
+          </w:p>
+          <w:p>
+            <w:pPr>
+              <w:spacing w:after="20"/>
+            </w:pPr>
+            <w:r>
+              <w:rPr>
+                <w:b w:val="0"/>
+                <w:sz w:val="20"/>
+              </w:rPr>
+              <w:t>4. El sistema muestra las alertas activas del sistema y de la IA.</w:t>
+            </w:r>
+          </w:p>
+          <w:p>
+            <w:pPr>
+              <w:spacing w:after="20"/>
+            </w:pPr>
+            <w:r>
+              <w:rPr>
+                <w:b w:val="0"/>
+                <w:sz w:val="20"/>
+              </w:rPr>
+              <w:t>5. El usuario cambia el rango de fechas.</w:t>
+            </w:r>
+          </w:p>
+          <w:p>
+            <w:pPr>
+              <w:spacing w:after="20"/>
+            </w:pPr>
+            <w:r>
+              <w:rPr>
+                <w:b w:val="0"/>
+                <w:sz w:val="20"/>
+              </w:rPr>
+              <w:t>6. El sistema actualiza los indicadores en menos de 2 segundos.</w:t>
+            </w:r>
+          </w:p>
+        </w:tc>
+      </w:tr>
+      <w:tr>
+        <w:trPr>
+          <w:cantSplit w:val="1"/>
+        </w:trPr>
+        <w:tc>
+          <w:tcPr>
+            <w:tcW w:type="dxa" w:w="2160"/>
+            <w:shd w:val="clear" w:color="auto" w:fill="DCE8F5"/>
+          </w:tcPr>
+          <w:p>
+            <w:pPr>
+              <w:spacing w:after="20"/>
+            </w:pPr>
+            <w:r/>
+            <w:r>
+              <w:rPr>
+                <w:b/>
+                <w:sz w:val="20"/>
+              </w:rPr>
+              <w:t>Flujos alternativos</w:t>
+            </w:r>
+          </w:p>
+        </w:tc>
+        <w:tc>
+          <w:tcPr>
+            <w:tcW w:type="dxa" w:w="6840"/>
+          </w:tcPr>
+          <w:p>
+            <w:pPr>
+              <w:spacing w:after="20"/>
+            </w:pPr>
+            <w:r/>
+            <w:r>
+              <w:rPr>
+                <w:b w:val="0"/>
+                <w:sz w:val="20"/>
+              </w:rPr>
+              <w:t>2a. No hay datos para el periodo seleccionado: el sistema muestra un mensaje informativo.</w:t>
+            </w:r>
+          </w:p>
+          <w:p>
+            <w:pPr>
+              <w:spacing w:after="20"/>
+            </w:pPr>
+            <w:r>
+              <w:rPr>
+                <w:b w:val="0"/>
+                <w:sz w:val="20"/>
+              </w:rPr>
+              <w:t>4a. El usuario selecciona una alerta de IA: se ejecuta CU08 Consultar insights de IA (&lt;&lt;extend&gt;&gt;).</w:t>
+            </w:r>
+          </w:p>
+        </w:tc>
+      </w:tr>
+      <w:tr>
+        <w:trPr>
+          <w:cantSplit w:val="1"/>
+        </w:trPr>
+        <w:tc>
+          <w:tcPr>
+            <w:tcW w:type="dxa" w:w="2160"/>
+            <w:shd w:val="clear" w:color="auto" w:fill="DCE8F5"/>
+          </w:tcPr>
+          <w:p>
+            <w:pPr>
+              <w:spacing w:after="20"/>
+            </w:pPr>
+            <w:r/>
+            <w:r>
+              <w:rPr>
+                <w:b/>
+                <w:sz w:val="20"/>
+              </w:rPr>
+              <w:t>Postcondiciones</w:t>
+            </w:r>
+          </w:p>
+        </w:tc>
+        <w:tc>
+          <w:tcPr>
+            <w:tcW w:type="dxa" w:w="6840"/>
+          </w:tcPr>
+          <w:p>
+            <w:pPr>
+              <w:spacing w:after="20"/>
+            </w:pPr>
+            <w:r/>
+            <w:r>
+              <w:rPr>
+                <w:b w:val="0"/>
+                <w:sz w:val="20"/>
+              </w:rPr>
+              <w:t>Ninguna (caso de consulta).</w:t>
+            </w:r>
+          </w:p>
+        </w:tc>
+      </w:tr>
+    </w:tbl>
+    <w:p/>
+    <w:tbl>
+      <w:tblPr>
+        <w:tblW w:type="auto" w:w="0"/>
+        <w:tblLook w:firstColumn="1" w:firstRow="1" w:lastColumn="0" w:lastRow="0" w:noHBand="0" w:noVBand="1" w:val="04A0"/>
+        <w:tblBorders>
+          <w:top w:val="single" w:sz="4" w:space="0" w:color="CBD5E1"/>
+          <w:left w:val="single" w:sz="4" w:space="0" w:color="CBD5E1"/>
+          <w:bottom w:val="single" w:sz="4" w:space="0" w:color="CBD5E1"/>
+          <w:right w:val="single" w:sz="4" w:space="0" w:color="CBD5E1"/>
+          <w:insideH w:val="single" w:sz="4" w:space="0" w:color="CBD5E1"/>
+          <w:insideV w:val="single" w:sz="4" w:space="0" w:color="CBD5E1"/>
+        </w:tblBorders>
+      </w:tblPr>
+      <w:tblGrid>
+        <w:gridCol w:w="4514"/>
+        <w:gridCol w:w="4514"/>
+      </w:tblGrid>
+      <w:tr>
+        <w:trPr>
+          <w:cantSplit w:val="1"/>
+        </w:trPr>
+        <w:tc>
+          <w:tcPr>
+            <w:tcW w:type="dxa" w:w="2160"/>
+            <w:shd w:val="clear" w:color="auto" w:fill="DCE8F5"/>
+          </w:tcPr>
+          <w:p>
+            <w:pPr>
+              <w:spacing w:after="20"/>
+            </w:pPr>
+            <w:r/>
+            <w:r>
+              <w:rPr>
+                <w:b/>
+                <w:sz w:val="20"/>
+              </w:rPr>
+              <w:t>Código</w:t>
+            </w:r>
+          </w:p>
+        </w:tc>
+        <w:tc>
+          <w:tcPr>
+            <w:tcW w:type="dxa" w:w="6840"/>
+          </w:tcPr>
+          <w:p>
+            <w:pPr>
+              <w:spacing w:after="20"/>
+            </w:pPr>
+            <w:r/>
+            <w:r>
+              <w:rPr>
+                <w:b w:val="0"/>
+                <w:sz w:val="20"/>
+              </w:rPr>
+              <w:t>CU07</w:t>
+            </w:r>
+          </w:p>
+        </w:tc>
+      </w:tr>
+      <w:tr>
+        <w:trPr>
+          <w:cantSplit w:val="1"/>
+        </w:trPr>
+        <w:tc>
+          <w:tcPr>
+            <w:tcW w:type="dxa" w:w="2160"/>
+            <w:shd w:val="clear" w:color="auto" w:fill="DCE8F5"/>
+          </w:tcPr>
+          <w:p>
+            <w:pPr>
+              <w:spacing w:after="20"/>
+            </w:pPr>
+            <w:r/>
+            <w:r>
+              <w:rPr>
+                <w:b/>
+                <w:sz w:val="20"/>
+              </w:rPr>
+              <w:t>Nombre</w:t>
+            </w:r>
+          </w:p>
+        </w:tc>
+        <w:tc>
+          <w:tcPr>
+            <w:tcW w:type="dxa" w:w="6840"/>
+          </w:tcPr>
+          <w:p>
+            <w:pPr>
+              <w:spacing w:after="20"/>
+            </w:pPr>
+            <w:r/>
+            <w:r>
+              <w:rPr>
+                <w:b w:val="0"/>
+                <w:sz w:val="20"/>
+              </w:rPr>
+              <w:t>Generar archivo de respuesta TGR</w:t>
+            </w:r>
+          </w:p>
+        </w:tc>
+      </w:tr>
+      <w:tr>
+        <w:trPr>
+          <w:cantSplit w:val="1"/>
+        </w:trPr>
+        <w:tc>
+          <w:tcPr>
+            <w:tcW w:type="dxa" w:w="2160"/>
+            <w:shd w:val="clear" w:color="auto" w:fill="DCE8F5"/>
+          </w:tcPr>
+          <w:p>
+            <w:pPr>
+              <w:spacing w:after="20"/>
+            </w:pPr>
+            <w:r/>
+            <w:r>
+              <w:rPr>
+                <w:b/>
+                <w:sz w:val="20"/>
+              </w:rPr>
+              <w:t>Actores</w:t>
+            </w:r>
+          </w:p>
+        </w:tc>
+        <w:tc>
+          <w:tcPr>
+            <w:tcW w:type="dxa" w:w="6840"/>
+          </w:tcPr>
+          <w:p>
+            <w:pPr>
+              <w:spacing w:after="20"/>
+            </w:pPr>
+            <w:r/>
+            <w:r>
+              <w:rPr>
+                <w:b w:val="0"/>
+                <w:sz w:val="20"/>
+              </w:rPr>
+              <w:t>Analista de Conciliación</w:t>
+            </w:r>
+          </w:p>
+        </w:tc>
+      </w:tr>
+      <w:tr>
+        <w:trPr>
+          <w:cantSplit w:val="1"/>
+        </w:trPr>
+        <w:tc>
+          <w:tcPr>
+            <w:tcW w:type="dxa" w:w="2160"/>
+            <w:shd w:val="clear" w:color="auto" w:fill="DCE8F5"/>
+          </w:tcPr>
+          <w:p>
+            <w:pPr>
+              <w:spacing w:after="20"/>
+            </w:pPr>
+            <w:r/>
+            <w:r>
+              <w:rPr>
+                <w:b/>
+                <w:sz w:val="20"/>
+              </w:rPr>
+              <w:t>Requerimientos</w:t>
+            </w:r>
+          </w:p>
+        </w:tc>
+        <w:tc>
+          <w:tcPr>
+            <w:tcW w:type="dxa" w:w="6840"/>
+          </w:tcPr>
+          <w:p>
+            <w:pPr>
+              <w:spacing w:after="20"/>
+            </w:pPr>
+            <w:r/>
+            <w:r>
+              <w:rPr>
+                <w:b w:val="0"/>
+                <w:sz w:val="20"/>
+              </w:rPr>
+              <w:t>RF07</w:t>
+            </w:r>
+          </w:p>
+        </w:tc>
+      </w:tr>
+      <w:tr>
+        <w:trPr>
+          <w:cantSplit w:val="1"/>
+        </w:trPr>
+        <w:tc>
+          <w:tcPr>
+            <w:tcW w:type="dxa" w:w="2160"/>
+            <w:shd w:val="clear" w:color="auto" w:fill="DCE8F5"/>
+          </w:tcPr>
+          <w:p>
+            <w:pPr>
+              <w:spacing w:after="20"/>
+            </w:pPr>
+            <w:r/>
+            <w:r>
+              <w:rPr>
+                <w:b/>
+                <w:sz w:val="20"/>
+              </w:rPr>
+              <w:t>Descripción</w:t>
+            </w:r>
+          </w:p>
+        </w:tc>
+        <w:tc>
+          <w:tcPr>
+            <w:tcW w:type="dxa" w:w="6840"/>
+          </w:tcPr>
+          <w:p>
+            <w:pPr>
+              <w:spacing w:after="20"/>
+            </w:pPr>
+            <w:r/>
+            <w:r>
+              <w:rPr>
+                <w:b w:val="0"/>
+                <w:sz w:val="20"/>
+              </w:rPr>
+              <w:t>Construye el archivo de rendición dirigido a la TGR con la estructura exigida por el organismo.</w:t>
+            </w:r>
+          </w:p>
+        </w:tc>
+      </w:tr>
+      <w:tr>
+        <w:trPr>
+          <w:cantSplit w:val="1"/>
+        </w:trPr>
+        <w:tc>
+          <w:tcPr>
+            <w:tcW w:type="dxa" w:w="2160"/>
+            <w:shd w:val="clear" w:color="auto" w:fill="DCE8F5"/>
+          </w:tcPr>
+          <w:p>
+            <w:pPr>
+              <w:spacing w:after="20"/>
+            </w:pPr>
+            <w:r/>
+            <w:r>
+              <w:rPr>
+                <w:b/>
+                <w:sz w:val="20"/>
+              </w:rPr>
+              <w:t>Precondiciones</w:t>
+            </w:r>
+          </w:p>
+        </w:tc>
+        <w:tc>
+          <w:tcPr>
+            <w:tcW w:type="dxa" w:w="6840"/>
+          </w:tcPr>
+          <w:p>
+            <w:pPr>
+              <w:spacing w:after="20"/>
+            </w:pPr>
+            <w:r/>
+            <w:r>
+              <w:rPr>
+                <w:b w:val="0"/>
+                <w:sz w:val="20"/>
+              </w:rPr>
+              <w:t>Sesión iniciada como Analista o Administrador. El lote está en estado "Procesado".</w:t>
+            </w:r>
+          </w:p>
+        </w:tc>
+      </w:tr>
+      <w:tr>
+        <w:trPr>
+          <w:cantSplit w:val="1"/>
+        </w:trPr>
+        <w:tc>
+          <w:tcPr>
+            <w:tcW w:type="dxa" w:w="2160"/>
+            <w:shd w:val="clear" w:color="auto" w:fill="DCE8F5"/>
+          </w:tcPr>
+          <w:p>
+            <w:pPr>
+              <w:spacing w:after="20"/>
+            </w:pPr>
+            <w:r/>
+            <w:r>
+              <w:rPr>
+                <w:b/>
+                <w:sz w:val="20"/>
+              </w:rPr>
+              <w:t>Flujo principal</w:t>
+            </w:r>
+          </w:p>
+        </w:tc>
+        <w:tc>
+          <w:tcPr>
+            <w:tcW w:type="dxa" w:w="6840"/>
+          </w:tcPr>
+          <w:p>
+            <w:pPr>
+              <w:spacing w:after="20"/>
+            </w:pPr>
+            <w:r/>
+            <w:r>
+              <w:rPr>
+                <w:b w:val="0"/>
+                <w:sz w:val="20"/>
+              </w:rPr>
+              <w:t>1. El Analista selecciona un lote procesado en el módulo de Reportes.</w:t>
+            </w:r>
+          </w:p>
+          <w:p>
+            <w:pPr>
+              <w:spacing w:after="20"/>
+            </w:pPr>
+            <w:r>
+              <w:rPr>
+                <w:b w:val="0"/>
+                <w:sz w:val="20"/>
+              </w:rPr>
+              <w:t>2. Selecciona la opción "Generar archivo de respuesta TGR".</w:t>
+            </w:r>
+          </w:p>
+          <w:p>
+            <w:pPr>
+              <w:spacing w:after="20"/>
+            </w:pPr>
+            <w:r>
+              <w:rPr>
+                <w:b w:val="0"/>
+                <w:sz w:val="20"/>
+              </w:rPr>
+              <w:t>3. El sistema construye el archivo con los resultados de conciliación del lote.</w:t>
+            </w:r>
+          </w:p>
+          <w:p>
+            <w:pPr>
+              <w:spacing w:after="20"/>
+            </w:pPr>
+            <w:r>
+              <w:rPr>
+                <w:b w:val="0"/>
+                <w:sz w:val="20"/>
+              </w:rPr>
+              <w:t>4. El sistema valida que el archivo cumpla con la estructura exigida por la TGR.</w:t>
+            </w:r>
+          </w:p>
+          <w:p>
+            <w:pPr>
+              <w:spacing w:after="20"/>
+            </w:pPr>
+            <w:r>
+              <w:rPr>
+                <w:b w:val="0"/>
+                <w:sz w:val="20"/>
+              </w:rPr>
+              <w:t>5. El archivo queda disponible para descarga y envío por SFTP.</w:t>
+            </w:r>
+          </w:p>
+          <w:p>
+            <w:pPr>
+              <w:spacing w:after="20"/>
+            </w:pPr>
+            <w:r>
+              <w:rPr>
+                <w:b w:val="0"/>
+                <w:sz w:val="20"/>
+              </w:rPr>
+              <w:t>6. El sistema registra la generación en la bitácora.</w:t>
+            </w:r>
+          </w:p>
+        </w:tc>
+      </w:tr>
+      <w:tr>
+        <w:trPr>
+          <w:cantSplit w:val="1"/>
+        </w:trPr>
+        <w:tc>
+          <w:tcPr>
+            <w:tcW w:type="dxa" w:w="2160"/>
+            <w:shd w:val="clear" w:color="auto" w:fill="DCE8F5"/>
+          </w:tcPr>
+          <w:p>
+            <w:pPr>
+              <w:spacing w:after="20"/>
+            </w:pPr>
+            <w:r/>
+            <w:r>
+              <w:rPr>
+                <w:b/>
+                <w:sz w:val="20"/>
+              </w:rPr>
+              <w:t>Flujos alternativos</w:t>
+            </w:r>
+          </w:p>
+        </w:tc>
+        <w:tc>
+          <w:tcPr>
+            <w:tcW w:type="dxa" w:w="6840"/>
+          </w:tcPr>
+          <w:p>
+            <w:pPr>
+              <w:spacing w:after="20"/>
+            </w:pPr>
+            <w:r/>
+            <w:r>
+              <w:rPr>
+                <w:b w:val="0"/>
+                <w:sz w:val="20"/>
+              </w:rPr>
+              <w:t>1a. El lote tiene registros "Pendiente" de cruce: el sistema advierte y no permite generar el archivo.</w:t>
+            </w:r>
+          </w:p>
+          <w:p>
+            <w:pPr>
+              <w:spacing w:after="20"/>
+            </w:pPr>
+            <w:r>
+              <w:rPr>
+                <w:b w:val="0"/>
+                <w:sz w:val="20"/>
+              </w:rPr>
+              <w:t>4a. El archivo no cumple la estructura: el sistema informa el error y no lo publica.</w:t>
+            </w:r>
+          </w:p>
+        </w:tc>
+      </w:tr>
+      <w:tr>
+        <w:trPr>
+          <w:cantSplit w:val="1"/>
+        </w:trPr>
+        <w:tc>
+          <w:tcPr>
+            <w:tcW w:type="dxa" w:w="2160"/>
+            <w:shd w:val="clear" w:color="auto" w:fill="DCE8F5"/>
+          </w:tcPr>
+          <w:p>
+            <w:pPr>
+              <w:spacing w:after="20"/>
+            </w:pPr>
+            <w:r/>
+            <w:r>
+              <w:rPr>
+                <w:b/>
+                <w:sz w:val="20"/>
+              </w:rPr>
+              <w:t>Postcondiciones</w:t>
+            </w:r>
+          </w:p>
+        </w:tc>
+        <w:tc>
+          <w:tcPr>
+            <w:tcW w:type="dxa" w:w="6840"/>
+          </w:tcPr>
+          <w:p>
+            <w:pPr>
+              <w:spacing w:after="20"/>
+            </w:pPr>
+            <w:r/>
+            <w:r>
+              <w:rPr>
+                <w:b w:val="0"/>
+                <w:sz w:val="20"/>
+              </w:rPr>
+              <w:t>El archivo de respuesta queda generado y registrado.</w:t>
+            </w:r>
+          </w:p>
+        </w:tc>
+      </w:tr>
+    </w:tbl>
+    <w:p/>
+    <w:tbl>
+      <w:tblPr>
+        <w:tblW w:type="auto" w:w="0"/>
+        <w:tblLook w:firstColumn="1" w:firstRow="1" w:lastColumn="0" w:lastRow="0" w:noHBand="0" w:noVBand="1" w:val="04A0"/>
+        <w:tblBorders>
+          <w:top w:val="single" w:sz="4" w:space="0" w:color="CBD5E1"/>
+          <w:left w:val="single" w:sz="4" w:space="0" w:color="CBD5E1"/>
+          <w:bottom w:val="single" w:sz="4" w:space="0" w:color="CBD5E1"/>
+          <w:right w:val="single" w:sz="4" w:space="0" w:color="CBD5E1"/>
+          <w:insideH w:val="single" w:sz="4" w:space="0" w:color="CBD5E1"/>
+          <w:insideV w:val="single" w:sz="4" w:space="0" w:color="CBD5E1"/>
+        </w:tblBorders>
+      </w:tblPr>
+      <w:tblGrid>
+        <w:gridCol w:w="4514"/>
+        <w:gridCol w:w="4514"/>
+      </w:tblGrid>
+      <w:tr>
+        <w:trPr>
+          <w:cantSplit w:val="1"/>
+        </w:trPr>
+        <w:tc>
+          <w:tcPr>
+            <w:tcW w:type="dxa" w:w="2160"/>
+            <w:shd w:val="clear" w:color="auto" w:fill="DCE8F5"/>
+          </w:tcPr>
+          <w:p>
+            <w:pPr>
+              <w:spacing w:after="20"/>
+            </w:pPr>
+            <w:r/>
+            <w:r>
+              <w:rPr>
+                <w:b/>
+                <w:sz w:val="20"/>
+              </w:rPr>
+              <w:t>Código</w:t>
+            </w:r>
+          </w:p>
+        </w:tc>
+        <w:tc>
+          <w:tcPr>
+            <w:tcW w:type="dxa" w:w="6840"/>
+          </w:tcPr>
+          <w:p>
+            <w:pPr>
+              <w:spacing w:after="20"/>
+            </w:pPr>
+            <w:r/>
+            <w:r>
+              <w:rPr>
+                <w:b w:val="0"/>
+                <w:sz w:val="20"/>
+              </w:rPr>
+              <w:t>CU08</w:t>
+            </w:r>
+          </w:p>
+        </w:tc>
+      </w:tr>
+      <w:tr>
+        <w:trPr>
+          <w:cantSplit w:val="1"/>
+        </w:trPr>
+        <w:tc>
+          <w:tcPr>
+            <w:tcW w:type="dxa" w:w="2160"/>
+            <w:shd w:val="clear" w:color="auto" w:fill="DCE8F5"/>
+          </w:tcPr>
+          <w:p>
+            <w:pPr>
+              <w:spacing w:after="20"/>
+            </w:pPr>
+            <w:r/>
+            <w:r>
+              <w:rPr>
+                <w:b/>
+                <w:sz w:val="20"/>
+              </w:rPr>
+              <w:t>Nombre</w:t>
+            </w:r>
+          </w:p>
+        </w:tc>
+        <w:tc>
+          <w:tcPr>
+            <w:tcW w:type="dxa" w:w="6840"/>
+          </w:tcPr>
+          <w:p>
+            <w:pPr>
+              <w:spacing w:after="20"/>
+            </w:pPr>
+            <w:r/>
+            <w:r>
+              <w:rPr>
+                <w:b w:val="0"/>
+                <w:sz w:val="20"/>
+              </w:rPr>
+              <w:t>Consultar insights de IA</w:t>
+            </w:r>
+          </w:p>
+        </w:tc>
+      </w:tr>
+      <w:tr>
+        <w:trPr>
+          <w:cantSplit w:val="1"/>
+        </w:trPr>
+        <w:tc>
+          <w:tcPr>
+            <w:tcW w:type="dxa" w:w="2160"/>
+            <w:shd w:val="clear" w:color="auto" w:fill="DCE8F5"/>
+          </w:tcPr>
+          <w:p>
+            <w:pPr>
+              <w:spacing w:after="20"/>
+            </w:pPr>
+            <w:r/>
+            <w:r>
+              <w:rPr>
+                <w:b/>
+                <w:sz w:val="20"/>
+              </w:rPr>
+              <w:t>Actores</w:t>
+            </w:r>
+          </w:p>
+        </w:tc>
+        <w:tc>
+          <w:tcPr>
+            <w:tcW w:type="dxa" w:w="6840"/>
+          </w:tcPr>
+          <w:p>
+            <w:pPr>
+              <w:spacing w:after="20"/>
+            </w:pPr>
+            <w:r/>
+            <w:r>
+              <w:rPr>
+                <w:b w:val="0"/>
+                <w:sz w:val="20"/>
+              </w:rPr>
+              <w:t>Analista de Conciliación</w:t>
+            </w:r>
+          </w:p>
+        </w:tc>
+      </w:tr>
+      <w:tr>
+        <w:trPr>
+          <w:cantSplit w:val="1"/>
+        </w:trPr>
+        <w:tc>
+          <w:tcPr>
+            <w:tcW w:type="dxa" w:w="2160"/>
+            <w:shd w:val="clear" w:color="auto" w:fill="DCE8F5"/>
+          </w:tcPr>
+          <w:p>
+            <w:pPr>
+              <w:spacing w:after="20"/>
+            </w:pPr>
+            <w:r/>
+            <w:r>
+              <w:rPr>
+                <w:b/>
+                <w:sz w:val="20"/>
+              </w:rPr>
+              <w:t>Requerimientos</w:t>
+            </w:r>
+          </w:p>
+        </w:tc>
+        <w:tc>
+          <w:tcPr>
+            <w:tcW w:type="dxa" w:w="6840"/>
+          </w:tcPr>
+          <w:p>
+            <w:pPr>
+              <w:spacing w:after="20"/>
+            </w:pPr>
+            <w:r/>
+            <w:r>
+              <w:rPr>
+                <w:b w:val="0"/>
+                <w:sz w:val="20"/>
+              </w:rPr>
+              <w:t>RF08</w:t>
+            </w:r>
+          </w:p>
+        </w:tc>
+      </w:tr>
+      <w:tr>
+        <w:trPr>
+          <w:cantSplit w:val="1"/>
+        </w:trPr>
+        <w:tc>
+          <w:tcPr>
+            <w:tcW w:type="dxa" w:w="2160"/>
+            <w:shd w:val="clear" w:color="auto" w:fill="DCE8F5"/>
+          </w:tcPr>
+          <w:p>
+            <w:pPr>
+              <w:spacing w:after="20"/>
+            </w:pPr>
+            <w:r/>
+            <w:r>
+              <w:rPr>
+                <w:b/>
+                <w:sz w:val="20"/>
+              </w:rPr>
+              <w:t>Descripción</w:t>
+            </w:r>
+          </w:p>
+        </w:tc>
+        <w:tc>
+          <w:tcPr>
+            <w:tcW w:type="dxa" w:w="6840"/>
+          </w:tcPr>
+          <w:p>
+            <w:pPr>
+              <w:spacing w:after="20"/>
+            </w:pPr>
+            <w:r/>
+            <w:r>
+              <w:rPr>
+                <w:b w:val="0"/>
+                <w:sz w:val="20"/>
+              </w:rPr>
+              <w:t>Permite revisar las anomalías y sugerencias generadas por el Módulo de IA y realizar consultas en lenguaje natural.</w:t>
+            </w:r>
+          </w:p>
+        </w:tc>
+      </w:tr>
+      <w:tr>
+        <w:trPr>
+          <w:cantSplit w:val="1"/>
+        </w:trPr>
+        <w:tc>
+          <w:tcPr>
+            <w:tcW w:type="dxa" w:w="2160"/>
+            <w:shd w:val="clear" w:color="auto" w:fill="DCE8F5"/>
+          </w:tcPr>
+          <w:p>
+            <w:pPr>
+              <w:spacing w:after="20"/>
+            </w:pPr>
+            <w:r/>
+            <w:r>
+              <w:rPr>
+                <w:b/>
+                <w:sz w:val="20"/>
+              </w:rPr>
+              <w:t>Precondiciones</w:t>
+            </w:r>
+          </w:p>
+        </w:tc>
+        <w:tc>
+          <w:tcPr>
+            <w:tcW w:type="dxa" w:w="6840"/>
+          </w:tcPr>
+          <w:p>
+            <w:pPr>
+              <w:spacing w:after="20"/>
+            </w:pPr>
+            <w:r/>
+            <w:r>
+              <w:rPr>
+                <w:b w:val="0"/>
+                <w:sz w:val="20"/>
+              </w:rPr>
+              <w:t>Sesión iniciada como Analista o Administrador. Existen lotes analizados por la IA.</w:t>
+            </w:r>
+          </w:p>
+        </w:tc>
+      </w:tr>
+      <w:tr>
+        <w:trPr>
+          <w:cantSplit w:val="1"/>
+        </w:trPr>
+        <w:tc>
+          <w:tcPr>
+            <w:tcW w:type="dxa" w:w="2160"/>
+            <w:shd w:val="clear" w:color="auto" w:fill="DCE8F5"/>
+          </w:tcPr>
+          <w:p>
+            <w:pPr>
+              <w:spacing w:after="20"/>
+            </w:pPr>
+            <w:r/>
+            <w:r>
+              <w:rPr>
+                <w:b/>
+                <w:sz w:val="20"/>
+              </w:rPr>
+              <w:t>Flujo principal</w:t>
+            </w:r>
+          </w:p>
+        </w:tc>
+        <w:tc>
+          <w:tcPr>
+            <w:tcW w:type="dxa" w:w="6840"/>
+          </w:tcPr>
+          <w:p>
+            <w:pPr>
+              <w:spacing w:after="20"/>
+            </w:pPr>
+            <w:r/>
+            <w:r>
+              <w:rPr>
+                <w:b w:val="0"/>
+                <w:sz w:val="20"/>
+              </w:rPr>
+              <w:t>1. El Analista ingresa al módulo de Reportes e IA.</w:t>
+            </w:r>
+          </w:p>
+          <w:p>
+            <w:pPr>
+              <w:spacing w:after="20"/>
+            </w:pPr>
+            <w:r>
+              <w:rPr>
+                <w:b w:val="0"/>
+                <w:sz w:val="20"/>
+              </w:rPr>
+              <w:t>2. El sistema muestra los insights ordenados por nivel de anomalía (Alto, Medio, Bajo).</w:t>
+            </w:r>
+          </w:p>
+          <w:p>
+            <w:pPr>
+              <w:spacing w:after="20"/>
+            </w:pPr>
+            <w:r>
+              <w:rPr>
+                <w:b w:val="0"/>
+                <w:sz w:val="20"/>
+              </w:rPr>
+              <w:t>3. El Analista revisa el detalle de un insight.</w:t>
+            </w:r>
+          </w:p>
+          <w:p>
+            <w:pPr>
+              <w:spacing w:after="20"/>
+            </w:pPr>
+            <w:r>
+              <w:rPr>
+                <w:b w:val="0"/>
+                <w:sz w:val="20"/>
+              </w:rPr>
+              <w:t>4. El Analista presiona "Aplicar Sugerencia de Validación".</w:t>
+            </w:r>
+          </w:p>
+          <w:p>
+            <w:pPr>
+              <w:spacing w:after="20"/>
+            </w:pPr>
+            <w:r>
+              <w:rPr>
+                <w:b w:val="0"/>
+                <w:sz w:val="20"/>
+              </w:rPr>
+              <w:t>5. El sistema incorpora la validación sugerida al siguiente proceso y lo registra en la bitácora.</w:t>
+            </w:r>
+          </w:p>
+        </w:tc>
+      </w:tr>
+      <w:tr>
+        <w:trPr>
+          <w:cantSplit w:val="1"/>
+        </w:trPr>
+        <w:tc>
+          <w:tcPr>
+            <w:tcW w:type="dxa" w:w="2160"/>
+            <w:shd w:val="clear" w:color="auto" w:fill="DCE8F5"/>
+          </w:tcPr>
+          <w:p>
+            <w:pPr>
+              <w:spacing w:after="20"/>
+            </w:pPr>
+            <w:r/>
+            <w:r>
+              <w:rPr>
+                <w:b/>
+                <w:sz w:val="20"/>
+              </w:rPr>
+              <w:t>Flujos alternativos</w:t>
+            </w:r>
+          </w:p>
+        </w:tc>
+        <w:tc>
+          <w:tcPr>
+            <w:tcW w:type="dxa" w:w="6840"/>
+          </w:tcPr>
+          <w:p>
+            <w:pPr>
+              <w:spacing w:after="20"/>
+            </w:pPr>
+            <w:r/>
+            <w:r>
+              <w:rPr>
+                <w:b w:val="0"/>
+                <w:sz w:val="20"/>
+              </w:rPr>
+              <w:t>2a. No hay anomalías detectadas: el sistema informa que no existen insights para el periodo.</w:t>
+            </w:r>
+          </w:p>
+          <w:p>
+            <w:pPr>
+              <w:spacing w:after="20"/>
+            </w:pPr>
+            <w:r>
+              <w:rPr>
+                <w:b w:val="0"/>
+                <w:sz w:val="20"/>
+              </w:rPr>
+              <w:t>3a. Consulta en lenguaje natural: el Analista escribe una pregunta y el sistema responde con base en los datos procesados.</w:t>
+            </w:r>
+          </w:p>
+          <w:p>
+            <w:pPr>
+              <w:spacing w:after="20"/>
+            </w:pPr>
+            <w:r>
+              <w:rPr>
+                <w:b w:val="0"/>
+                <w:sz w:val="20"/>
+              </w:rPr>
+              <w:t>4a. El Analista descarta la sugerencia: el insight queda marcado como revisado.</w:t>
+            </w:r>
+          </w:p>
+        </w:tc>
+      </w:tr>
+      <w:tr>
+        <w:trPr>
+          <w:cantSplit w:val="1"/>
+        </w:trPr>
+        <w:tc>
+          <w:tcPr>
+            <w:tcW w:type="dxa" w:w="2160"/>
+            <w:shd w:val="clear" w:color="auto" w:fill="DCE8F5"/>
+          </w:tcPr>
+          <w:p>
+            <w:pPr>
+              <w:spacing w:after="20"/>
+            </w:pPr>
+            <w:r/>
+            <w:r>
+              <w:rPr>
+                <w:b/>
+                <w:sz w:val="20"/>
+              </w:rPr>
+              <w:t>Postcondiciones</w:t>
+            </w:r>
+          </w:p>
+        </w:tc>
+        <w:tc>
+          <w:tcPr>
+            <w:tcW w:type="dxa" w:w="6840"/>
+          </w:tcPr>
+          <w:p>
+            <w:pPr>
+              <w:spacing w:after="20"/>
+            </w:pPr>
+            <w:r/>
+            <w:r>
+              <w:rPr>
+                <w:b w:val="0"/>
+                <w:sz w:val="20"/>
+              </w:rPr>
+              <w:t>La sugerencia queda aplicada o descartada, con registro en la bitácora.</w:t>
+            </w:r>
+          </w:p>
+        </w:tc>
+      </w:tr>
+    </w:tbl>
+    <w:p/>
+    <w:tbl>
+      <w:tblPr>
+        <w:tblW w:type="auto" w:w="0"/>
+        <w:tblLook w:firstColumn="1" w:firstRow="1" w:lastColumn="0" w:lastRow="0" w:noHBand="0" w:noVBand="1" w:val="04A0"/>
+        <w:tblBorders>
+          <w:top w:val="single" w:sz="4" w:space="0" w:color="CBD5E1"/>
+          <w:left w:val="single" w:sz="4" w:space="0" w:color="CBD5E1"/>
+          <w:bottom w:val="single" w:sz="4" w:space="0" w:color="CBD5E1"/>
+          <w:right w:val="single" w:sz="4" w:space="0" w:color="CBD5E1"/>
+          <w:insideH w:val="single" w:sz="4" w:space="0" w:color="CBD5E1"/>
+          <w:insideV w:val="single" w:sz="4" w:space="0" w:color="CBD5E1"/>
+        </w:tblBorders>
+      </w:tblPr>
+      <w:tblGrid>
+        <w:gridCol w:w="4514"/>
+        <w:gridCol w:w="4514"/>
+      </w:tblGrid>
+      <w:tr>
+        <w:trPr>
+          <w:cantSplit w:val="1"/>
+        </w:trPr>
+        <w:tc>
+          <w:tcPr>
+            <w:tcW w:type="dxa" w:w="2160"/>
+            <w:shd w:val="clear" w:color="auto" w:fill="DCE8F5"/>
+          </w:tcPr>
+          <w:p>
+            <w:pPr>
+              <w:spacing w:after="20"/>
+            </w:pPr>
+            <w:r/>
+            <w:r>
+              <w:rPr>
+                <w:b/>
+                <w:sz w:val="20"/>
+              </w:rPr>
+              <w:t>Código</w:t>
+            </w:r>
+          </w:p>
+        </w:tc>
+        <w:tc>
+          <w:tcPr>
+            <w:tcW w:type="dxa" w:w="6840"/>
+          </w:tcPr>
+          <w:p>
+            <w:pPr>
+              <w:spacing w:after="20"/>
+            </w:pPr>
+            <w:r/>
+            <w:r>
+              <w:rPr>
+                <w:b w:val="0"/>
+                <w:sz w:val="20"/>
+              </w:rPr>
+              <w:t>CU09</w:t>
+            </w:r>
+          </w:p>
+        </w:tc>
+      </w:tr>
+      <w:tr>
+        <w:trPr>
+          <w:cantSplit w:val="1"/>
+        </w:trPr>
+        <w:tc>
+          <w:tcPr>
+            <w:tcW w:type="dxa" w:w="2160"/>
+            <w:shd w:val="clear" w:color="auto" w:fill="DCE8F5"/>
+          </w:tcPr>
+          <w:p>
+            <w:pPr>
+              <w:spacing w:after="20"/>
+            </w:pPr>
+            <w:r/>
+            <w:r>
+              <w:rPr>
+                <w:b/>
+                <w:sz w:val="20"/>
+              </w:rPr>
+              <w:t>Nombre</w:t>
+            </w:r>
+          </w:p>
+        </w:tc>
+        <w:tc>
+          <w:tcPr>
+            <w:tcW w:type="dxa" w:w="6840"/>
+          </w:tcPr>
+          <w:p>
+            <w:pPr>
+              <w:spacing w:after="20"/>
+            </w:pPr>
+            <w:r/>
+            <w:r>
+              <w:rPr>
+                <w:b w:val="0"/>
+                <w:sz w:val="20"/>
+              </w:rPr>
+              <w:t>Exportar reportes y resultados</w:t>
+            </w:r>
+          </w:p>
+        </w:tc>
+      </w:tr>
+      <w:tr>
+        <w:trPr>
+          <w:cantSplit w:val="1"/>
+        </w:trPr>
+        <w:tc>
+          <w:tcPr>
+            <w:tcW w:type="dxa" w:w="2160"/>
+            <w:shd w:val="clear" w:color="auto" w:fill="DCE8F5"/>
+          </w:tcPr>
+          <w:p>
+            <w:pPr>
+              <w:spacing w:after="20"/>
+            </w:pPr>
+            <w:r/>
+            <w:r>
+              <w:rPr>
+                <w:b/>
+                <w:sz w:val="20"/>
+              </w:rPr>
+              <w:t>Actores</w:t>
+            </w:r>
+          </w:p>
+        </w:tc>
+        <w:tc>
+          <w:tcPr>
+            <w:tcW w:type="dxa" w:w="6840"/>
+          </w:tcPr>
+          <w:p>
+            <w:pPr>
+              <w:spacing w:after="20"/>
+            </w:pPr>
+            <w:r/>
+            <w:r>
+              <w:rPr>
+                <w:b w:val="0"/>
+                <w:sz w:val="20"/>
+              </w:rPr>
+              <w:t>Analista de Conciliación; Auditor</w:t>
+            </w:r>
+          </w:p>
+        </w:tc>
+      </w:tr>
+      <w:tr>
+        <w:trPr>
+          <w:cantSplit w:val="1"/>
+        </w:trPr>
+        <w:tc>
+          <w:tcPr>
+            <w:tcW w:type="dxa" w:w="2160"/>
+            <w:shd w:val="clear" w:color="auto" w:fill="DCE8F5"/>
+          </w:tcPr>
+          <w:p>
+            <w:pPr>
+              <w:spacing w:after="20"/>
+            </w:pPr>
+            <w:r/>
+            <w:r>
+              <w:rPr>
+                <w:b/>
+                <w:sz w:val="20"/>
+              </w:rPr>
+              <w:t>Requerimientos</w:t>
+            </w:r>
+          </w:p>
+        </w:tc>
+        <w:tc>
+          <w:tcPr>
+            <w:tcW w:type="dxa" w:w="6840"/>
+          </w:tcPr>
+          <w:p>
+            <w:pPr>
+              <w:spacing w:after="20"/>
+            </w:pPr>
+            <w:r/>
+            <w:r>
+              <w:rPr>
+                <w:b w:val="0"/>
+                <w:sz w:val="20"/>
+              </w:rPr>
+              <w:t>RF11</w:t>
+            </w:r>
+          </w:p>
+        </w:tc>
+      </w:tr>
+      <w:tr>
+        <w:trPr>
+          <w:cantSplit w:val="1"/>
+        </w:trPr>
+        <w:tc>
+          <w:tcPr>
+            <w:tcW w:type="dxa" w:w="2160"/>
+            <w:shd w:val="clear" w:color="auto" w:fill="DCE8F5"/>
+          </w:tcPr>
+          <w:p>
+            <w:pPr>
+              <w:spacing w:after="20"/>
+            </w:pPr>
+            <w:r/>
+            <w:r>
+              <w:rPr>
+                <w:b/>
+                <w:sz w:val="20"/>
+              </w:rPr>
+              <w:t>Descripción</w:t>
+            </w:r>
+          </w:p>
+        </w:tc>
+        <w:tc>
+          <w:tcPr>
+            <w:tcW w:type="dxa" w:w="6840"/>
+          </w:tcPr>
+          <w:p>
+            <w:pPr>
+              <w:spacing w:after="20"/>
+            </w:pPr>
+            <w:r/>
+            <w:r>
+              <w:rPr>
+                <w:b w:val="0"/>
+                <w:sz w:val="20"/>
+              </w:rPr>
+              <w:t>Genera reportes parametrizables y los exporta en formatos estándar.</w:t>
+            </w:r>
+          </w:p>
+        </w:tc>
+      </w:tr>
+      <w:tr>
+        <w:trPr>
+          <w:cantSplit w:val="1"/>
+        </w:trPr>
+        <w:tc>
+          <w:tcPr>
+            <w:tcW w:type="dxa" w:w="2160"/>
+            <w:shd w:val="clear" w:color="auto" w:fill="DCE8F5"/>
+          </w:tcPr>
+          <w:p>
+            <w:pPr>
+              <w:spacing w:after="20"/>
+            </w:pPr>
+            <w:r/>
+            <w:r>
+              <w:rPr>
+                <w:b/>
+                <w:sz w:val="20"/>
+              </w:rPr>
+              <w:t>Precondiciones</w:t>
+            </w:r>
+          </w:p>
+        </w:tc>
+        <w:tc>
+          <w:tcPr>
+            <w:tcW w:type="dxa" w:w="6840"/>
+          </w:tcPr>
+          <w:p>
+            <w:pPr>
+              <w:spacing w:after="20"/>
+            </w:pPr>
+            <w:r/>
+            <w:r>
+              <w:rPr>
+                <w:b w:val="0"/>
+                <w:sz w:val="20"/>
+              </w:rPr>
+              <w:t>Sesión iniciada con rol Analista, Auditor o Administrador.</w:t>
+            </w:r>
+          </w:p>
+        </w:tc>
+      </w:tr>
+      <w:tr>
+        <w:trPr>
+          <w:cantSplit w:val="1"/>
+        </w:trPr>
+        <w:tc>
+          <w:tcPr>
+            <w:tcW w:type="dxa" w:w="2160"/>
+            <w:shd w:val="clear" w:color="auto" w:fill="DCE8F5"/>
+          </w:tcPr>
+          <w:p>
+            <w:pPr>
+              <w:spacing w:after="20"/>
+            </w:pPr>
+            <w:r/>
+            <w:r>
+              <w:rPr>
+                <w:b/>
+                <w:sz w:val="20"/>
+              </w:rPr>
+              <w:t>Flujo principal</w:t>
+            </w:r>
+          </w:p>
+        </w:tc>
+        <w:tc>
+          <w:tcPr>
+            <w:tcW w:type="dxa" w:w="6840"/>
+          </w:tcPr>
+          <w:p>
+            <w:pPr>
+              <w:spacing w:after="20"/>
+            </w:pPr>
+            <w:r/>
+            <w:r>
+              <w:rPr>
+                <w:b w:val="0"/>
+                <w:sz w:val="20"/>
+              </w:rPr>
+              <w:t>1. El usuario ingresa al módulo de Reportes.</w:t>
+            </w:r>
+          </w:p>
+          <w:p>
+            <w:pPr>
+              <w:spacing w:after="20"/>
+            </w:pPr>
+            <w:r>
+              <w:rPr>
+                <w:b w:val="0"/>
+                <w:sz w:val="20"/>
+              </w:rPr>
+              <w:t>2. Define los parámetros: rango de fechas, tipo de cuenta, sucursal y tipo de reporte.</w:t>
+            </w:r>
+          </w:p>
+          <w:p>
+            <w:pPr>
+              <w:spacing w:after="20"/>
+            </w:pPr>
+            <w:r>
+              <w:rPr>
+                <w:b w:val="0"/>
+                <w:sz w:val="20"/>
+              </w:rPr>
+              <w:t>3. Presiona "Generar".</w:t>
+            </w:r>
+          </w:p>
+          <w:p>
+            <w:pPr>
+              <w:spacing w:after="20"/>
+            </w:pPr>
+            <w:r>
+              <w:rPr>
+                <w:b w:val="0"/>
+                <w:sz w:val="20"/>
+              </w:rPr>
+              <w:t>4. El sistema muestra una vista previa del reporte.</w:t>
+            </w:r>
+          </w:p>
+          <w:p>
+            <w:pPr>
+              <w:spacing w:after="20"/>
+            </w:pPr>
+            <w:r>
+              <w:rPr>
+                <w:b w:val="0"/>
+                <w:sz w:val="20"/>
+              </w:rPr>
+              <w:t>5. El usuario selecciona el formato de exportación (Excel, PDF o CSV).</w:t>
+            </w:r>
+          </w:p>
+          <w:p>
+            <w:pPr>
+              <w:spacing w:after="20"/>
+            </w:pPr>
+            <w:r>
+              <w:rPr>
+                <w:b w:val="0"/>
+                <w:sz w:val="20"/>
+              </w:rPr>
+              <w:t>6. El sistema genera y descarga el archivo.</w:t>
+            </w:r>
+          </w:p>
+          <w:p>
+            <w:pPr>
+              <w:spacing w:after="20"/>
+            </w:pPr>
+            <w:r>
+              <w:rPr>
+                <w:b w:val="0"/>
+                <w:sz w:val="20"/>
+              </w:rPr>
+              <w:t>7. El sistema registra la exportación en la bitácora.</w:t>
+            </w:r>
+          </w:p>
+        </w:tc>
+      </w:tr>
+      <w:tr>
+        <w:trPr>
+          <w:cantSplit w:val="1"/>
+        </w:trPr>
+        <w:tc>
+          <w:tcPr>
+            <w:tcW w:type="dxa" w:w="2160"/>
+            <w:shd w:val="clear" w:color="auto" w:fill="DCE8F5"/>
+          </w:tcPr>
+          <w:p>
+            <w:pPr>
+              <w:spacing w:after="20"/>
+            </w:pPr>
+            <w:r/>
+            <w:r>
+              <w:rPr>
+                <w:b/>
+                <w:sz w:val="20"/>
+              </w:rPr>
+              <w:t>Flujos alternativos</w:t>
+            </w:r>
+          </w:p>
+        </w:tc>
+        <w:tc>
+          <w:tcPr>
+            <w:tcW w:type="dxa" w:w="6840"/>
+          </w:tcPr>
+          <w:p>
+            <w:pPr>
+              <w:spacing w:after="20"/>
+            </w:pPr>
+            <w:r/>
+            <w:r>
+              <w:rPr>
+                <w:b w:val="0"/>
+                <w:sz w:val="20"/>
+              </w:rPr>
+              <w:t>3a. No hay datos para los parámetros: el sistema informa que el reporte está vacío.</w:t>
+            </w:r>
+          </w:p>
+        </w:tc>
+      </w:tr>
+      <w:tr>
+        <w:trPr>
+          <w:cantSplit w:val="1"/>
+        </w:trPr>
+        <w:tc>
+          <w:tcPr>
+            <w:tcW w:type="dxa" w:w="2160"/>
+            <w:shd w:val="clear" w:color="auto" w:fill="DCE8F5"/>
+          </w:tcPr>
+          <w:p>
+            <w:pPr>
+              <w:spacing w:after="20"/>
+            </w:pPr>
+            <w:r/>
+            <w:r>
+              <w:rPr>
+                <w:b/>
+                <w:sz w:val="20"/>
+              </w:rPr>
+              <w:t>Postcondiciones</w:t>
+            </w:r>
+          </w:p>
+        </w:tc>
+        <w:tc>
+          <w:tcPr>
+            <w:tcW w:type="dxa" w:w="6840"/>
+          </w:tcPr>
+          <w:p>
+            <w:pPr>
+              <w:spacing w:after="20"/>
+            </w:pPr>
+            <w:r/>
+            <w:r>
+              <w:rPr>
+                <w:b w:val="0"/>
+                <w:sz w:val="20"/>
+              </w:rPr>
+              <w:t>El reporte queda descargado y la exportación registrada.</w:t>
+            </w:r>
+          </w:p>
+        </w:tc>
+      </w:tr>
+    </w:tbl>
+    <w:p/>
+    <w:tbl>
+      <w:tblPr>
+        <w:tblW w:type="auto" w:w="0"/>
+        <w:tblLook w:firstColumn="1" w:firstRow="1" w:lastColumn="0" w:lastRow="0" w:noHBand="0" w:noVBand="1" w:val="04A0"/>
+        <w:tblBorders>
+          <w:top w:val="single" w:sz="4" w:space="0" w:color="CBD5E1"/>
+          <w:left w:val="single" w:sz="4" w:space="0" w:color="CBD5E1"/>
+          <w:bottom w:val="single" w:sz="4" w:space="0" w:color="CBD5E1"/>
+          <w:right w:val="single" w:sz="4" w:space="0" w:color="CBD5E1"/>
+          <w:insideH w:val="single" w:sz="4" w:space="0" w:color="CBD5E1"/>
+          <w:insideV w:val="single" w:sz="4" w:space="0" w:color="CBD5E1"/>
+        </w:tblBorders>
+      </w:tblPr>
+      <w:tblGrid>
+        <w:gridCol w:w="4514"/>
+        <w:gridCol w:w="4514"/>
+      </w:tblGrid>
+      <w:tr>
+        <w:trPr>
+          <w:cantSplit w:val="1"/>
+        </w:trPr>
+        <w:tc>
+          <w:tcPr>
+            <w:tcW w:type="dxa" w:w="2160"/>
+            <w:shd w:val="clear" w:color="auto" w:fill="DCE8F5"/>
+          </w:tcPr>
+          <w:p>
+            <w:pPr>
+              <w:spacing w:after="20"/>
+            </w:pPr>
+            <w:r/>
+            <w:r>
+              <w:rPr>
+                <w:b/>
+                <w:sz w:val="20"/>
+              </w:rPr>
+              <w:t>Código</w:t>
+            </w:r>
+          </w:p>
+        </w:tc>
+        <w:tc>
+          <w:tcPr>
+            <w:tcW w:type="dxa" w:w="6840"/>
+          </w:tcPr>
+          <w:p>
+            <w:pPr>
+              <w:spacing w:after="20"/>
+            </w:pPr>
+            <w:r/>
+            <w:r>
+              <w:rPr>
+                <w:b w:val="0"/>
+                <w:sz w:val="20"/>
+              </w:rPr>
+              <w:t>CU10</w:t>
+            </w:r>
+          </w:p>
+        </w:tc>
+      </w:tr>
+      <w:tr>
+        <w:trPr>
+          <w:cantSplit w:val="1"/>
+        </w:trPr>
+        <w:tc>
+          <w:tcPr>
+            <w:tcW w:type="dxa" w:w="2160"/>
+            <w:shd w:val="clear" w:color="auto" w:fill="DCE8F5"/>
+          </w:tcPr>
+          <w:p>
+            <w:pPr>
+              <w:spacing w:after="20"/>
+            </w:pPr>
+            <w:r/>
+            <w:r>
+              <w:rPr>
+                <w:b/>
+                <w:sz w:val="20"/>
+              </w:rPr>
+              <w:t>Nombre</w:t>
+            </w:r>
+          </w:p>
+        </w:tc>
+        <w:tc>
+          <w:tcPr>
+            <w:tcW w:type="dxa" w:w="6840"/>
+          </w:tcPr>
+          <w:p>
+            <w:pPr>
+              <w:spacing w:after="20"/>
+            </w:pPr>
+            <w:r/>
+            <w:r>
+              <w:rPr>
+                <w:b w:val="0"/>
+                <w:sz w:val="20"/>
+              </w:rPr>
+              <w:t>Administrar usuarios y roles</w:t>
+            </w:r>
+          </w:p>
+        </w:tc>
+      </w:tr>
+      <w:tr>
+        <w:trPr>
+          <w:cantSplit w:val="1"/>
+        </w:trPr>
+        <w:tc>
+          <w:tcPr>
+            <w:tcW w:type="dxa" w:w="2160"/>
+            <w:shd w:val="clear" w:color="auto" w:fill="DCE8F5"/>
+          </w:tcPr>
+          <w:p>
+            <w:pPr>
+              <w:spacing w:after="20"/>
+            </w:pPr>
+            <w:r/>
+            <w:r>
+              <w:rPr>
+                <w:b/>
+                <w:sz w:val="20"/>
+              </w:rPr>
+              <w:t>Actores</w:t>
+            </w:r>
+          </w:p>
+        </w:tc>
+        <w:tc>
+          <w:tcPr>
+            <w:tcW w:type="dxa" w:w="6840"/>
+          </w:tcPr>
+          <w:p>
+            <w:pPr>
+              <w:spacing w:after="20"/>
+            </w:pPr>
+            <w:r/>
+            <w:r>
+              <w:rPr>
+                <w:b w:val="0"/>
+                <w:sz w:val="20"/>
+              </w:rPr>
+              <w:t>Administrador</w:t>
+            </w:r>
+          </w:p>
+        </w:tc>
+      </w:tr>
+      <w:tr>
+        <w:trPr>
+          <w:cantSplit w:val="1"/>
+        </w:trPr>
+        <w:tc>
+          <w:tcPr>
+            <w:tcW w:type="dxa" w:w="2160"/>
+            <w:shd w:val="clear" w:color="auto" w:fill="DCE8F5"/>
+          </w:tcPr>
+          <w:p>
+            <w:pPr>
+              <w:spacing w:after="20"/>
+            </w:pPr>
+            <w:r/>
+            <w:r>
+              <w:rPr>
+                <w:b/>
+                <w:sz w:val="20"/>
+              </w:rPr>
+              <w:t>Requerimientos</w:t>
+            </w:r>
+          </w:p>
+        </w:tc>
+        <w:tc>
+          <w:tcPr>
+            <w:tcW w:type="dxa" w:w="6840"/>
+          </w:tcPr>
+          <w:p>
+            <w:pPr>
+              <w:spacing w:after="20"/>
+            </w:pPr>
+            <w:r/>
+            <w:r>
+              <w:rPr>
+                <w:b w:val="0"/>
+                <w:sz w:val="20"/>
+              </w:rPr>
+              <w:t>RF09</w:t>
+            </w:r>
+          </w:p>
+        </w:tc>
+      </w:tr>
+      <w:tr>
+        <w:trPr>
+          <w:cantSplit w:val="1"/>
+        </w:trPr>
+        <w:tc>
+          <w:tcPr>
+            <w:tcW w:type="dxa" w:w="2160"/>
+            <w:shd w:val="clear" w:color="auto" w:fill="DCE8F5"/>
+          </w:tcPr>
+          <w:p>
+            <w:pPr>
+              <w:spacing w:after="20"/>
+            </w:pPr>
+            <w:r/>
+            <w:r>
+              <w:rPr>
+                <w:b/>
+                <w:sz w:val="20"/>
+              </w:rPr>
+              <w:t>Descripción</w:t>
+            </w:r>
+          </w:p>
+        </w:tc>
+        <w:tc>
+          <w:tcPr>
+            <w:tcW w:type="dxa" w:w="6840"/>
+          </w:tcPr>
+          <w:p>
+            <w:pPr>
+              <w:spacing w:after="20"/>
+            </w:pPr>
+            <w:r/>
+            <w:r>
+              <w:rPr>
+                <w:b w:val="0"/>
+                <w:sz w:val="20"/>
+              </w:rPr>
+              <w:t>Permite asignar, modificar o revocar los roles de los usuarios de la plataforma.</w:t>
+            </w:r>
+          </w:p>
+        </w:tc>
+      </w:tr>
+      <w:tr>
+        <w:trPr>
+          <w:cantSplit w:val="1"/>
+        </w:trPr>
+        <w:tc>
+          <w:tcPr>
+            <w:tcW w:type="dxa" w:w="2160"/>
+            <w:shd w:val="clear" w:color="auto" w:fill="DCE8F5"/>
+          </w:tcPr>
+          <w:p>
+            <w:pPr>
+              <w:spacing w:after="20"/>
+            </w:pPr>
+            <w:r/>
+            <w:r>
+              <w:rPr>
+                <w:b/>
+                <w:sz w:val="20"/>
+              </w:rPr>
+              <w:t>Precondiciones</w:t>
+            </w:r>
+          </w:p>
+        </w:tc>
+        <w:tc>
+          <w:tcPr>
+            <w:tcW w:type="dxa" w:w="6840"/>
+          </w:tcPr>
+          <w:p>
+            <w:pPr>
+              <w:spacing w:after="20"/>
+            </w:pPr>
+            <w:r/>
+            <w:r>
+              <w:rPr>
+                <w:b w:val="0"/>
+                <w:sz w:val="20"/>
+              </w:rPr>
+              <w:t>Sesión iniciada con rol Administrador.</w:t>
+            </w:r>
+          </w:p>
+        </w:tc>
+      </w:tr>
+      <w:tr>
+        <w:trPr>
+          <w:cantSplit w:val="1"/>
+        </w:trPr>
+        <w:tc>
+          <w:tcPr>
+            <w:tcW w:type="dxa" w:w="2160"/>
+            <w:shd w:val="clear" w:color="auto" w:fill="DCE8F5"/>
+          </w:tcPr>
+          <w:p>
+            <w:pPr>
+              <w:spacing w:after="20"/>
+            </w:pPr>
+            <w:r/>
+            <w:r>
+              <w:rPr>
+                <w:b/>
+                <w:sz w:val="20"/>
+              </w:rPr>
+              <w:t>Flujo principal</w:t>
+            </w:r>
+          </w:p>
+        </w:tc>
+        <w:tc>
+          <w:tcPr>
+            <w:tcW w:type="dxa" w:w="6840"/>
+          </w:tcPr>
+          <w:p>
+            <w:pPr>
+              <w:spacing w:after="20"/>
+            </w:pPr>
+            <w:r/>
+            <w:r>
+              <w:rPr>
+                <w:b w:val="0"/>
+                <w:sz w:val="20"/>
+              </w:rPr>
+              <w:t>1. El Administrador ingresa a Usuarios y Roles.</w:t>
+            </w:r>
+          </w:p>
+          <w:p>
+            <w:pPr>
+              <w:spacing w:after="20"/>
+            </w:pPr>
+            <w:r>
+              <w:rPr>
+                <w:b w:val="0"/>
+                <w:sz w:val="20"/>
+              </w:rPr>
+              <w:t>2. El sistema lista los usuarios con su rol y estado.</w:t>
+            </w:r>
+          </w:p>
+          <w:p>
+            <w:pPr>
+              <w:spacing w:after="20"/>
+            </w:pPr>
+            <w:r>
+              <w:rPr>
+                <w:b w:val="0"/>
+                <w:sz w:val="20"/>
+              </w:rPr>
+              <w:t>3. El Administrador selecciona "Agregar usuario".</w:t>
+            </w:r>
+          </w:p>
+          <w:p>
+            <w:pPr>
+              <w:spacing w:after="20"/>
+            </w:pPr>
+            <w:r>
+              <w:rPr>
+                <w:b w:val="0"/>
+                <w:sz w:val="20"/>
+              </w:rPr>
+              <w:t>4. Busca la cuenta en el Active Directory.</w:t>
+            </w:r>
+          </w:p>
+          <w:p>
+            <w:pPr>
+              <w:spacing w:after="20"/>
+            </w:pPr>
+            <w:r>
+              <w:rPr>
+                <w:b w:val="0"/>
+                <w:sz w:val="20"/>
+              </w:rPr>
+              <w:t>5. Asigna un rol (Administrador, Analista de Conciliación, Auditor o Consulta).</w:t>
+            </w:r>
+          </w:p>
+          <w:p>
+            <w:pPr>
+              <w:spacing w:after="20"/>
+            </w:pPr>
+            <w:r>
+              <w:rPr>
+                <w:b w:val="0"/>
+                <w:sz w:val="20"/>
+              </w:rPr>
+              <w:t>6. Guarda los cambios.</w:t>
+            </w:r>
+          </w:p>
+          <w:p>
+            <w:pPr>
+              <w:spacing w:after="20"/>
+            </w:pPr>
+            <w:r>
+              <w:rPr>
+                <w:b w:val="0"/>
+                <w:sz w:val="20"/>
+              </w:rPr>
+              <w:t>7. El sistema registra la operación en la bitácora.</w:t>
+            </w:r>
+          </w:p>
+        </w:tc>
+      </w:tr>
+      <w:tr>
+        <w:trPr>
+          <w:cantSplit w:val="1"/>
+        </w:trPr>
+        <w:tc>
+          <w:tcPr>
+            <w:tcW w:type="dxa" w:w="2160"/>
+            <w:shd w:val="clear" w:color="auto" w:fill="DCE8F5"/>
+          </w:tcPr>
+          <w:p>
+            <w:pPr>
+              <w:spacing w:after="20"/>
+            </w:pPr>
+            <w:r/>
+            <w:r>
+              <w:rPr>
+                <w:b/>
+                <w:sz w:val="20"/>
+              </w:rPr>
+              <w:t>Flujos alternativos</w:t>
+            </w:r>
+          </w:p>
+        </w:tc>
+        <w:tc>
+          <w:tcPr>
+            <w:tcW w:type="dxa" w:w="6840"/>
+          </w:tcPr>
+          <w:p>
+            <w:pPr>
+              <w:spacing w:after="20"/>
+            </w:pPr>
+            <w:r/>
+            <w:r>
+              <w:rPr>
+                <w:b w:val="0"/>
+                <w:sz w:val="20"/>
+              </w:rPr>
+              <w:t>3a. Modificar el rol de un usuario existente.</w:t>
+            </w:r>
+          </w:p>
+          <w:p>
+            <w:pPr>
+              <w:spacing w:after="20"/>
+            </w:pPr>
+            <w:r>
+              <w:rPr>
+                <w:b w:val="0"/>
+                <w:sz w:val="20"/>
+              </w:rPr>
+              <w:t>3b. Desactivar un usuario: el usuario pierde el acceso sin eliminar su historial.</w:t>
+            </w:r>
+          </w:p>
+          <w:p>
+            <w:pPr>
+              <w:spacing w:after="20"/>
+            </w:pPr>
+            <w:r>
+              <w:rPr>
+                <w:b w:val="0"/>
+                <w:sz w:val="20"/>
+              </w:rPr>
+              <w:t>4a. La cuenta no existe en el Active Directory: el sistema informa el error.</w:t>
+            </w:r>
+          </w:p>
+        </w:tc>
+      </w:tr>
+      <w:tr>
+        <w:trPr>
+          <w:cantSplit w:val="1"/>
+        </w:trPr>
+        <w:tc>
+          <w:tcPr>
+            <w:tcW w:type="dxa" w:w="2160"/>
+            <w:shd w:val="clear" w:color="auto" w:fill="DCE8F5"/>
+          </w:tcPr>
+          <w:p>
+            <w:pPr>
+              <w:spacing w:after="20"/>
+            </w:pPr>
+            <w:r/>
+            <w:r>
+              <w:rPr>
+                <w:b/>
+                <w:sz w:val="20"/>
+              </w:rPr>
+              <w:t>Postcondiciones</w:t>
+            </w:r>
+          </w:p>
+        </w:tc>
+        <w:tc>
+          <w:tcPr>
+            <w:tcW w:type="dxa" w:w="6840"/>
+          </w:tcPr>
+          <w:p>
+            <w:pPr>
+              <w:spacing w:after="20"/>
+            </w:pPr>
+            <w:r/>
+            <w:r>
+              <w:rPr>
+                <w:b w:val="0"/>
+                <w:sz w:val="20"/>
+              </w:rPr>
+              <w:t>Los permisos del usuario quedan actualizados.</w:t>
+            </w:r>
+          </w:p>
+        </w:tc>
+      </w:tr>
+    </w:tbl>
+    <w:p/>
+    <w:tbl>
+      <w:tblPr>
+        <w:tblW w:type="auto" w:w="0"/>
+        <w:tblLook w:firstColumn="1" w:firstRow="1" w:lastColumn="0" w:lastRow="0" w:noHBand="0" w:noVBand="1" w:val="04A0"/>
+        <w:tblBorders>
+          <w:top w:val="single" w:sz="4" w:space="0" w:color="CBD5E1"/>
+          <w:left w:val="single" w:sz="4" w:space="0" w:color="CBD5E1"/>
+          <w:bottom w:val="single" w:sz="4" w:space="0" w:color="CBD5E1"/>
+          <w:right w:val="single" w:sz="4" w:space="0" w:color="CBD5E1"/>
+          <w:insideH w:val="single" w:sz="4" w:space="0" w:color="CBD5E1"/>
+          <w:insideV w:val="single" w:sz="4" w:space="0" w:color="CBD5E1"/>
+        </w:tblBorders>
+      </w:tblPr>
+      <w:tblGrid>
+        <w:gridCol w:w="4514"/>
+        <w:gridCol w:w="4514"/>
+      </w:tblGrid>
+      <w:tr>
+        <w:trPr>
+          <w:cantSplit w:val="1"/>
+        </w:trPr>
+        <w:tc>
+          <w:tcPr>
+            <w:tcW w:type="dxa" w:w="2160"/>
+            <w:shd w:val="clear" w:color="auto" w:fill="DCE8F5"/>
+          </w:tcPr>
+          <w:p>
+            <w:pPr>
+              <w:spacing w:after="20"/>
+            </w:pPr>
+            <w:r/>
+            <w:r>
+              <w:rPr>
+                <w:b/>
+                <w:sz w:val="20"/>
+              </w:rPr>
+              <w:t>Código</w:t>
+            </w:r>
+          </w:p>
+        </w:tc>
+        <w:tc>
+          <w:tcPr>
+            <w:tcW w:type="dxa" w:w="6840"/>
+          </w:tcPr>
+          <w:p>
+            <w:pPr>
+              <w:spacing w:after="20"/>
+            </w:pPr>
+            <w:r/>
+            <w:r>
+              <w:rPr>
+                <w:b w:val="0"/>
+                <w:sz w:val="20"/>
+              </w:rPr>
+              <w:t>CU11</w:t>
+            </w:r>
+          </w:p>
+        </w:tc>
+      </w:tr>
+      <w:tr>
+        <w:trPr>
+          <w:cantSplit w:val="1"/>
+        </w:trPr>
+        <w:tc>
+          <w:tcPr>
+            <w:tcW w:type="dxa" w:w="2160"/>
+            <w:shd w:val="clear" w:color="auto" w:fill="DCE8F5"/>
+          </w:tcPr>
+          <w:p>
+            <w:pPr>
+              <w:spacing w:after="20"/>
+            </w:pPr>
+            <w:r/>
+            <w:r>
+              <w:rPr>
+                <w:b/>
+                <w:sz w:val="20"/>
+              </w:rPr>
+              <w:t>Nombre</w:t>
+            </w:r>
+          </w:p>
+        </w:tc>
+        <w:tc>
+          <w:tcPr>
+            <w:tcW w:type="dxa" w:w="6840"/>
+          </w:tcPr>
+          <w:p>
+            <w:pPr>
+              <w:spacing w:after="20"/>
+            </w:pPr>
+            <w:r/>
+            <w:r>
+              <w:rPr>
+                <w:b w:val="0"/>
+                <w:sz w:val="20"/>
+              </w:rPr>
+              <w:t>Consultar bitácora de auditoría</w:t>
+            </w:r>
+          </w:p>
+        </w:tc>
+      </w:tr>
+      <w:tr>
+        <w:trPr>
+          <w:cantSplit w:val="1"/>
+        </w:trPr>
+        <w:tc>
+          <w:tcPr>
+            <w:tcW w:type="dxa" w:w="2160"/>
+            <w:shd w:val="clear" w:color="auto" w:fill="DCE8F5"/>
+          </w:tcPr>
+          <w:p>
+            <w:pPr>
+              <w:spacing w:after="20"/>
+            </w:pPr>
+            <w:r/>
+            <w:r>
+              <w:rPr>
+                <w:b/>
+                <w:sz w:val="20"/>
+              </w:rPr>
+              <w:t>Actores</w:t>
+            </w:r>
+          </w:p>
+        </w:tc>
+        <w:tc>
+          <w:tcPr>
+            <w:tcW w:type="dxa" w:w="6840"/>
+          </w:tcPr>
+          <w:p>
+            <w:pPr>
+              <w:spacing w:after="20"/>
+            </w:pPr>
+            <w:r/>
+            <w:r>
+              <w:rPr>
+                <w:b w:val="0"/>
+                <w:sz w:val="20"/>
+              </w:rPr>
+              <w:t>Auditor; Administrador</w:t>
+            </w:r>
+          </w:p>
+        </w:tc>
+      </w:tr>
+      <w:tr>
+        <w:trPr>
+          <w:cantSplit w:val="1"/>
+        </w:trPr>
+        <w:tc>
+          <w:tcPr>
+            <w:tcW w:type="dxa" w:w="2160"/>
+            <w:shd w:val="clear" w:color="auto" w:fill="DCE8F5"/>
+          </w:tcPr>
+          <w:p>
+            <w:pPr>
+              <w:spacing w:after="20"/>
+            </w:pPr>
+            <w:r/>
+            <w:r>
+              <w:rPr>
+                <w:b/>
+                <w:sz w:val="20"/>
+              </w:rPr>
+              <w:t>Requerimientos</w:t>
+            </w:r>
+          </w:p>
+        </w:tc>
+        <w:tc>
+          <w:tcPr>
+            <w:tcW w:type="dxa" w:w="6840"/>
+          </w:tcPr>
+          <w:p>
+            <w:pPr>
+              <w:spacing w:after="20"/>
+            </w:pPr>
+            <w:r/>
+            <w:r>
+              <w:rPr>
+                <w:b w:val="0"/>
+                <w:sz w:val="20"/>
+              </w:rPr>
+              <w:t>RF10; RNF Trazabilidad</w:t>
+            </w:r>
+          </w:p>
+        </w:tc>
+      </w:tr>
+      <w:tr>
+        <w:trPr>
+          <w:cantSplit w:val="1"/>
+        </w:trPr>
+        <w:tc>
+          <w:tcPr>
+            <w:tcW w:type="dxa" w:w="2160"/>
+            <w:shd w:val="clear" w:color="auto" w:fill="DCE8F5"/>
+          </w:tcPr>
+          <w:p>
+            <w:pPr>
+              <w:spacing w:after="20"/>
+            </w:pPr>
+            <w:r/>
+            <w:r>
+              <w:rPr>
+                <w:b/>
+                <w:sz w:val="20"/>
+              </w:rPr>
+              <w:t>Descripción</w:t>
+            </w:r>
+          </w:p>
+        </w:tc>
+        <w:tc>
+          <w:tcPr>
+            <w:tcW w:type="dxa" w:w="6840"/>
+          </w:tcPr>
+          <w:p>
+            <w:pPr>
+              <w:spacing w:after="20"/>
+            </w:pPr>
+            <w:r/>
+            <w:r>
+              <w:rPr>
+                <w:b w:val="0"/>
+                <w:sz w:val="20"/>
+              </w:rPr>
+              <w:t>Permite revisar el registro inalterable de todas las acciones realizadas en la plataforma.</w:t>
+            </w:r>
+          </w:p>
+        </w:tc>
+      </w:tr>
+      <w:tr>
+        <w:trPr>
+          <w:cantSplit w:val="1"/>
+        </w:trPr>
+        <w:tc>
+          <w:tcPr>
+            <w:tcW w:type="dxa" w:w="2160"/>
+            <w:shd w:val="clear" w:color="auto" w:fill="DCE8F5"/>
+          </w:tcPr>
+          <w:p>
+            <w:pPr>
+              <w:spacing w:after="20"/>
+            </w:pPr>
+            <w:r/>
+            <w:r>
+              <w:rPr>
+                <w:b/>
+                <w:sz w:val="20"/>
+              </w:rPr>
+              <w:t>Precondiciones</w:t>
+            </w:r>
+          </w:p>
+        </w:tc>
+        <w:tc>
+          <w:tcPr>
+            <w:tcW w:type="dxa" w:w="6840"/>
+          </w:tcPr>
+          <w:p>
+            <w:pPr>
+              <w:spacing w:after="20"/>
+            </w:pPr>
+            <w:r/>
+            <w:r>
+              <w:rPr>
+                <w:b w:val="0"/>
+                <w:sz w:val="20"/>
+              </w:rPr>
+              <w:t>Sesión iniciada con rol Auditor o Administrador.</w:t>
+            </w:r>
+          </w:p>
+        </w:tc>
+      </w:tr>
+      <w:tr>
+        <w:trPr>
+          <w:cantSplit w:val="1"/>
+        </w:trPr>
+        <w:tc>
+          <w:tcPr>
+            <w:tcW w:type="dxa" w:w="2160"/>
+            <w:shd w:val="clear" w:color="auto" w:fill="DCE8F5"/>
+          </w:tcPr>
+          <w:p>
+            <w:pPr>
+              <w:spacing w:after="20"/>
+            </w:pPr>
+            <w:r/>
+            <w:r>
+              <w:rPr>
+                <w:b/>
+                <w:sz w:val="20"/>
+              </w:rPr>
+              <w:t>Flujo principal</w:t>
+            </w:r>
+          </w:p>
+        </w:tc>
+        <w:tc>
+          <w:tcPr>
+            <w:tcW w:type="dxa" w:w="6840"/>
+          </w:tcPr>
+          <w:p>
+            <w:pPr>
+              <w:spacing w:after="20"/>
+            </w:pPr>
+            <w:r/>
+            <w:r>
+              <w:rPr>
+                <w:b w:val="0"/>
+                <w:sz w:val="20"/>
+              </w:rPr>
+              <w:t>1. El usuario ingresa a la Bitácora de Auditoría.</w:t>
+            </w:r>
+          </w:p>
+          <w:p>
+            <w:pPr>
+              <w:spacing w:after="20"/>
+            </w:pPr>
+            <w:r>
+              <w:rPr>
+                <w:b w:val="0"/>
+                <w:sz w:val="20"/>
+              </w:rPr>
+              <w:t>2. Filtra por rango de fechas, usuario, acción o entidad.</w:t>
+            </w:r>
+          </w:p>
+          <w:p>
+            <w:pPr>
+              <w:spacing w:after="20"/>
+            </w:pPr>
+            <w:r>
+              <w:rPr>
+                <w:b w:val="0"/>
+                <w:sz w:val="20"/>
+              </w:rPr>
+              <w:t>3. El sistema muestra los registros en modo solo lectura.</w:t>
+            </w:r>
+          </w:p>
+          <w:p>
+            <w:pPr>
+              <w:spacing w:after="20"/>
+            </w:pPr>
+            <w:r>
+              <w:rPr>
+                <w:b w:val="0"/>
+                <w:sz w:val="20"/>
+              </w:rPr>
+              <w:t>4. El usuario selecciona un registro para ver el detalle del cambio.</w:t>
+            </w:r>
+          </w:p>
+          <w:p>
+            <w:pPr>
+              <w:spacing w:after="20"/>
+            </w:pPr>
+            <w:r>
+              <w:rPr>
+                <w:b w:val="0"/>
+                <w:sz w:val="20"/>
+              </w:rPr>
+              <w:t>5. Opcionalmente exporta el resultado (CU09).</w:t>
+            </w:r>
+          </w:p>
+        </w:tc>
+      </w:tr>
+      <w:tr>
+        <w:trPr>
+          <w:cantSplit w:val="1"/>
+        </w:trPr>
+        <w:tc>
+          <w:tcPr>
+            <w:tcW w:type="dxa" w:w="2160"/>
+            <w:shd w:val="clear" w:color="auto" w:fill="DCE8F5"/>
+          </w:tcPr>
+          <w:p>
+            <w:pPr>
+              <w:spacing w:after="20"/>
+            </w:pPr>
+            <w:r/>
+            <w:r>
+              <w:rPr>
+                <w:b/>
+                <w:sz w:val="20"/>
+              </w:rPr>
+              <w:t>Flujos alternativos</w:t>
+            </w:r>
+          </w:p>
+        </w:tc>
+        <w:tc>
+          <w:tcPr>
+            <w:tcW w:type="dxa" w:w="6840"/>
+          </w:tcPr>
+          <w:p>
+            <w:pPr>
+              <w:spacing w:after="20"/>
+            </w:pPr>
+            <w:r/>
+            <w:r>
+              <w:rPr>
+                <w:b w:val="0"/>
+                <w:sz w:val="20"/>
+              </w:rPr>
+              <w:t>2a. No hay registros para el filtro: el sistema informa que no existen resultados.</w:t>
+            </w:r>
+          </w:p>
+        </w:tc>
+      </w:tr>
+      <w:tr>
+        <w:trPr>
+          <w:cantSplit w:val="1"/>
+        </w:trPr>
+        <w:tc>
+          <w:tcPr>
+            <w:tcW w:type="dxa" w:w="2160"/>
+            <w:shd w:val="clear" w:color="auto" w:fill="DCE8F5"/>
+          </w:tcPr>
+          <w:p>
+            <w:pPr>
+              <w:spacing w:after="20"/>
+            </w:pPr>
+            <w:r/>
+            <w:r>
+              <w:rPr>
+                <w:b/>
+                <w:sz w:val="20"/>
+              </w:rPr>
+              <w:t>Postcondiciones</w:t>
+            </w:r>
+          </w:p>
+        </w:tc>
+        <w:tc>
+          <w:tcPr>
+            <w:tcW w:type="dxa" w:w="6840"/>
+          </w:tcPr>
+          <w:p>
+            <w:pPr>
+              <w:spacing w:after="20"/>
+            </w:pPr>
+            <w:r/>
+            <w:r>
+              <w:rPr>
+                <w:b w:val="0"/>
+                <w:sz w:val="20"/>
+              </w:rPr>
+              <w:t>Ninguna. La bitácora no puede ser modificada por ningún rol.</w:t>
+            </w:r>
+          </w:p>
+        </w:tc>
+      </w:tr>
+    </w:tbl>
+    <w:p/>
     <w:sectPr>
       <w:pgSz w:h="16834" w:w="11909" w:orient="portrait"/>
       <w:pgMar w:bottom="1440" w:top="1440" w:left="1440" w:right="1440" w:header="720" w:footer="720"/>

--- a/Fase 2/Evidencias Proyecto/Evidencias de Documentación/Análisis y Diseño/Documento de Especificación de Requerimientos (ERS) - TTDH Automation.docx
+++ b/Fase 2/Evidencias Proyecto/Evidencias de Documentación/Análisis y Diseño/Documento de Especificación de Requerimientos (ERS) - TTDH Automation.docx
@@ -169,13 +169,13 @@
           <w:bCs w:val="1"/>
           <w:rtl w:val="0"/>
         </w:rPr>
-        <w:t xml:space="preserve">Ingesta y Extracción de Archivos TGR:</w:t>
+        <w:t>Recepción, Ingesta y Extracción de Documentos TGR:</w:t>
       </w:r>
       <w:r>
         <w:rPr>
           <w:rtl w:val="0"/>
         </w:rPr>
-        <w:t xml:space="preserve"> El sistema recibe e ingiere archivos de nóminas enviadas por la TGR (formatos estructurados/semiestructurados). Realiza un parsing automatizado para extraer los registros de depósitos, devoluciones y traspasos.</w:t>
+        <w:t xml:space="preserve"> El sistema recibe los documentos de nóminas enviados por la TGR a través de la casilla de correo institucional (descarga automática de los adjuntos), del directorio SFTP o de la carga manual vía web. Los documentos pueden llegar en formatos estructurados (Excel, CSV, TXT) o no estructurados (PDF, documentos escaneados y fotografías). Los formatos no estructurados se convierten a una plantilla estándar mediante un módulo de extracción con OCR e Inteligencia Artificial; luego todos se procesan con un parsing automatizado para extraer los registros de depósitos, devoluciones y traspasos.</w:t>
       </w:r>
     </w:p>
     <w:p>
@@ -475,7 +475,7 @@
               <w:rPr>
                 <w:rtl w:val="0"/>
               </w:rPr>
-              <w:t xml:space="preserve">Ingesta Multiformato de Archivos TGR</w:t>
+              <w:t>Recepción Multicanal y Multiformato de Documentos TGR</w:t>
             </w:r>
           </w:p>
         </w:tc>
@@ -489,7 +489,7 @@
               <w:rPr>
                 <w:rtl w:val="0"/>
               </w:rPr>
-              <w:t xml:space="preserve">El sistema debe permitir la carga masiva y automatizada de archivos TGR en diversos formatos (TXT, CSV, XLSX) mediante interfaz web y directorio seguro (SFTP).</w:t>
+              <w:t>El sistema debe recibir los documentos TGR por tres canales: (1) lectura automática de la casilla de correo institucional, descargando los adjuntos de remitentes autorizados; (2) directorio seguro SFTP; y (3) carga manual mediante interfaz web. Debe aceptar formatos estructurados (XLSX, XLS, CSV, TXT) y no estructurados (PDF con texto, PDF escaneado e imágenes JPG/PNG), conservando el documento original y los datos del correo (remitente, asunto y fecha) para su trazabilidad.</w:t>
             </w:r>
           </w:p>
         </w:tc>
@@ -1040,6 +1040,61 @@
                 <w:rtl w:val="0"/>
               </w:rPr>
               <w:t xml:space="preserve">El sistema debe permitir la exportación de los datasets procesados y reportes en formatos estándar (Excel, PDF, CSV).</w:t>
+            </w:r>
+          </w:p>
+        </w:tc>
+      </w:tr>
+      <w:tr>
+        <w:trPr>
+          <w:cantSplit w:val="0"/>
+          <w:tblHeader w:val="0"/>
+        </w:trPr>
+        <w:tc>
+          <w:tcPr/>
+          <w:p>
+            <w:pPr>
+              <w:rPr/>
+            </w:pPr>
+            <w:r>
+              <w:rPr>
+                <w:b/>
+                <w:bCs w:val="1"/>
+                <w:rtl w:val="0"/>
+              </w:rPr>
+              <w:t>RF12</w:t>
+            </w:r>
+            <w:r>
+              <w:rPr>
+                <w:rtl w:val="0"/>
+              </w:rPr>
+            </w:r>
+          </w:p>
+        </w:tc>
+        <w:tc>
+          <w:tcPr/>
+          <w:p>
+            <w:pPr>
+              <w:rPr/>
+            </w:pPr>
+            <w:r>
+              <w:rPr>
+                <w:rtl w:val="0"/>
+              </w:rPr>
+              <w:t>Extracción y Normalización de Documentos (OCR/IA)</w:t>
+            </w:r>
+          </w:p>
+        </w:tc>
+        <w:tc>
+          <w:tcPr/>
+          <w:p>
+            <w:pPr>
+              <w:rPr/>
+            </w:pPr>
+            <w:r>
+              <w:rPr>
+                <w:rtl w:val="0"/>
+              </w:rPr>
+              <w:t>El sistema debe convertir los documentos no estructurados a la plantilla estándar de carga (columnas predefinidas) antes del proceso ETL: extracción directa de tablas en los PDF con texto, y OCR con apoyo de un modelo de IA con visión para PDF escaneados y fotografías. Cada registro extraído debe incluir su nivel de confianza; los registros bajo el umbral definido (RN05) se derivan a revisión manual. Alcance del proyecto: Excel/CSV, PDF con texto y PDF escaneados o fotografías de nóminas en formato tabular.</w:t>
             </w:r>
           </w:p>
         </w:tc>
@@ -1407,6 +1462,29 @@
     </w:p>
     <w:p>
       <w:pPr>
+        <w:numPr>
+          <w:ilvl w:val="0"/>
+          <w:numId w:val="1"/>
+        </w:numPr>
+        <w:ind w:left="720" w:hanging="360"/>
+      </w:pPr>
+      <w:r>
+        <w:rPr>
+          <w:b w:val="1"/>
+          <w:bCs w:val="1"/>
+          <w:rtl w:val="0"/>
+        </w:rPr>
+        <w:t>RN05 - Umbral de Confianza en la Extracción:</w:t>
+      </w:r>
+      <w:r>
+        <w:rPr>
+          <w:rtl w:val="0"/>
+        </w:rPr>
+        <w:t xml:space="preserve"> Todo registro obtenido mediante OCR/IA desde un PDF escaneado o una imagen debe alcanzar un nivel de confianza mínimo de 90% en sus campos críticos (RUT, Monto y Cuenta de Destino) y cuadrar con las sumatorias de control del documento cuando existan. Los registros que no cumplan se derivan a la Bandeja de Excepciones como "Revisión de Extracción" y no ingresan al cruce automático hasta ser validados por un Analista.</w:t>
+      </w:r>
+    </w:p>
+    <w:p>
+      <w:pPr>
         <w:rPr/>
       </w:pPr>
       <w:r>
@@ -1773,7 +1851,7 @@
                 <w:b/>
                 <w:sz w:val="20"/>
               </w:rPr>
-              <w:t>TGR (SFTP)</w:t>
+              <w:t>TGR (Correo / SFTP)</w:t>
             </w:r>
           </w:p>
         </w:tc>
@@ -1809,7 +1887,7 @@
                 <w:b w:val="0"/>
                 <w:sz w:val="20"/>
               </w:rPr>
-              <w:t>Tesorería General de la República. Deposita periódicamente los archivos de deudores en el directorio SFTP.</w:t>
+              <w:t>Tesorería General de la República. Envía periódicamente los documentos de deudores a la casilla de correo institucional (Excel, PDF, escaneos o fotografías) o los deposita en el directorio SFTP.</w:t>
             </w:r>
           </w:p>
         </w:tc>
@@ -1928,6 +2006,65 @@
                 <w:sz w:val="20"/>
               </w:rPr>
               <w:t>Servicio institucional de autenticación de Banco Genérico.</w:t>
+            </w:r>
+          </w:p>
+        </w:tc>
+      </w:tr>
+      <w:tr>
+        <w:trPr>
+          <w:cantSplit w:val="1"/>
+        </w:trPr>
+        <w:tc>
+          <w:tcPr>
+            <w:tcW w:type="dxa" w:w="2304"/>
+          </w:tcPr>
+          <w:p>
+            <w:pPr>
+              <w:spacing w:after="20"/>
+            </w:pPr>
+            <w:r/>
+            <w:r>
+              <w:rPr>
+                <w:b/>
+                <w:sz w:val="20"/>
+              </w:rPr>
+              <w:t>Servicio de OCR / IA</w:t>
+            </w:r>
+          </w:p>
+        </w:tc>
+        <w:tc>
+          <w:tcPr>
+            <w:tcW w:type="dxa" w:w="2016"/>
+          </w:tcPr>
+          <w:p>
+            <w:pPr>
+              <w:spacing w:after="20"/>
+            </w:pPr>
+            <w:r/>
+            <w:r>
+              <w:rPr>
+                <w:b w:val="0"/>
+                <w:sz w:val="20"/>
+              </w:rPr>
+              <w:t>Secundario (sistema externo)</w:t>
+            </w:r>
+          </w:p>
+        </w:tc>
+        <w:tc>
+          <w:tcPr>
+            <w:tcW w:type="dxa" w:w="4680"/>
+          </w:tcPr>
+          <w:p>
+            <w:pPr>
+              <w:spacing w:after="20"/>
+            </w:pPr>
+            <w:r/>
+            <w:r>
+              <w:rPr>
+                <w:b w:val="0"/>
+                <w:sz w:val="20"/>
+              </w:rPr>
+              <w:t>Servicio de reconocimiento óptico de caracteres y modelo de IA con visión, utilizado para extraer los datos de PDF escaneados y fotografías.</w:t>
             </w:r>
           </w:p>
         </w:tc>
@@ -1945,7 +2082,7 @@
     </w:p>
     <w:p>
       <w:r>
-        <w:t>El diagrama muestra los once casos de uso del sistema. Los roles de usuario se organizan por herencia: el Analista y el Auditor heredan las funciones del Usuario de Consulta, y el Administrador hereda las del Analista. La carga de un archivo incluye su procesamiento ETL, que a su vez incluye el cruce con el Core Bancario.</w:t>
+        <w:t>El diagrama muestra los doce casos de uso del sistema. Los roles de usuario se organizan por herencia: el Analista y el Auditor heredan las funciones del Usuario de Consulta, y el Administrador hereda las del Analista. La recepción de un documento incluye su procesamiento ETL y, cuando se trata de un PDF o una imagen, se extiende con la extracción y normalización mediante OCR/IA (CU12). El procesamiento ETL que a su vez incluye el cruce con el Core Bancario.</w:t>
       </w:r>
     </w:p>
     <w:p>
@@ -1955,7 +2092,7 @@
       <w:r>
         <w:drawing>
           <wp:inline>
-            <wp:extent cx="5715000" cy="3665809"/>
+            <wp:extent cx="5715000" cy="4307671"/>
             <wp:docPr id="1" name="Picture 1"/>
             <wp:cNvGraphicFramePr>
               <a:graphicFrameLocks noChangeAspect="1"/>
@@ -1976,7 +2113,7 @@
                   <pic:spPr>
                     <a:xfrm>
                       <a:off x="0" y="0"/>
-                      <a:ext cx="5715000" cy="3665809"/>
+                      <a:ext cx="5715000" cy="4307671"/>
                     </a:xfrm>
                     <a:prstGeom prst="rect"/>
                   </pic:spPr>
@@ -2222,7 +2359,7 @@
                 <w:b w:val="0"/>
                 <w:sz w:val="20"/>
               </w:rPr>
-              <w:t>Cargar archivo TGR</w:t>
+              <w:t>Recibir y cargar documentos TGR</w:t>
             </w:r>
           </w:p>
         </w:tc>
@@ -2240,7 +2377,7 @@
                 <w:b w:val="0"/>
                 <w:sz w:val="20"/>
               </w:rPr>
-              <w:t>Analista de Conciliación; TGR (SFTP)</w:t>
+              <w:t>Analista de Conciliación; TGR (Correo / SFTP)</w:t>
             </w:r>
           </w:p>
         </w:tc>
@@ -2952,6 +3089,83 @@
                 <w:sz w:val="20"/>
               </w:rPr>
               <w:t>RF10; RNF Trazabilidad</w:t>
+            </w:r>
+          </w:p>
+        </w:tc>
+      </w:tr>
+      <w:tr>
+        <w:trPr>
+          <w:cantSplit w:val="1"/>
+        </w:trPr>
+        <w:tc>
+          <w:tcPr>
+            <w:tcW w:type="dxa" w:w="1008"/>
+          </w:tcPr>
+          <w:p>
+            <w:pPr>
+              <w:spacing w:after="20"/>
+            </w:pPr>
+            <w:r/>
+            <w:r>
+              <w:rPr>
+                <w:b/>
+                <w:sz w:val="20"/>
+              </w:rPr>
+              <w:t>CU12</w:t>
+            </w:r>
+          </w:p>
+        </w:tc>
+        <w:tc>
+          <w:tcPr>
+            <w:tcW w:type="dxa" w:w="2880"/>
+          </w:tcPr>
+          <w:p>
+            <w:pPr>
+              <w:spacing w:after="20"/>
+            </w:pPr>
+            <w:r/>
+            <w:r>
+              <w:rPr>
+                <w:b w:val="0"/>
+                <w:sz w:val="20"/>
+              </w:rPr>
+              <w:t>Extraer y normalizar documento (OCR/IA)</w:t>
+            </w:r>
+          </w:p>
+        </w:tc>
+        <w:tc>
+          <w:tcPr>
+            <w:tcW w:type="dxa" w:w="2880"/>
+          </w:tcPr>
+          <w:p>
+            <w:pPr>
+              <w:spacing w:after="20"/>
+            </w:pPr>
+            <w:r/>
+            <w:r>
+              <w:rPr>
+                <w:b w:val="0"/>
+                <w:sz w:val="20"/>
+              </w:rPr>
+              <w:t>Sistema (extiende CU02); Servicio de OCR / IA</w:t>
+            </w:r>
+          </w:p>
+        </w:tc>
+        <w:tc>
+          <w:tcPr>
+            <w:tcW w:type="dxa" w:w="2232"/>
+          </w:tcPr>
+          <w:p>
+            <w:pPr>
+              <w:spacing w:after="20"/>
+            </w:pPr>
+            <w:r/>
+            <w:r>
+              <w:rPr>
+                <w:b w:val="0"/>
+                <w:sz w:val="20"/>
+              </w:rPr>
+              <w:t>RF12; RN05</w:t>
             </w:r>
           </w:p>
         </w:tc>
@@ -3532,7 +3746,7 @@
                 <w:b w:val="0"/>
                 <w:sz w:val="20"/>
               </w:rPr>
-              <w:t>Cargar archivo TGR</w:t>
+              <w:t>Recibir y cargar documentos TGR</w:t>
             </w:r>
           </w:p>
         </w:tc>
@@ -3574,7 +3788,7 @@
                 <w:b w:val="0"/>
                 <w:sz w:val="20"/>
               </w:rPr>
-              <w:t>Analista de Conciliación; TGR (SFTP)</w:t>
+              <w:t>Analista de Conciliación; TGR (Correo / SFTP)</w:t>
             </w:r>
           </w:p>
         </w:tc>
@@ -3658,7 +3872,7 @@
                 <w:b w:val="0"/>
                 <w:sz w:val="20"/>
               </w:rPr>
-              <w:t>Permite incorporar a la plataforma un archivo de deudores enviado por la TGR, ya sea por carga web o por lectura automática del directorio SFTP.</w:t>
+              <w:t>Permite incorporar a la plataforma los documentos de deudores enviados por la TGR, recibidos automáticamente desde la casilla de correo institucional o el directorio SFTP, o cargados manualmente vía web. Admite Excel, CSV, TXT, PDF e imágenes.</w:t>
             </w:r>
           </w:p>
         </w:tc>
@@ -3700,7 +3914,7 @@
                 <w:b w:val="0"/>
                 <w:sz w:val="20"/>
               </w:rPr>
-              <w:t>Sesión iniciada con rol Analista o Administrador (carga web), o canal SFTP configurado (carga automática).</w:t>
+              <w:t>Casilla de correo institucional configurada (lectura automática), canal SFTP configurado, o sesión iniciada con rol Analista o Administrador (carga web).</w:t>
             </w:r>
           </w:p>
         </w:tc>
@@ -3742,55 +3956,55 @@
                 <w:b w:val="0"/>
                 <w:sz w:val="20"/>
               </w:rPr>
-              <w:t>1. El Analista ingresa al módulo de Ingesta de Archivos.</w:t>
-            </w:r>
-          </w:p>
-          <w:p>
-            <w:pPr>
-              <w:spacing w:after="20"/>
-            </w:pPr>
-            <w:r>
-              <w:rPr>
-                <w:b w:val="0"/>
-                <w:sz w:val="20"/>
-              </w:rPr>
-              <w:t>2. Selecciona el periodo tributario.</w:t>
-            </w:r>
-          </w:p>
-          <w:p>
-            <w:pPr>
-              <w:spacing w:after="20"/>
-            </w:pPr>
-            <w:r>
-              <w:rPr>
-                <w:b w:val="0"/>
-                <w:sz w:val="20"/>
-              </w:rPr>
-              <w:t>3. Arrastra o selecciona el archivo a cargar.</w:t>
-            </w:r>
-          </w:p>
-          <w:p>
-            <w:pPr>
-              <w:spacing w:after="20"/>
-            </w:pPr>
-            <w:r>
-              <w:rPr>
-                <w:b w:val="0"/>
-                <w:sz w:val="20"/>
-              </w:rPr>
-              <w:t>4. El sistema verifica que la extensión sea permitida (.csv, .xlsx, .txt).</w:t>
-            </w:r>
-          </w:p>
-          <w:p>
-            <w:pPr>
-              <w:spacing w:after="20"/>
-            </w:pPr>
-            <w:r>
-              <w:rPr>
-                <w:b w:val="0"/>
-                <w:sz w:val="20"/>
-              </w:rPr>
-              <w:t>5. El sistema registra el archivo en Archivos_TGR con estado "Recibido".</w:t>
+              <w:t>1. El sistema revisa la casilla de correo institucional según la programación definida.</w:t>
+            </w:r>
+          </w:p>
+          <w:p>
+            <w:pPr>
+              <w:spacing w:after="20"/>
+            </w:pPr>
+            <w:r>
+              <w:rPr>
+                <w:b w:val="0"/>
+                <w:sz w:val="20"/>
+              </w:rPr>
+              <w:t>2. Por cada correo nuevo de un remitente autorizado, descarga sus adjuntos.</w:t>
+            </w:r>
+          </w:p>
+          <w:p>
+            <w:pPr>
+              <w:spacing w:after="20"/>
+            </w:pPr>
+            <w:r>
+              <w:rPr>
+                <w:b w:val="0"/>
+                <w:sz w:val="20"/>
+              </w:rPr>
+              <w:t>3. El sistema verifica que el tipo de archivo sea permitido (.xlsx, .xls, .csv, .txt, .pdf, .jpg, .png).</w:t>
+            </w:r>
+          </w:p>
+          <w:p>
+            <w:pPr>
+              <w:spacing w:after="20"/>
+            </w:pPr>
+            <w:r>
+              <w:rPr>
+                <w:b w:val="0"/>
+                <w:sz w:val="20"/>
+              </w:rPr>
+              <w:t>4. El sistema guarda el documento original y lo registra en Archivos_TGR con estado "Recibido", junto al canal, remitente y fecha del correo.</w:t>
+            </w:r>
+          </w:p>
+          <w:p>
+            <w:pPr>
+              <w:spacing w:after="20"/>
+            </w:pPr>
+            <w:r>
+              <w:rPr>
+                <w:b w:val="0"/>
+                <w:sz w:val="20"/>
+              </w:rPr>
+              <w:t>5. Si el documento es PDF o imagen, se ejecuta CU12 Extraer y normalizar documento (&lt;&lt;extend&gt;&gt;).</w:t>
             </w:r>
           </w:p>
           <w:p>
@@ -3814,7 +4028,7 @@
                 <w:b w:val="0"/>
                 <w:sz w:val="20"/>
               </w:rPr>
-              <w:t>7. El sistema muestra el lote en la tabla de lotes recientes con su estado.</w:t>
+              <w:t>7. El sistema marca el correo como procesado y muestra el lote en la tabla de lotes recientes con su estado.</w:t>
             </w:r>
           </w:p>
         </w:tc>
@@ -3856,31 +4070,67 @@
                 <w:b w:val="0"/>
                 <w:sz w:val="20"/>
               </w:rPr>
-              <w:t>3a. Carga automática: el sistema lee el directorio SFTP según la programación definida y continúa en el paso 4.</w:t>
-            </w:r>
-          </w:p>
-          <w:p>
-            <w:pPr>
-              <w:spacing w:after="20"/>
-            </w:pPr>
-            <w:r>
-              <w:rPr>
-                <w:b w:val="0"/>
-                <w:sz w:val="20"/>
-              </w:rPr>
-              <w:t>4a. Extensión no permitida: el sistema informa el error y no registra el archivo.</w:t>
-            </w:r>
-          </w:p>
-          <w:p>
-            <w:pPr>
-              <w:spacing w:after="20"/>
-            </w:pPr>
-            <w:r>
-              <w:rPr>
-                <w:b w:val="0"/>
-                <w:sz w:val="20"/>
-              </w:rPr>
-              <w:t>5a. Archivo previamente procesado: el sistema advierte la duplicidad (RN02) y rechaza la carga.</w:t>
+              <w:t>1a. Carga web: el Analista ingresa al módulo de Ingesta, selecciona el periodo tributario y arrastra o selecciona el archivo; continúa en el paso 3.</w:t>
+            </w:r>
+          </w:p>
+          <w:p>
+            <w:pPr>
+              <w:spacing w:after="20"/>
+            </w:pPr>
+            <w:r>
+              <w:rPr>
+                <w:b w:val="0"/>
+                <w:sz w:val="20"/>
+              </w:rPr>
+              <w:t>1b. Carga SFTP: el sistema lee el directorio SFTP según la programación definida y continúa en el paso 3.</w:t>
+            </w:r>
+          </w:p>
+          <w:p>
+            <w:pPr>
+              <w:spacing w:after="20"/>
+            </w:pPr>
+            <w:r>
+              <w:rPr>
+                <w:b w:val="0"/>
+                <w:sz w:val="20"/>
+              </w:rPr>
+              <w:t>2a. Remitente no autorizado: el correo se ignora y queda registrado en la bitácora.</w:t>
+            </w:r>
+          </w:p>
+          <w:p>
+            <w:pPr>
+              <w:spacing w:after="20"/>
+            </w:pPr>
+            <w:r>
+              <w:rPr>
+                <w:b w:val="0"/>
+                <w:sz w:val="20"/>
+              </w:rPr>
+              <w:t>2b. Correo sin adjuntos: se registra en la bitácora y se notifica al Analista.</w:t>
+            </w:r>
+          </w:p>
+          <w:p>
+            <w:pPr>
+              <w:spacing w:after="20"/>
+            </w:pPr>
+            <w:r>
+              <w:rPr>
+                <w:b w:val="0"/>
+                <w:sz w:val="20"/>
+              </w:rPr>
+              <w:t>3a. Tipo de archivo no permitido: el sistema informa el error y no registra el documento.</w:t>
+            </w:r>
+          </w:p>
+          <w:p>
+            <w:pPr>
+              <w:spacing w:after="20"/>
+            </w:pPr>
+            <w:r>
+              <w:rPr>
+                <w:b w:val="0"/>
+                <w:sz w:val="20"/>
+              </w:rPr>
+              <w:t>4a. Documento previamente procesado: el sistema advierte la duplicidad (RN02) y rechaza la carga.</w:t>
             </w:r>
           </w:p>
         </w:tc>
@@ -3922,7 +4172,7 @@
                 <w:b w:val="0"/>
                 <w:sz w:val="20"/>
               </w:rPr>
-              <w:t>El archivo queda registrado y en procesamiento.</w:t>
+              <w:t>Cada documento queda registrado junto a su original y en procesamiento.</w:t>
             </w:r>
           </w:p>
         </w:tc>
@@ -4193,7 +4443,7 @@
                 <w:b w:val="0"/>
                 <w:sz w:val="20"/>
               </w:rPr>
-              <w:t>Existe un archivo registrado con estado "Recibido".</w:t>
+              <w:t>Existe un archivo registrado con estado "Recibido" (formato estructurado) o "Normalizado" (convertido mediante CU12).</w:t>
             </w:r>
           </w:p>
         </w:tc>
@@ -8204,6 +8454,514 @@
                 <w:sz w:val="20"/>
               </w:rPr>
               <w:t>Ninguna. La bitácora no puede ser modificada por ningún rol.</w:t>
+            </w:r>
+          </w:p>
+        </w:tc>
+      </w:tr>
+    </w:tbl>
+    <w:p/>
+    <w:tbl>
+      <w:tblPr>
+        <w:tblW w:type="auto" w:w="0"/>
+        <w:tblLook w:firstColumn="1" w:firstRow="1" w:lastColumn="0" w:lastRow="0" w:noHBand="0" w:noVBand="1" w:val="04A0"/>
+        <w:tblBorders>
+          <w:top w:val="single" w:sz="4" w:space="0" w:color="CBD5E1"/>
+          <w:left w:val="single" w:sz="4" w:space="0" w:color="CBD5E1"/>
+          <w:bottom w:val="single" w:sz="4" w:space="0" w:color="CBD5E1"/>
+          <w:right w:val="single" w:sz="4" w:space="0" w:color="CBD5E1"/>
+          <w:insideH w:val="single" w:sz="4" w:space="0" w:color="CBD5E1"/>
+          <w:insideV w:val="single" w:sz="4" w:space="0" w:color="CBD5E1"/>
+        </w:tblBorders>
+      </w:tblPr>
+      <w:tblGrid>
+        <w:gridCol w:w="4514"/>
+        <w:gridCol w:w="4514"/>
+      </w:tblGrid>
+      <w:tr>
+        <w:trPr>
+          <w:cantSplit w:val="1"/>
+        </w:trPr>
+        <w:tc>
+          <w:tcPr>
+            <w:tcW w:type="dxa" w:w="2160"/>
+            <w:shd w:val="clear" w:color="auto" w:fill="DCE8F5"/>
+          </w:tcPr>
+          <w:p>
+            <w:pPr>
+              <w:spacing w:after="20"/>
+            </w:pPr>
+            <w:r/>
+            <w:r>
+              <w:rPr>
+                <w:b/>
+                <w:sz w:val="20"/>
+              </w:rPr>
+              <w:t>Código</w:t>
+            </w:r>
+          </w:p>
+        </w:tc>
+        <w:tc>
+          <w:tcPr>
+            <w:tcW w:type="dxa" w:w="6840"/>
+          </w:tcPr>
+          <w:p>
+            <w:pPr>
+              <w:spacing w:after="20"/>
+            </w:pPr>
+            <w:r/>
+            <w:r>
+              <w:rPr>
+                <w:b w:val="0"/>
+                <w:sz w:val="20"/>
+              </w:rPr>
+              <w:t>CU12</w:t>
+            </w:r>
+          </w:p>
+        </w:tc>
+      </w:tr>
+      <w:tr>
+        <w:trPr>
+          <w:cantSplit w:val="1"/>
+        </w:trPr>
+        <w:tc>
+          <w:tcPr>
+            <w:tcW w:type="dxa" w:w="2160"/>
+            <w:shd w:val="clear" w:color="auto" w:fill="DCE8F5"/>
+          </w:tcPr>
+          <w:p>
+            <w:pPr>
+              <w:spacing w:after="20"/>
+            </w:pPr>
+            <w:r/>
+            <w:r>
+              <w:rPr>
+                <w:b/>
+                <w:sz w:val="20"/>
+              </w:rPr>
+              <w:t>Nombre</w:t>
+            </w:r>
+          </w:p>
+        </w:tc>
+        <w:tc>
+          <w:tcPr>
+            <w:tcW w:type="dxa" w:w="6840"/>
+          </w:tcPr>
+          <w:p>
+            <w:pPr>
+              <w:spacing w:after="20"/>
+            </w:pPr>
+            <w:r/>
+            <w:r>
+              <w:rPr>
+                <w:b w:val="0"/>
+                <w:sz w:val="20"/>
+              </w:rPr>
+              <w:t>Extraer y normalizar documento (OCR/IA)</w:t>
+            </w:r>
+          </w:p>
+        </w:tc>
+      </w:tr>
+      <w:tr>
+        <w:trPr>
+          <w:cantSplit w:val="1"/>
+        </w:trPr>
+        <w:tc>
+          <w:tcPr>
+            <w:tcW w:type="dxa" w:w="2160"/>
+            <w:shd w:val="clear" w:color="auto" w:fill="DCE8F5"/>
+          </w:tcPr>
+          <w:p>
+            <w:pPr>
+              <w:spacing w:after="20"/>
+            </w:pPr>
+            <w:r/>
+            <w:r>
+              <w:rPr>
+                <w:b/>
+                <w:sz w:val="20"/>
+              </w:rPr>
+              <w:t>Actores</w:t>
+            </w:r>
+          </w:p>
+        </w:tc>
+        <w:tc>
+          <w:tcPr>
+            <w:tcW w:type="dxa" w:w="6840"/>
+          </w:tcPr>
+          <w:p>
+            <w:pPr>
+              <w:spacing w:after="20"/>
+            </w:pPr>
+            <w:r/>
+            <w:r>
+              <w:rPr>
+                <w:b w:val="0"/>
+                <w:sz w:val="20"/>
+              </w:rPr>
+              <w:t>Sistema (extiende CU02); Servicio de OCR / IA</w:t>
+            </w:r>
+          </w:p>
+        </w:tc>
+      </w:tr>
+      <w:tr>
+        <w:trPr>
+          <w:cantSplit w:val="1"/>
+        </w:trPr>
+        <w:tc>
+          <w:tcPr>
+            <w:tcW w:type="dxa" w:w="2160"/>
+            <w:shd w:val="clear" w:color="auto" w:fill="DCE8F5"/>
+          </w:tcPr>
+          <w:p>
+            <w:pPr>
+              <w:spacing w:after="20"/>
+            </w:pPr>
+            <w:r/>
+            <w:r>
+              <w:rPr>
+                <w:b/>
+                <w:sz w:val="20"/>
+              </w:rPr>
+              <w:t>Requerimientos</w:t>
+            </w:r>
+          </w:p>
+        </w:tc>
+        <w:tc>
+          <w:tcPr>
+            <w:tcW w:type="dxa" w:w="6840"/>
+          </w:tcPr>
+          <w:p>
+            <w:pPr>
+              <w:spacing w:after="20"/>
+            </w:pPr>
+            <w:r/>
+            <w:r>
+              <w:rPr>
+                <w:b w:val="0"/>
+                <w:sz w:val="20"/>
+              </w:rPr>
+              <w:t>RF12; RN05</w:t>
+            </w:r>
+          </w:p>
+        </w:tc>
+      </w:tr>
+      <w:tr>
+        <w:trPr>
+          <w:cantSplit w:val="1"/>
+        </w:trPr>
+        <w:tc>
+          <w:tcPr>
+            <w:tcW w:type="dxa" w:w="2160"/>
+            <w:shd w:val="clear" w:color="auto" w:fill="DCE8F5"/>
+          </w:tcPr>
+          <w:p>
+            <w:pPr>
+              <w:spacing w:after="20"/>
+            </w:pPr>
+            <w:r/>
+            <w:r>
+              <w:rPr>
+                <w:b/>
+                <w:sz w:val="20"/>
+              </w:rPr>
+              <w:t>Descripción</w:t>
+            </w:r>
+          </w:p>
+        </w:tc>
+        <w:tc>
+          <w:tcPr>
+            <w:tcW w:type="dxa" w:w="6840"/>
+          </w:tcPr>
+          <w:p>
+            <w:pPr>
+              <w:spacing w:after="20"/>
+            </w:pPr>
+            <w:r/>
+            <w:r>
+              <w:rPr>
+                <w:b w:val="0"/>
+                <w:sz w:val="20"/>
+              </w:rPr>
+              <w:t>Convierte un documento no estructurado (PDF o imagen) recibido mediante CU02 en un archivo con la plantilla estándar de carga, para que pueda ser procesado por el ETL (CU03).</w:t>
+            </w:r>
+          </w:p>
+        </w:tc>
+      </w:tr>
+      <w:tr>
+        <w:trPr>
+          <w:cantSplit w:val="1"/>
+        </w:trPr>
+        <w:tc>
+          <w:tcPr>
+            <w:tcW w:type="dxa" w:w="2160"/>
+            <w:shd w:val="clear" w:color="auto" w:fill="DCE8F5"/>
+          </w:tcPr>
+          <w:p>
+            <w:pPr>
+              <w:spacing w:after="20"/>
+            </w:pPr>
+            <w:r/>
+            <w:r>
+              <w:rPr>
+                <w:b/>
+                <w:sz w:val="20"/>
+              </w:rPr>
+              <w:t>Precondiciones</w:t>
+            </w:r>
+          </w:p>
+        </w:tc>
+        <w:tc>
+          <w:tcPr>
+            <w:tcW w:type="dxa" w:w="6840"/>
+          </w:tcPr>
+          <w:p>
+            <w:pPr>
+              <w:spacing w:after="20"/>
+            </w:pPr>
+            <w:r/>
+            <w:r>
+              <w:rPr>
+                <w:b w:val="0"/>
+                <w:sz w:val="20"/>
+              </w:rPr>
+              <w:t>Existe un documento registrado con estado "Recibido" de tipo PDF o imagen.</w:t>
+            </w:r>
+          </w:p>
+        </w:tc>
+      </w:tr>
+      <w:tr>
+        <w:trPr>
+          <w:cantSplit w:val="1"/>
+        </w:trPr>
+        <w:tc>
+          <w:tcPr>
+            <w:tcW w:type="dxa" w:w="2160"/>
+            <w:shd w:val="clear" w:color="auto" w:fill="DCE8F5"/>
+          </w:tcPr>
+          <w:p>
+            <w:pPr>
+              <w:spacing w:after="20"/>
+            </w:pPr>
+            <w:r/>
+            <w:r>
+              <w:rPr>
+                <w:b/>
+                <w:sz w:val="20"/>
+              </w:rPr>
+              <w:t>Flujo principal</w:t>
+            </w:r>
+          </w:p>
+        </w:tc>
+        <w:tc>
+          <w:tcPr>
+            <w:tcW w:type="dxa" w:w="6840"/>
+          </w:tcPr>
+          <w:p>
+            <w:pPr>
+              <w:spacing w:after="20"/>
+            </w:pPr>
+            <w:r/>
+            <w:r>
+              <w:rPr>
+                <w:b w:val="0"/>
+                <w:sz w:val="20"/>
+              </w:rPr>
+              <w:t>1. El sistema identifica si el PDF contiene texto seleccionable o si es una imagen (escaneo o fotografía).</w:t>
+            </w:r>
+          </w:p>
+          <w:p>
+            <w:pPr>
+              <w:spacing w:after="20"/>
+            </w:pPr>
+            <w:r>
+              <w:rPr>
+                <w:b w:val="0"/>
+                <w:sz w:val="20"/>
+              </w:rPr>
+              <w:t>2. Si contiene texto, extrae directamente las tablas del documento.</w:t>
+            </w:r>
+          </w:p>
+          <w:p>
+            <w:pPr>
+              <w:spacing w:after="20"/>
+            </w:pPr>
+            <w:r>
+              <w:rPr>
+                <w:b w:val="0"/>
+                <w:sz w:val="20"/>
+              </w:rPr>
+              <w:t>3. Si es una imagen, la preprocesa (orientación, contraste y recorte) y la envía al Servicio de OCR / IA.</w:t>
+            </w:r>
+          </w:p>
+          <w:p>
+            <w:pPr>
+              <w:spacing w:after="20"/>
+            </w:pPr>
+            <w:r>
+              <w:rPr>
+                <w:b w:val="0"/>
+                <w:sz w:val="20"/>
+              </w:rPr>
+              <w:t>4. El Servicio de OCR / IA devuelve los campos de cada registro (RUT, nombre, monto, cuenta de destino, código de banco, tipo de movimiento y fecha) con su nivel de confianza.</w:t>
+            </w:r>
+          </w:p>
+          <w:p>
+            <w:pPr>
+              <w:spacing w:after="20"/>
+            </w:pPr>
+            <w:r>
+              <w:rPr>
+                <w:b w:val="0"/>
+                <w:sz w:val="20"/>
+              </w:rPr>
+              <w:t>5. El sistema mapea los campos a la plantilla estándar y compara los totales con las sumatorias de control del documento (RN05).</w:t>
+            </w:r>
+          </w:p>
+          <w:p>
+            <w:pPr>
+              <w:spacing w:after="20"/>
+            </w:pPr>
+            <w:r>
+              <w:rPr>
+                <w:b w:val="0"/>
+                <w:sz w:val="20"/>
+              </w:rPr>
+              <w:t>6. Genera el archivo normalizado, lo asocia al documento original y actualiza su estado a "Normalizado".</w:t>
+            </w:r>
+          </w:p>
+          <w:p>
+            <w:pPr>
+              <w:spacing w:after="20"/>
+            </w:pPr>
+            <w:r>
+              <w:rPr>
+                <w:b w:val="0"/>
+                <w:sz w:val="20"/>
+              </w:rPr>
+              <w:t>7. Continúa en CU03 Procesar y validar archivo.</w:t>
+            </w:r>
+          </w:p>
+        </w:tc>
+      </w:tr>
+      <w:tr>
+        <w:trPr>
+          <w:cantSplit w:val="1"/>
+        </w:trPr>
+        <w:tc>
+          <w:tcPr>
+            <w:tcW w:type="dxa" w:w="2160"/>
+            <w:shd w:val="clear" w:color="auto" w:fill="DCE8F5"/>
+          </w:tcPr>
+          <w:p>
+            <w:pPr>
+              <w:spacing w:after="20"/>
+            </w:pPr>
+            <w:r/>
+            <w:r>
+              <w:rPr>
+                <w:b/>
+                <w:sz w:val="20"/>
+              </w:rPr>
+              <w:t>Flujos alternativos</w:t>
+            </w:r>
+          </w:p>
+        </w:tc>
+        <w:tc>
+          <w:tcPr>
+            <w:tcW w:type="dxa" w:w="6840"/>
+          </w:tcPr>
+          <w:p>
+            <w:pPr>
+              <w:spacing w:after="20"/>
+            </w:pPr>
+            <w:r/>
+            <w:r>
+              <w:rPr>
+                <w:b w:val="0"/>
+                <w:sz w:val="20"/>
+              </w:rPr>
+              <w:t>2a. El documento no contiene una tabla reconocible: se marca con estado "Error de Extracción" y se notifica al Analista.</w:t>
+            </w:r>
+          </w:p>
+          <w:p>
+            <w:pPr>
+              <w:spacing w:after="20"/>
+            </w:pPr>
+            <w:r/>
+            <w:r>
+              <w:rPr>
+                <w:b w:val="0"/>
+                <w:sz w:val="20"/>
+              </w:rPr>
+              <w:t>3a. Servicio de OCR / IA no disponible: el sistema reintenta; si la falla persiste, el documento queda "Pendiente de Extracción".</w:t>
+            </w:r>
+          </w:p>
+          <w:p>
+            <w:pPr>
+              <w:spacing w:after="20"/>
+            </w:pPr>
+            <w:r/>
+            <w:r>
+              <w:rPr>
+                <w:b w:val="0"/>
+                <w:sz w:val="20"/>
+              </w:rPr>
+              <w:t>5a. Registros con confianza bajo el umbral (RN05): se derivan a la Bandeja de Excepciones como "Revisión de Extracción".</w:t>
+            </w:r>
+          </w:p>
+          <w:p>
+            <w:pPr>
+              <w:spacing w:after="20"/>
+            </w:pPr>
+            <w:r/>
+            <w:r>
+              <w:rPr>
+                <w:b w:val="0"/>
+                <w:sz w:val="20"/>
+              </w:rPr>
+              <w:t>5b. Los totales no cuadran con las sumatorias de control: el documento completo se deriva a revisión manual.</w:t>
+            </w:r>
+          </w:p>
+        </w:tc>
+      </w:tr>
+      <w:tr>
+        <w:trPr>
+          <w:cantSplit w:val="1"/>
+        </w:trPr>
+        <w:tc>
+          <w:tcPr>
+            <w:tcW w:type="dxa" w:w="2160"/>
+            <w:shd w:val="clear" w:color="auto" w:fill="DCE8F5"/>
+          </w:tcPr>
+          <w:p>
+            <w:pPr>
+              <w:spacing w:after="20"/>
+            </w:pPr>
+            <w:r/>
+            <w:r>
+              <w:rPr>
+                <w:b/>
+                <w:sz w:val="20"/>
+              </w:rPr>
+              <w:t>Postcondiciones</w:t>
+            </w:r>
+          </w:p>
+        </w:tc>
+        <w:tc>
+          <w:tcPr>
+            <w:tcW w:type="dxa" w:w="6840"/>
+          </w:tcPr>
+          <w:p>
+            <w:pPr>
+              <w:spacing w:after="20"/>
+            </w:pPr>
+            <w:r/>
+            <w:r>
+              <w:rPr>
+                <w:b w:val="0"/>
+                <w:sz w:val="20"/>
+              </w:rPr>
+              <w:t>El documento queda convertido a la plantilla estándar, con trazabilidad entre cada registro y su documento original.</w:t>
             </w:r>
           </w:p>
         </w:tc>

--- a/Fase 2/Evidencias Proyecto/Evidencias de Documentación/Análisis y Diseño/Documento de Especificación de Requerimientos (ERS) - TTDH Automation.docx
+++ b/Fase 2/Evidencias Proyecto/Evidencias de Documentación/Análisis y Diseño/Documento de Especificación de Requerimientos (ERS) - TTDH Automation.docx
@@ -1094,7 +1094,7 @@
               <w:rPr>
                 <w:rtl w:val="0"/>
               </w:rPr>
-              <w:t>El sistema debe convertir los documentos no estructurados a la plantilla estándar de carga (columnas predefinidas) antes del proceso ETL: extracción directa de tablas en los PDF con texto, y OCR con apoyo de un modelo de IA con visión para PDF escaneados y fotografías. Cada registro extraído debe incluir su nivel de confianza; los registros bajo el umbral definido (RN05) se derivan a revisión manual. Alcance del proyecto: Excel/CSV, PDF con texto y PDF escaneados o fotografías de nóminas en formato tabular.</w:t>
+              <w:t xml:space="preserve">El sistema debe convertir los documentos no estructurados a la plantilla estándar de carga (columnas predefinidas) antes del proceso ETL: extracción directa de tablas en los PDF con texto, y OCR local con Tesseract, previo preprocesamiento de la imagen, para PDF escaneados y fotografías. Cada registro extraído debe incluir su nivel de confianza; los registros bajo el umbral definido (RN05) se derivan a revisión manual. Alcance del proyecto: Excel/CSV, PDF con texto y PDF escaneados o fotografías de nóminas en formato tabular.</w:t>
             </w:r>
           </w:p>
         </w:tc>
@@ -2028,7 +2028,7 @@
                 <w:b/>
                 <w:sz w:val="20"/>
               </w:rPr>
-              <w:t>Servicio de OCR / IA</w:t>
+              <w:t xml:space="preserve">Motor OCR (Tesseract)</w:t>
             </w:r>
           </w:p>
         </w:tc>
@@ -2064,7 +2064,7 @@
                 <w:b w:val="0"/>
                 <w:sz w:val="20"/>
               </w:rPr>
-              <w:t>Servicio de reconocimiento óptico de caracteres y modelo de IA con visión, utilizado para extraer los datos de PDF escaneados y fotografías.</w:t>
+              <w:t xml:space="preserve">Motor de reconocimiento óptico de caracteres de código abierto, ejecutado localmente en el Servidor de Procesamiento, utilizado para extraer los datos de PDF escaneados y fotografías sin enviar documentos a servicios externos.</w:t>
             </w:r>
           </w:p>
         </w:tc>
@@ -2092,7 +2092,7 @@
       <w:r>
         <w:drawing>
           <wp:inline>
-            <wp:extent cx="5715000" cy="4307671"/>
+            <wp:extent cx="5715000" cy="3946475"/>
             <wp:docPr id="1" name="Picture 1"/>
             <wp:cNvGraphicFramePr>
               <a:graphicFrameLocks noChangeAspect="1"/>
@@ -2113,7 +2113,7 @@
                   <pic:spPr>
                     <a:xfrm>
                       <a:off x="0" y="0"/>
-                      <a:ext cx="5715000" cy="4307671"/>
+                      <a:ext cx="5715000" cy="3946475"/>
                     </a:xfrm>
                     <a:prstGeom prst="rect"/>
                   </pic:spPr>
@@ -3147,7 +3147,7 @@
                 <w:b w:val="0"/>
                 <w:sz w:val="20"/>
               </w:rPr>
-              <w:t>Sistema (extiende CU02); Servicio de OCR / IA</w:t>
+              <w:t xml:space="preserve">Sistema (extiende CU02); Motor OCR (Tesseract)</w:t>
             </w:r>
           </w:p>
         </w:tc>
@@ -8598,7 +8598,7 @@
                 <w:b w:val="0"/>
                 <w:sz w:val="20"/>
               </w:rPr>
-              <w:t>Sistema (extiende CU02); Servicio de OCR / IA</w:t>
+              <w:t xml:space="preserve">Sistema (extiende CU02); Motor OCR (Tesseract)</w:t>
             </w:r>
           </w:p>
         </w:tc>
@@ -8790,19 +8790,19 @@
                 <w:b w:val="0"/>
                 <w:sz w:val="20"/>
               </w:rPr>
-              <w:t>3. Si es una imagen, la preprocesa (orientación, contraste y recorte) y la envía al Servicio de OCR / IA.</w:t>
-            </w:r>
-          </w:p>
-          <w:p>
-            <w:pPr>
-              <w:spacing w:after="20"/>
-            </w:pPr>
-            <w:r>
-              <w:rPr>
-                <w:b w:val="0"/>
-                <w:sz w:val="20"/>
-              </w:rPr>
-              <w:t>4. El Servicio de OCR / IA devuelve los campos de cada registro (RUT, nombre, monto, cuenta de destino, código de banco, tipo de movimiento y fecha) con su nivel de confianza.</w:t>
+              <w:t xml:space="preserve">3. Si es una imagen, la preprocesa (orientación, contraste y recorte) y la procesa con el Motor OCR (Tesseract).</w:t>
+            </w:r>
+          </w:p>
+          <w:p>
+            <w:pPr>
+              <w:spacing w:after="20"/>
+            </w:pPr>
+            <w:r>
+              <w:rPr>
+                <w:b w:val="0"/>
+                <w:sz w:val="20"/>
+              </w:rPr>
+              <w:t xml:space="preserve">4. El Motor OCR (Tesseract) devuelve el texto reconocido con su nivel de confianza, y el sistema identifica los campos de cada registro (RUT, nombre, monto, cuenta de destino, código de banco, tipo de movimiento y fecha).</w:t>
             </w:r>
           </w:p>
           <w:p>
@@ -8893,7 +8893,7 @@
                 <w:b w:val="0"/>
                 <w:sz w:val="20"/>
               </w:rPr>
-              <w:t>3a. Servicio de OCR / IA no disponible: el sistema reintenta; si la falla persiste, el documento queda "Pendiente de Extracción".</w:t>
+              <w:t xml:space="preserve">3a. Falla del Motor OCR (Tesseract): el sistema reintenta; si la falla persiste, el documento queda "Pendiente de Extracción".</w:t>
             </w:r>
           </w:p>
           <w:p>
